--- a/template_rdp.docx
+++ b/template_rdp.docx
@@ -50,14 +50,12 @@
               <w:rPr>
                 <w:noProof/>
               </w:rPr>
-              <w:t>Logo cliente</w:t>
+              <w:t>{%logo_cliente}</w:t>
             </w:r>
             <w:r>
               <w:rPr>
                 <w:noProof/>
               </w:rPr>
-              <w:br/>
-              <w:t>Aqui</w:t>
             </w:r>
           </w:p>
         </w:tc>

--- a/template_rdp.docx
+++ b/template_rdp.docx
@@ -50,7 +50,7 @@
               <w:rPr>
                 <w:noProof/>
               </w:rPr>
-              <w:t>{%logo_cliente}</w:t>
+              <w:t>{%logo_img}</w:t>
             </w:r>
             <w:r>
               <w:rPr>
@@ -1511,7 +1511,7 @@
               </w:rPr>
             </w:pPr>
             <w:r>
-              <w:t>{prof_0_nome}</w:t>
+              <w:t>{{prof_0_nome}}</w:t>
             </w:r>
           </w:p>
         </w:tc>
@@ -1542,7 +1542,7 @@
                 <w:sz w:val="16"/>
                 <w:szCs w:val="16"/>
               </w:rPr>
-              <w:t>{prof_0_empresa}</w:t>
+              <w:t>{{prof_0_empresa}}</w:t>
             </w:r>
           </w:p>
         </w:tc>
@@ -1573,7 +1573,7 @@
                 <w:sz w:val="16"/>
                 <w:szCs w:val="16"/>
               </w:rPr>
-              <w:t>{prof_0_funcao}</w:t>
+              <w:t>{{prof_0_funcao}}</w:t>
             </w:r>
           </w:p>
         </w:tc>
@@ -1635,7 +1635,7 @@
               </w:rPr>
             </w:pPr>
             <w:r>
-              <w:t>{prof_1_nome}</w:t>
+              <w:t>{{prof_1_nome}}</w:t>
             </w:r>
           </w:p>
         </w:tc>
@@ -1661,7 +1661,7 @@
               </w:rPr>
             </w:pPr>
             <w:r>
-              <w:t>{prof_1_empresa}</w:t>
+              <w:t>{{prof_1_empresa}}</w:t>
             </w:r>
           </w:p>
         </w:tc>
@@ -1692,7 +1692,7 @@
                 <w:sz w:val="16"/>
                 <w:szCs w:val="16"/>
               </w:rPr>
-              <w:t>{prof_1_funcao}</w:t>
+              <w:t>{{prof_1_funcao}}</w:t>
             </w:r>
           </w:p>
         </w:tc>
@@ -2023,7 +2023,7 @@
                 <w:sz w:val="16"/>
                 <w:szCs w:val="16"/>
               </w:rPr>
-              <w:t>{atv_0_num}</w:t>
+              <w:t>{{atv_0_num}}</w:t>
             </w:r>
           </w:p>
         </w:tc>
@@ -2048,7 +2048,7 @@
               </w:rPr>
             </w:pPr>
             <w:r>
-              <w:t>{atv_0_desc}</w:t>
+              <w:t>{{atv_0_desc}}</w:t>
             </w:r>
           </w:p>
         </w:tc>
@@ -2073,7 +2073,7 @@
               </w:rPr>
             </w:pPr>
             <w:r>
-              <w:t>{atv_0_amb}</w:t>
+              <w:t>{{atv_0_amb}}</w:t>
             </w:r>
           </w:p>
         </w:tc>
@@ -2103,7 +2103,7 @@
                 <w:sz w:val="16"/>
                 <w:szCs w:val="16"/>
               </w:rPr>
-              <w:t>{atv_0_crit}</w:t>
+              <w:t>{{atv_0_crit}}</w:t>
             </w:r>
             <w:r>
               <w:rPr>
@@ -2135,7 +2135,7 @@
               </w:rPr>
             </w:pPr>
             <w:r>
-              <w:t>{atv_0_status}</w:t>
+              <w:t>{{atv_0_status}}</w:t>
             </w:r>
           </w:p>
         </w:tc>
@@ -2179,7 +2179,7 @@
                 <w:sz w:val="16"/>
                 <w:szCs w:val="16"/>
               </w:rPr>
-              <w:t>{atv_1_num}</w:t>
+              <w:t>{{atv_1_num}}</w:t>
             </w:r>
           </w:p>
         </w:tc>
@@ -2204,7 +2204,7 @@
               </w:rPr>
             </w:pPr>
             <w:r>
-              <w:t>{atv_1_desc}</w:t>
+              <w:t>{{atv_1_desc}}</w:t>
             </w:r>
           </w:p>
         </w:tc>
@@ -2229,7 +2229,7 @@
               </w:rPr>
             </w:pPr>
             <w:r>
-              <w:t>{atv_1_amb}</w:t>
+              <w:t>{{atv_1_amb}}</w:t>
             </w:r>
           </w:p>
         </w:tc>
@@ -2254,7 +2254,7 @@
               </w:rPr>
             </w:pPr>
             <w:r>
-              <w:t>{atv_1_crit}</w:t>
+              <w:t>{{atv_1_crit}}</w:t>
             </w:r>
           </w:p>
         </w:tc>
@@ -2279,7 +2279,7 @@
               </w:rPr>
             </w:pPr>
             <w:r>
-              <w:t>{atv_1_status}</w:t>
+              <w:t>{{atv_1_status}}</w:t>
             </w:r>
           </w:p>
         </w:tc>
@@ -2323,7 +2323,7 @@
                 <w:sz w:val="16"/>
                 <w:szCs w:val="16"/>
               </w:rPr>
-              <w:t>{atv_2_num}</w:t>
+              <w:t>{{atv_2_num}}</w:t>
             </w:r>
           </w:p>
         </w:tc>
@@ -2348,7 +2348,7 @@
               </w:rPr>
             </w:pPr>
             <w:r>
-              <w:t>{atv_2_desc}</w:t>
+              <w:t>{{atv_2_desc}}</w:t>
             </w:r>
           </w:p>
         </w:tc>
@@ -2373,7 +2373,7 @@
               </w:rPr>
             </w:pPr>
             <w:r>
-              <w:t>{atv_2_amb}</w:t>
+              <w:t>{{atv_2_amb}}</w:t>
             </w:r>
           </w:p>
         </w:tc>
@@ -2397,7 +2397,7 @@
               </w:rPr>
             </w:pPr>
             <w:r>
-              <w:t>{atv_2_crit}</w:t>
+              <w:t>{{atv_2_crit}}</w:t>
             </w:r>
           </w:p>
         </w:tc>
@@ -2422,7 +2422,7 @@
               </w:rPr>
             </w:pPr>
             <w:r>
-              <w:t>{atv_2_status}</w:t>
+              <w:t>{{atv_2_status}}</w:t>
             </w:r>
           </w:p>
         </w:tc>
@@ -2466,7 +2466,7 @@
                 <w:sz w:val="16"/>
                 <w:szCs w:val="16"/>
               </w:rPr>
-              <w:t>{atv_3_num}</w:t>
+              <w:t>{{atv_3_num}}</w:t>
             </w:r>
           </w:p>
         </w:tc>
@@ -2491,7 +2491,7 @@
               </w:rPr>
             </w:pPr>
             <w:r>
-              <w:t>{atv_3_desc}</w:t>
+              <w:t>{{atv_3_desc}}</w:t>
             </w:r>
           </w:p>
         </w:tc>
@@ -2516,7 +2516,7 @@
               </w:rPr>
             </w:pPr>
             <w:r>
-              <w:t>{atv_3_amb}</w:t>
+              <w:t>{{atv_3_amb}}</w:t>
             </w:r>
           </w:p>
         </w:tc>
@@ -2540,7 +2540,7 @@
               </w:rPr>
             </w:pPr>
             <w:r>
-              <w:t>{atv_3_crit}</w:t>
+              <w:t>{{atv_3_crit}}</w:t>
             </w:r>
           </w:p>
         </w:tc>
@@ -2565,7 +2565,7 @@
               </w:rPr>
             </w:pPr>
             <w:r>
-              <w:t>{atv_3_status}</w:t>
+              <w:t>{{atv_3_status}}</w:t>
             </w:r>
           </w:p>
         </w:tc>
@@ -2609,7 +2609,7 @@
                 <w:sz w:val="16"/>
                 <w:szCs w:val="16"/>
               </w:rPr>
-              <w:t>{atv_4_num}</w:t>
+              <w:t>{{atv_4_num}}</w:t>
             </w:r>
           </w:p>
         </w:tc>
@@ -2634,7 +2634,7 @@
               </w:rPr>
             </w:pPr>
             <w:r>
-              <w:t>{atv_4_desc}</w:t>
+              <w:t>{{atv_4_desc}}</w:t>
             </w:r>
           </w:p>
         </w:tc>
@@ -2659,7 +2659,7 @@
               </w:rPr>
             </w:pPr>
             <w:r>
-              <w:t>{atv_4_amb}</w:t>
+              <w:t>{{atv_4_amb}}</w:t>
             </w:r>
           </w:p>
         </w:tc>
@@ -2684,7 +2684,7 @@
               </w:rPr>
             </w:pPr>
             <w:r>
-              <w:t>{atv_4_crit}</w:t>
+              <w:t>{{atv_4_crit}}</w:t>
             </w:r>
           </w:p>
         </w:tc>
@@ -2709,7 +2709,7 @@
               </w:rPr>
             </w:pPr>
             <w:r>
-              <w:t>{atv_4_status}</w:t>
+              <w:t>{{atv_4_status}}</w:t>
             </w:r>
           </w:p>
         </w:tc>
@@ -2753,7 +2753,7 @@
                 <w:sz w:val="16"/>
                 <w:szCs w:val="16"/>
               </w:rPr>
-              <w:t>{atv_5_num}</w:t>
+              <w:t>{{atv_5_num}}</w:t>
             </w:r>
           </w:p>
         </w:tc>
@@ -2778,7 +2778,7 @@
               </w:rPr>
             </w:pPr>
             <w:r>
-              <w:t>{atv_5_desc}</w:t>
+              <w:t>{{atv_5_desc}}</w:t>
             </w:r>
           </w:p>
         </w:tc>
@@ -2803,7 +2803,7 @@
               </w:rPr>
             </w:pPr>
             <w:r>
-              <w:t>{atv_5_amb}</w:t>
+              <w:t>{{atv_5_amb}}</w:t>
             </w:r>
           </w:p>
         </w:tc>
@@ -2828,7 +2828,7 @@
               </w:rPr>
             </w:pPr>
             <w:r>
-              <w:t>{atv_5_crit}</w:t>
+              <w:t>{{atv_5_crit}}</w:t>
             </w:r>
           </w:p>
         </w:tc>
@@ -2853,7 +2853,7 @@
               </w:rPr>
             </w:pPr>
             <w:r>
-              <w:t>{atv_5_status}</w:t>
+              <w:t>{{atv_5_status}}</w:t>
             </w:r>
           </w:p>
         </w:tc>
@@ -2897,7 +2897,7 @@
                 <w:sz w:val="16"/>
                 <w:szCs w:val="16"/>
               </w:rPr>
-              <w:t>{atv_6_num}</w:t>
+              <w:t>{{atv_6_num}}</w:t>
             </w:r>
           </w:p>
         </w:tc>
@@ -2922,7 +2922,7 @@
               </w:rPr>
             </w:pPr>
             <w:r>
-              <w:t>{atv_6_desc}</w:t>
+              <w:t>{{atv_6_desc}}</w:t>
             </w:r>
           </w:p>
         </w:tc>
@@ -2947,7 +2947,7 @@
               </w:rPr>
             </w:pPr>
             <w:r>
-              <w:t>{atv_6_amb}</w:t>
+              <w:t>{{atv_6_amb}}</w:t>
             </w:r>
           </w:p>
         </w:tc>
@@ -2972,7 +2972,7 @@
               </w:rPr>
             </w:pPr>
             <w:r>
-              <w:t>{atv_6_crit}</w:t>
+              <w:t>{{atv_6_crit}}</w:t>
             </w:r>
           </w:p>
         </w:tc>
@@ -2997,7 +2997,7 @@
               </w:rPr>
             </w:pPr>
             <w:r>
-              <w:t>{atv_6_status}</w:t>
+              <w:t>{{atv_6_status}}</w:t>
             </w:r>
           </w:p>
         </w:tc>
@@ -3041,7 +3041,7 @@
                 <w:sz w:val="16"/>
                 <w:szCs w:val="16"/>
               </w:rPr>
-              <w:t>{atv_7_num}</w:t>
+              <w:t>{{atv_7_num}}</w:t>
             </w:r>
           </w:p>
         </w:tc>
@@ -3066,7 +3066,7 @@
               </w:rPr>
             </w:pPr>
             <w:r>
-              <w:t>{atv_7_desc}</w:t>
+              <w:t>{{atv_7_desc}}</w:t>
             </w:r>
           </w:p>
         </w:tc>
@@ -3091,7 +3091,7 @@
               </w:rPr>
             </w:pPr>
             <w:r>
-              <w:t>{atv_7_amb}</w:t>
+              <w:t>{{atv_7_amb}}</w:t>
             </w:r>
           </w:p>
         </w:tc>
@@ -3116,7 +3116,7 @@
               </w:rPr>
             </w:pPr>
             <w:r>
-              <w:t>{atv_7_crit}</w:t>
+              <w:t>{{atv_7_crit}}</w:t>
             </w:r>
           </w:p>
         </w:tc>
@@ -3141,7 +3141,7 @@
               </w:rPr>
             </w:pPr>
             <w:r>
-              <w:t>{atv_7_status}</w:t>
+              <w:t>{{atv_7_status}}</w:t>
             </w:r>
           </w:p>
         </w:tc>
@@ -3185,7 +3185,7 @@
                 <w:sz w:val="16"/>
                 <w:szCs w:val="16"/>
               </w:rPr>
-              <w:t>{atv_8_num}</w:t>
+              <w:t>{{atv_8_num}}</w:t>
             </w:r>
           </w:p>
         </w:tc>
@@ -3210,7 +3210,7 @@
               </w:rPr>
             </w:pPr>
             <w:r>
-              <w:t>{atv_8_desc}</w:t>
+              <w:t>{{atv_8_desc}}</w:t>
             </w:r>
           </w:p>
         </w:tc>
@@ -3235,7 +3235,7 @@
               </w:rPr>
             </w:pPr>
             <w:r>
-              <w:t>{atv_8_amb}</w:t>
+              <w:t>{{atv_8_amb}}</w:t>
             </w:r>
           </w:p>
         </w:tc>
@@ -3260,7 +3260,7 @@
               </w:rPr>
             </w:pPr>
             <w:r>
-              <w:t>{atv_8_crit}</w:t>
+              <w:t>{{atv_8_crit}}</w:t>
             </w:r>
           </w:p>
         </w:tc>
@@ -3285,7 +3285,7 @@
               </w:rPr>
             </w:pPr>
             <w:r>
-              <w:t>{atv_8_status}</w:t>
+              <w:t>{{atv_8_status}}</w:t>
             </w:r>
           </w:p>
         </w:tc>
@@ -3329,7 +3329,7 @@
                 <w:sz w:val="16"/>
                 <w:szCs w:val="16"/>
               </w:rPr>
-              <w:t>{atv_9_num}</w:t>
+              <w:t>{{atv_9_num}}</w:t>
             </w:r>
             <w:r>
               <w:rPr>
@@ -3361,7 +3361,7 @@
               </w:rPr>
             </w:pPr>
             <w:r>
-              <w:t>{atv_9_desc}</w:t>
+              <w:t>{{atv_9_desc}}</w:t>
             </w:r>
           </w:p>
         </w:tc>
@@ -3386,7 +3386,7 @@
               </w:rPr>
             </w:pPr>
             <w:r>
-              <w:t>{atv_9_amb}</w:t>
+              <w:t>{{atv_9_amb}}</w:t>
             </w:r>
           </w:p>
         </w:tc>
@@ -3411,7 +3411,7 @@
               </w:rPr>
             </w:pPr>
             <w:r>
-              <w:t>{atv_9_crit}</w:t>
+              <w:t>{{atv_9_crit}}</w:t>
             </w:r>
           </w:p>
         </w:tc>
@@ -3436,7 +3436,7 @@
               </w:rPr>
             </w:pPr>
             <w:r>
-              <w:t>{atv_9_status}</w:t>
+              <w:t>{{atv_9_status}}</w:t>
             </w:r>
           </w:p>
         </w:tc>
@@ -3480,7 +3480,7 @@
                 <w:sz w:val="16"/>
                 <w:szCs w:val="16"/>
               </w:rPr>
-              <w:t>{atv_10_num}</w:t>
+              <w:t>{{atv_10_num}}</w:t>
             </w:r>
             <w:r>
               <w:rPr>
@@ -3512,7 +3512,7 @@
               </w:rPr>
             </w:pPr>
             <w:r>
-              <w:t>{atv_10_desc}</w:t>
+              <w:t>{{atv_10_desc}}</w:t>
             </w:r>
           </w:p>
         </w:tc>
@@ -3537,7 +3537,7 @@
               </w:rPr>
             </w:pPr>
             <w:r>
-              <w:t>{atv_10_amb}</w:t>
+              <w:t>{{atv_10_amb}}</w:t>
             </w:r>
           </w:p>
         </w:tc>
@@ -3562,7 +3562,7 @@
               </w:rPr>
             </w:pPr>
             <w:r>
-              <w:t>{atv_10_crit}</w:t>
+              <w:t>{{atv_10_crit}}</w:t>
             </w:r>
           </w:p>
         </w:tc>
@@ -3587,7 +3587,7 @@
               </w:rPr>
             </w:pPr>
             <w:r>
-              <w:t>{atv_10_status}</w:t>
+              <w:t>{{atv_10_status}}</w:t>
             </w:r>
           </w:p>
         </w:tc>
@@ -3631,7 +3631,7 @@
                 <w:sz w:val="16"/>
                 <w:szCs w:val="16"/>
               </w:rPr>
-              <w:t>{atv_11_num}</w:t>
+              <w:t>{{atv_11_num}}</w:t>
             </w:r>
             <w:r>
               <w:rPr>
@@ -3663,7 +3663,7 @@
               </w:rPr>
             </w:pPr>
             <w:r>
-              <w:t>{atv_11_desc}</w:t>
+              <w:t>{{atv_11_desc}}</w:t>
             </w:r>
           </w:p>
         </w:tc>
@@ -3688,7 +3688,7 @@
               </w:rPr>
             </w:pPr>
             <w:r>
-              <w:t>{atv_11_amb}</w:t>
+              <w:t>{{atv_11_amb}}</w:t>
             </w:r>
           </w:p>
         </w:tc>
@@ -3713,7 +3713,7 @@
               </w:rPr>
             </w:pPr>
             <w:r>
-              <w:t>{atv_11_crit}</w:t>
+              <w:t>{{atv_11_crit}}</w:t>
             </w:r>
           </w:p>
         </w:tc>
@@ -3738,7 +3738,7 @@
               </w:rPr>
             </w:pPr>
             <w:r>
-              <w:t>{atv_11_status}</w:t>
+              <w:t>{{atv_11_status}}</w:t>
             </w:r>
           </w:p>
         </w:tc>

--- a/template_rdp.docx
+++ b/template_rdp.docx
@@ -97,67 +97,6 @@
                 <w:rFonts w:eastAsiaTheme="minorEastAsia"/>
                 <w:noProof/>
               </w:rPr>
-              <w:drawing>
-                <wp:anchor distT="0" distB="0" distL="114300" distR="114300" simplePos="0" relativeHeight="251658240" behindDoc="0" locked="0" layoutInCell="1" allowOverlap="1" wp14:anchorId="27954BD9" wp14:editId="5B83CFEA">
-                  <wp:simplePos x="0" y="0"/>
-                  <wp:positionH relativeFrom="column">
-                    <wp:posOffset>-114935</wp:posOffset>
-                  </wp:positionH>
-                  <wp:positionV relativeFrom="paragraph">
-                    <wp:posOffset>-5715</wp:posOffset>
-                  </wp:positionV>
-                  <wp:extent cx="1404620" cy="267335"/>
-                  <wp:effectExtent l="0" t="0" r="5080" b="0"/>
-                  <wp:wrapNone/>
-                  <wp:docPr id="1700213852" name="Imagem 1700213852"/>
-                  <wp:cNvGraphicFramePr>
-                    <a:graphicFrameLocks xmlns:a="http://schemas.openxmlformats.org/drawingml/2006/main" noChangeAspect="1"/>
-                  </wp:cNvGraphicFramePr>
-                  <a:graphic xmlns:a="http://schemas.openxmlformats.org/drawingml/2006/main">
-                    <a:graphicData uri="http://schemas.openxmlformats.org/drawingml/2006/picture">
-                      <pic:pic xmlns:pic="http://schemas.openxmlformats.org/drawingml/2006/picture">
-                        <pic:nvPicPr>
-                          <pic:cNvPr id="3" name="Imagem 3"/>
-                          <pic:cNvPicPr>
-                            <a:picLocks noChangeAspect="1" noChangeArrowheads="1"/>
-                          </pic:cNvPicPr>
-                        </pic:nvPicPr>
-                        <pic:blipFill>
-                          <a:blip r:embed="rId11" cstate="print">
-                            <a:extLst>
-                              <a:ext uri="{28A0092B-C50C-407E-A947-70E740481C1C}">
-                                <a14:useLocalDpi xmlns:a14="http://schemas.microsoft.com/office/drawing/2010/main" val="0"/>
-                              </a:ext>
-                            </a:extLst>
-                          </a:blip>
-                          <a:stretch>
-                            <a:fillRect/>
-                          </a:stretch>
-                        </pic:blipFill>
-                        <pic:spPr bwMode="auto">
-                          <a:xfrm>
-                            <a:off x="0" y="0"/>
-                            <a:ext cx="1404620" cy="267335"/>
-                          </a:xfrm>
-                          <a:prstGeom prst="rect">
-                            <a:avLst/>
-                          </a:prstGeom>
-                          <a:noFill/>
-                          <a:ln>
-                            <a:noFill/>
-                          </a:ln>
-                        </pic:spPr>
-                      </pic:pic>
-                    </a:graphicData>
-                  </a:graphic>
-                  <wp14:sizeRelH relativeFrom="margin">
-                    <wp14:pctWidth>0</wp14:pctWidth>
-                  </wp14:sizeRelH>
-                  <wp14:sizeRelV relativeFrom="margin">
-                    <wp14:pctHeight>0</wp14:pctHeight>
-                  </wp14:sizeRelV>
-                </wp:anchor>
-              </w:drawing>
             </w:r>
           </w:p>
         </w:tc>
@@ -937,13 +876,10 @@
             </w:pPr>
             <w:r>
               <w:rPr>
-                <w:b/>
-                <w:bCs/>
-                <w:color w:val="9BBB59" w:themeColor="accent3"/>
-                <w:sz w:val="12"/>
-                <w:szCs w:val="12"/>
-              </w:rPr>
-              <w:t>X</w:t>
+                <w:rFonts w:ascii="Arial" w:hAnsi="Arial"/>
+                <w:sz w:val="16"/>
+              </w:rPr>
+              <w:t>{prod_muito}</w:t>
             </w:r>
           </w:p>
         </w:tc>
@@ -965,13 +901,10 @@
             </w:pPr>
             <w:r>
               <w:rPr>
-                <w:b/>
-                <w:bCs/>
-                <w:color w:val="4F81BD" w:themeColor="accent1"/>
-                <w:sz w:val="12"/>
-                <w:szCs w:val="12"/>
-              </w:rPr>
-              <w:t>X</w:t>
+                <w:rFonts w:ascii="Arial" w:hAnsi="Arial"/>
+                <w:sz w:val="16"/>
+              </w:rPr>
+              <w:t>{prod_ok}</w:t>
             </w:r>
           </w:p>
         </w:tc>
@@ -993,13 +926,10 @@
             </w:pPr>
             <w:r>
               <w:rPr>
-                <w:b/>
-                <w:bCs/>
-                <w:color w:val="FF0000"/>
-                <w:sz w:val="12"/>
-                <w:szCs w:val="12"/>
-              </w:rPr>
-              <w:t>X</w:t>
+                <w:rFonts w:ascii="Arial" w:hAnsi="Arial"/>
+                <w:sz w:val="16"/>
+              </w:rPr>
+              <w:t>{prod_pouco}</w:t>
             </w:r>
           </w:p>
         </w:tc>
@@ -1043,10 +973,8 @@
             </w:pPr>
             <w:r>
               <w:rPr>
-                <w:bCs/>
-                <w:color w:val="A6A6A6" w:themeColor="background1" w:themeShade="A6"/>
-                <w:sz w:val="10"/>
-                <w:szCs w:val="10"/>
+                <w:rFonts w:ascii="Arial" w:hAnsi="Arial"/>
+                <w:sz w:val="16"/>
               </w:rPr>
               <w:t>{h_fim_prev}</w:t>
             </w:r>
@@ -1069,10 +997,8 @@
             </w:pPr>
             <w:r>
               <w:rPr>
-                <w:bCs/>
-                <w:color w:val="0070C0"/>
-                <w:sz w:val="10"/>
-                <w:szCs w:val="10"/>
+                <w:rFonts w:ascii="Arial" w:hAnsi="Arial"/>
+                <w:sz w:val="16"/>
               </w:rPr>
               <w:t>{h_fim_real}</w:t>
             </w:r>
@@ -1094,11 +1020,10 @@
             </w:pPr>
             <w:r>
               <w:rPr>
-                <w:color w:val="0070C0"/>
-                <w:sz w:val="10"/>
-                <w:szCs w:val="10"/>
-              </w:rPr>
-              <w:t>X</w:t>
+                <w:rFonts w:ascii="Arial" w:hAnsi="Arial"/>
+                <w:sz w:val="16"/>
+              </w:rPr>
+              <w:t>{clima_bom}</w:t>
             </w:r>
           </w:p>
         </w:tc>
@@ -1118,11 +1043,10 @@
             </w:pPr>
             <w:r>
               <w:rPr>
-                <w:color w:val="0070C0"/>
-                <w:sz w:val="10"/>
-                <w:szCs w:val="10"/>
-              </w:rPr>
-              <w:t>X</w:t>
+                <w:rFonts w:ascii="Arial" w:hAnsi="Arial"/>
+                <w:sz w:val="16"/>
+              </w:rPr>
+              <w:t>{clima_chuva_leve}</w:t>
             </w:r>
           </w:p>
         </w:tc>
@@ -1142,11 +1066,10 @@
             </w:pPr>
             <w:r>
               <w:rPr>
-                <w:color w:val="0070C0"/>
-                <w:sz w:val="10"/>
-                <w:szCs w:val="10"/>
-              </w:rPr>
-              <w:t>X</w:t>
+                <w:rFonts w:ascii="Arial" w:hAnsi="Arial"/>
+                <w:sz w:val="16"/>
+              </w:rPr>
+              <w:t>{clima_chuva_forte}</w:t>
             </w:r>
           </w:p>
         </w:tc>
@@ -1166,11 +1089,10 @@
             </w:pPr>
             <w:r>
               <w:rPr>
-                <w:color w:val="0070C0"/>
-                <w:sz w:val="10"/>
-                <w:szCs w:val="10"/>
-              </w:rPr>
-              <w:t>X</w:t>
+                <w:rFonts w:ascii="Arial" w:hAnsi="Arial"/>
+                <w:sz w:val="16"/>
+              </w:rPr>
+              <w:t>{clima_fora_turno}</w:t>
             </w:r>
           </w:p>
         </w:tc>
@@ -1511,7 +1433,7 @@
               </w:rPr>
             </w:pPr>
             <w:r>
-              <w:t>{{prof_0_nome}}</w:t>
+              <w:t>{prof_0_nome}</w:t>
             </w:r>
           </w:p>
         </w:tc>
@@ -1542,7 +1464,7 @@
                 <w:sz w:val="16"/>
                 <w:szCs w:val="16"/>
               </w:rPr>
-              <w:t>{{prof_0_empresa}}</w:t>
+              <w:t>{prof_0_empresa}</w:t>
             </w:r>
           </w:p>
         </w:tc>
@@ -1573,7 +1495,7 @@
                 <w:sz w:val="16"/>
                 <w:szCs w:val="16"/>
               </w:rPr>
-              <w:t>{{prof_0_funcao}}</w:t>
+              <w:t>{prof_0_funcao}</w:t>
             </w:r>
           </w:p>
         </w:tc>
@@ -1635,7 +1557,7 @@
               </w:rPr>
             </w:pPr>
             <w:r>
-              <w:t>{{prof_1_nome}}</w:t>
+              <w:t>{prof_1_nome}</w:t>
             </w:r>
           </w:p>
         </w:tc>
@@ -1661,7 +1583,7 @@
               </w:rPr>
             </w:pPr>
             <w:r>
-              <w:t>{{prof_1_empresa}}</w:t>
+              <w:t>{prof_1_empresa}</w:t>
             </w:r>
           </w:p>
         </w:tc>
@@ -1692,7 +1614,7 @@
                 <w:sz w:val="16"/>
                 <w:szCs w:val="16"/>
               </w:rPr>
-              <w:t>{{prof_1_funcao}}</w:t>
+              <w:t>{prof_1_funcao}</w:t>
             </w:r>
           </w:p>
         </w:tc>
@@ -2023,7 +1945,7 @@
                 <w:sz w:val="16"/>
                 <w:szCs w:val="16"/>
               </w:rPr>
-              <w:t>{{atv_0_num}}</w:t>
+              <w:t>{atv_0_num}</w:t>
             </w:r>
           </w:p>
         </w:tc>
@@ -2048,7 +1970,7 @@
               </w:rPr>
             </w:pPr>
             <w:r>
-              <w:t>{{atv_0_desc}}</w:t>
+              <w:t>{atv_0_desc}</w:t>
             </w:r>
           </w:p>
         </w:tc>
@@ -2073,7 +1995,7 @@
               </w:rPr>
             </w:pPr>
             <w:r>
-              <w:t>{{atv_0_amb}}</w:t>
+              <w:t>{atv_0_amb}</w:t>
             </w:r>
           </w:p>
         </w:tc>
@@ -2103,7 +2025,7 @@
                 <w:sz w:val="16"/>
                 <w:szCs w:val="16"/>
               </w:rPr>
-              <w:t>{{atv_0_crit}}</w:t>
+              <w:t>{atv_0_crit}</w:t>
             </w:r>
             <w:r>
               <w:rPr>
@@ -2135,7 +2057,7 @@
               </w:rPr>
             </w:pPr>
             <w:r>
-              <w:t>{{atv_0_status}}</w:t>
+              <w:t>{atv_0_status}</w:t>
             </w:r>
           </w:p>
         </w:tc>
@@ -2179,7 +2101,7 @@
                 <w:sz w:val="16"/>
                 <w:szCs w:val="16"/>
               </w:rPr>
-              <w:t>{{atv_1_num}}</w:t>
+              <w:t>{atv_1_num}</w:t>
             </w:r>
           </w:p>
         </w:tc>
@@ -2204,7 +2126,7 @@
               </w:rPr>
             </w:pPr>
             <w:r>
-              <w:t>{{atv_1_desc}}</w:t>
+              <w:t>{atv_1_desc}</w:t>
             </w:r>
           </w:p>
         </w:tc>
@@ -2229,7 +2151,7 @@
               </w:rPr>
             </w:pPr>
             <w:r>
-              <w:t>{{atv_1_amb}}</w:t>
+              <w:t>{atv_1_amb}</w:t>
             </w:r>
           </w:p>
         </w:tc>
@@ -2254,7 +2176,7 @@
               </w:rPr>
             </w:pPr>
             <w:r>
-              <w:t>{{atv_1_crit}}</w:t>
+              <w:t>{atv_1_crit}</w:t>
             </w:r>
           </w:p>
         </w:tc>
@@ -2279,7 +2201,7 @@
               </w:rPr>
             </w:pPr>
             <w:r>
-              <w:t>{{atv_1_status}}</w:t>
+              <w:t>{atv_1_status}</w:t>
             </w:r>
           </w:p>
         </w:tc>
@@ -2323,7 +2245,7 @@
                 <w:sz w:val="16"/>
                 <w:szCs w:val="16"/>
               </w:rPr>
-              <w:t>{{atv_2_num}}</w:t>
+              <w:t>{atv_2_num}</w:t>
             </w:r>
           </w:p>
         </w:tc>
@@ -2348,7 +2270,7 @@
               </w:rPr>
             </w:pPr>
             <w:r>
-              <w:t>{{atv_2_desc}}</w:t>
+              <w:t>{atv_2_desc}</w:t>
             </w:r>
           </w:p>
         </w:tc>
@@ -2373,7 +2295,7 @@
               </w:rPr>
             </w:pPr>
             <w:r>
-              <w:t>{{atv_2_amb}}</w:t>
+              <w:t>{atv_2_amb}</w:t>
             </w:r>
           </w:p>
         </w:tc>
@@ -2397,7 +2319,7 @@
               </w:rPr>
             </w:pPr>
             <w:r>
-              <w:t>{{atv_2_crit}}</w:t>
+              <w:t>{atv_2_crit}</w:t>
             </w:r>
           </w:p>
         </w:tc>
@@ -2422,7 +2344,7 @@
               </w:rPr>
             </w:pPr>
             <w:r>
-              <w:t>{{atv_2_status}}</w:t>
+              <w:t>{atv_2_status}</w:t>
             </w:r>
           </w:p>
         </w:tc>
@@ -2466,7 +2388,7 @@
                 <w:sz w:val="16"/>
                 <w:szCs w:val="16"/>
               </w:rPr>
-              <w:t>{{atv_3_num}}</w:t>
+              <w:t>{atv_3_num}</w:t>
             </w:r>
           </w:p>
         </w:tc>
@@ -2491,7 +2413,7 @@
               </w:rPr>
             </w:pPr>
             <w:r>
-              <w:t>{{atv_3_desc}}</w:t>
+              <w:t>{atv_3_desc}</w:t>
             </w:r>
           </w:p>
         </w:tc>
@@ -2516,7 +2438,7 @@
               </w:rPr>
             </w:pPr>
             <w:r>
-              <w:t>{{atv_3_amb}}</w:t>
+              <w:t>{atv_3_amb}</w:t>
             </w:r>
           </w:p>
         </w:tc>
@@ -2540,7 +2462,7 @@
               </w:rPr>
             </w:pPr>
             <w:r>
-              <w:t>{{atv_3_crit}}</w:t>
+              <w:t>{atv_3_crit}</w:t>
             </w:r>
           </w:p>
         </w:tc>
@@ -2565,7 +2487,7 @@
               </w:rPr>
             </w:pPr>
             <w:r>
-              <w:t>{{atv_3_status}}</w:t>
+              <w:t>{atv_3_status}</w:t>
             </w:r>
           </w:p>
         </w:tc>
@@ -2609,7 +2531,7 @@
                 <w:sz w:val="16"/>
                 <w:szCs w:val="16"/>
               </w:rPr>
-              <w:t>{{atv_4_num}}</w:t>
+              <w:t>{atv_4_num}</w:t>
             </w:r>
           </w:p>
         </w:tc>
@@ -2634,7 +2556,7 @@
               </w:rPr>
             </w:pPr>
             <w:r>
-              <w:t>{{atv_4_desc}}</w:t>
+              <w:t>{atv_4_desc}</w:t>
             </w:r>
           </w:p>
         </w:tc>
@@ -2659,7 +2581,7 @@
               </w:rPr>
             </w:pPr>
             <w:r>
-              <w:t>{{atv_4_amb}}</w:t>
+              <w:t>{atv_4_amb}</w:t>
             </w:r>
           </w:p>
         </w:tc>
@@ -2684,7 +2606,7 @@
               </w:rPr>
             </w:pPr>
             <w:r>
-              <w:t>{{atv_4_crit}}</w:t>
+              <w:t>{atv_4_crit}</w:t>
             </w:r>
           </w:p>
         </w:tc>
@@ -2709,7 +2631,7 @@
               </w:rPr>
             </w:pPr>
             <w:r>
-              <w:t>{{atv_4_status}}</w:t>
+              <w:t>{atv_4_status}</w:t>
             </w:r>
           </w:p>
         </w:tc>
@@ -2753,7 +2675,7 @@
                 <w:sz w:val="16"/>
                 <w:szCs w:val="16"/>
               </w:rPr>
-              <w:t>{{atv_5_num}}</w:t>
+              <w:t>{atv_5_num}</w:t>
             </w:r>
           </w:p>
         </w:tc>
@@ -2778,7 +2700,7 @@
               </w:rPr>
             </w:pPr>
             <w:r>
-              <w:t>{{atv_5_desc}}</w:t>
+              <w:t>{atv_5_desc}</w:t>
             </w:r>
           </w:p>
         </w:tc>
@@ -2803,7 +2725,7 @@
               </w:rPr>
             </w:pPr>
             <w:r>
-              <w:t>{{atv_5_amb}}</w:t>
+              <w:t>{atv_5_amb}</w:t>
             </w:r>
           </w:p>
         </w:tc>
@@ -2828,7 +2750,7 @@
               </w:rPr>
             </w:pPr>
             <w:r>
-              <w:t>{{atv_5_crit}}</w:t>
+              <w:t>{atv_5_crit}</w:t>
             </w:r>
           </w:p>
         </w:tc>
@@ -2853,7 +2775,7 @@
               </w:rPr>
             </w:pPr>
             <w:r>
-              <w:t>{{atv_5_status}}</w:t>
+              <w:t>{atv_5_status}</w:t>
             </w:r>
           </w:p>
         </w:tc>
@@ -2897,7 +2819,7 @@
                 <w:sz w:val="16"/>
                 <w:szCs w:val="16"/>
               </w:rPr>
-              <w:t>{{atv_6_num}}</w:t>
+              <w:t>{atv_6_num}</w:t>
             </w:r>
           </w:p>
         </w:tc>
@@ -2922,7 +2844,7 @@
               </w:rPr>
             </w:pPr>
             <w:r>
-              <w:t>{{atv_6_desc}}</w:t>
+              <w:t>{atv_6_desc}</w:t>
             </w:r>
           </w:p>
         </w:tc>
@@ -2947,7 +2869,7 @@
               </w:rPr>
             </w:pPr>
             <w:r>
-              <w:t>{{atv_6_amb}}</w:t>
+              <w:t>{atv_6_amb}</w:t>
             </w:r>
           </w:p>
         </w:tc>
@@ -2972,7 +2894,7 @@
               </w:rPr>
             </w:pPr>
             <w:r>
-              <w:t>{{atv_6_crit}}</w:t>
+              <w:t>{atv_6_crit}</w:t>
             </w:r>
           </w:p>
         </w:tc>
@@ -2997,7 +2919,7 @@
               </w:rPr>
             </w:pPr>
             <w:r>
-              <w:t>{{atv_6_status}}</w:t>
+              <w:t>{atv_6_status}</w:t>
             </w:r>
           </w:p>
         </w:tc>
@@ -3041,7 +2963,7 @@
                 <w:sz w:val="16"/>
                 <w:szCs w:val="16"/>
               </w:rPr>
-              <w:t>{{atv_7_num}}</w:t>
+              <w:t>{atv_7_num}</w:t>
             </w:r>
           </w:p>
         </w:tc>
@@ -3066,7 +2988,7 @@
               </w:rPr>
             </w:pPr>
             <w:r>
-              <w:t>{{atv_7_desc}}</w:t>
+              <w:t>{atv_7_desc}</w:t>
             </w:r>
           </w:p>
         </w:tc>
@@ -3091,7 +3013,7 @@
               </w:rPr>
             </w:pPr>
             <w:r>
-              <w:t>{{atv_7_amb}}</w:t>
+              <w:t>{atv_7_amb}</w:t>
             </w:r>
           </w:p>
         </w:tc>
@@ -3116,7 +3038,7 @@
               </w:rPr>
             </w:pPr>
             <w:r>
-              <w:t>{{atv_7_crit}}</w:t>
+              <w:t>{atv_7_crit}</w:t>
             </w:r>
           </w:p>
         </w:tc>
@@ -3141,7 +3063,7 @@
               </w:rPr>
             </w:pPr>
             <w:r>
-              <w:t>{{atv_7_status}}</w:t>
+              <w:t>{atv_7_status}</w:t>
             </w:r>
           </w:p>
         </w:tc>
@@ -3185,7 +3107,7 @@
                 <w:sz w:val="16"/>
                 <w:szCs w:val="16"/>
               </w:rPr>
-              <w:t>{{atv_8_num}}</w:t>
+              <w:t>{atv_8_num}</w:t>
             </w:r>
           </w:p>
         </w:tc>
@@ -3210,7 +3132,7 @@
               </w:rPr>
             </w:pPr>
             <w:r>
-              <w:t>{{atv_8_desc}}</w:t>
+              <w:t>{atv_8_desc}</w:t>
             </w:r>
           </w:p>
         </w:tc>
@@ -3235,7 +3157,7 @@
               </w:rPr>
             </w:pPr>
             <w:r>
-              <w:t>{{atv_8_amb}}</w:t>
+              <w:t>{atv_8_amb}</w:t>
             </w:r>
           </w:p>
         </w:tc>
@@ -3260,7 +3182,7 @@
               </w:rPr>
             </w:pPr>
             <w:r>
-              <w:t>{{atv_8_crit}}</w:t>
+              <w:t>{atv_8_crit}</w:t>
             </w:r>
           </w:p>
         </w:tc>
@@ -3285,7 +3207,7 @@
               </w:rPr>
             </w:pPr>
             <w:r>
-              <w:t>{{atv_8_status}}</w:t>
+              <w:t>{atv_8_status}</w:t>
             </w:r>
           </w:p>
         </w:tc>
@@ -3329,7 +3251,7 @@
                 <w:sz w:val="16"/>
                 <w:szCs w:val="16"/>
               </w:rPr>
-              <w:t>{{atv_9_num}}</w:t>
+              <w:t>{atv_9_num}</w:t>
             </w:r>
             <w:r>
               <w:rPr>
@@ -3361,7 +3283,7 @@
               </w:rPr>
             </w:pPr>
             <w:r>
-              <w:t>{{atv_9_desc}}</w:t>
+              <w:t>{atv_9_desc}</w:t>
             </w:r>
           </w:p>
         </w:tc>
@@ -3386,7 +3308,7 @@
               </w:rPr>
             </w:pPr>
             <w:r>
-              <w:t>{{atv_9_amb}}</w:t>
+              <w:t>{atv_9_amb}</w:t>
             </w:r>
           </w:p>
         </w:tc>
@@ -3411,7 +3333,7 @@
               </w:rPr>
             </w:pPr>
             <w:r>
-              <w:t>{{atv_9_crit}}</w:t>
+              <w:t>{atv_9_crit}</w:t>
             </w:r>
           </w:p>
         </w:tc>
@@ -3436,7 +3358,7 @@
               </w:rPr>
             </w:pPr>
             <w:r>
-              <w:t>{{atv_9_status}}</w:t>
+              <w:t>{atv_9_status}</w:t>
             </w:r>
           </w:p>
         </w:tc>
@@ -3480,7 +3402,7 @@
                 <w:sz w:val="16"/>
                 <w:szCs w:val="16"/>
               </w:rPr>
-              <w:t>{{atv_10_num}}</w:t>
+              <w:t>{atv_10_num}</w:t>
             </w:r>
             <w:r>
               <w:rPr>
@@ -3512,7 +3434,7 @@
               </w:rPr>
             </w:pPr>
             <w:r>
-              <w:t>{{atv_10_desc}}</w:t>
+              <w:t>{atv_10_desc}</w:t>
             </w:r>
           </w:p>
         </w:tc>
@@ -3537,7 +3459,7 @@
               </w:rPr>
             </w:pPr>
             <w:r>
-              <w:t>{{atv_10_amb}}</w:t>
+              <w:t>{atv_10_amb}</w:t>
             </w:r>
           </w:p>
         </w:tc>
@@ -3562,7 +3484,7 @@
               </w:rPr>
             </w:pPr>
             <w:r>
-              <w:t>{{atv_10_crit}}</w:t>
+              <w:t>{atv_10_crit}</w:t>
             </w:r>
           </w:p>
         </w:tc>
@@ -3587,7 +3509,7 @@
               </w:rPr>
             </w:pPr>
             <w:r>
-              <w:t>{{atv_10_status}}</w:t>
+              <w:t>{atv_10_status}</w:t>
             </w:r>
           </w:p>
         </w:tc>
@@ -3631,7 +3553,7 @@
                 <w:sz w:val="16"/>
                 <w:szCs w:val="16"/>
               </w:rPr>
-              <w:t>{{atv_11_num}}</w:t>
+              <w:t>{atv_11_num}</w:t>
             </w:r>
             <w:r>
               <w:rPr>
@@ -3663,7 +3585,7 @@
               </w:rPr>
             </w:pPr>
             <w:r>
-              <w:t>{{atv_11_desc}}</w:t>
+              <w:t>{atv_11_desc}</w:t>
             </w:r>
           </w:p>
         </w:tc>
@@ -3688,7 +3610,7 @@
               </w:rPr>
             </w:pPr>
             <w:r>
-              <w:t>{{atv_11_amb}}</w:t>
+              <w:t>{atv_11_amb}</w:t>
             </w:r>
           </w:p>
         </w:tc>
@@ -3713,7 +3635,7 @@
               </w:rPr>
             </w:pPr>
             <w:r>
-              <w:t>{{atv_11_crit}}</w:t>
+              <w:t>{atv_11_crit}</w:t>
             </w:r>
           </w:p>
         </w:tc>
@@ -3738,7 +3660,7 @@
               </w:rPr>
             </w:pPr>
             <w:r>
-              <w:t>{{atv_11_status}}</w:t>
+              <w:t>{atv_11_status}</w:t>
             </w:r>
           </w:p>
         </w:tc>
@@ -3766,7 +3688,6 @@
           <w:rFonts w:cs="Arial"/>
           <w:szCs w:val="22"/>
         </w:rPr>
-        <w:br w:type="page"/>
       </w:r>
     </w:p>
     <w:p>
@@ -3812,6 +3733,11 @@
       </w:tr>
     </w:tbl>
     <w:p/>
+    <w:p>
+      <w:r>
+        <w:t>{#fotoPares}</w:t>
+      </w:r>
+    </w:p>
     <w:tbl>
       <w:tblPr>
         <w:tblStyle w:val="Tabelacomgrade"/>
@@ -3839,7 +3765,11 @@
               <w:jc w:val="center"/>
             </w:pPr>
             <w:r>
-              <w:t>1</w:t>
+              <w:rPr>
+                <w:rFonts w:ascii="Arial" w:hAnsi="Arial"/>
+                <w:sz w:val="16"/>
+              </w:rPr>
+              <w:t>{esq_num}</w:t>
             </w:r>
           </w:p>
         </w:tc>
@@ -3865,10 +3795,10 @@
           <w:p>
             <w:r>
               <w:rPr>
+                <w:rFonts w:ascii="Arial" w:hAnsi="Arial"/>
                 <w:sz w:val="16"/>
-                <w:szCs w:val="18"/>
-              </w:rPr>
-              <w:t>AV / BMS / SDAI/ SECURITY</w:t>
+              </w:rPr>
+              <w:t>{esq_sis}</w:t>
             </w:r>
           </w:p>
         </w:tc>
@@ -3884,7 +3814,11 @@
               <w:jc w:val="center"/>
             </w:pPr>
             <w:r>
-              <w:t>2</w:t>
+              <w:rPr>
+                <w:rFonts w:ascii="Arial" w:hAnsi="Arial"/>
+                <w:sz w:val="16"/>
+              </w:rPr>
+              <w:t>{dir_num}</w:t>
             </w:r>
           </w:p>
         </w:tc>
@@ -3910,10 +3844,10 @@
           <w:p>
             <w:r>
               <w:rPr>
+                <w:rFonts w:ascii="Arial" w:hAnsi="Arial"/>
                 <w:sz w:val="16"/>
-                <w:szCs w:val="18"/>
-              </w:rPr>
-              <w:t>AV / BMS / SDAI/ SECURITY</w:t>
+              </w:rPr>
+              <w:t>{dir_sis}</w:t>
             </w:r>
           </w:p>
         </w:tc>
@@ -3957,12 +3891,10 @@
           <w:p>
             <w:r>
               <w:rPr>
-                <w:b/>
-                <w:bCs/>
-                <w:sz w:val="18"/>
-                <w:szCs w:val="20"/>
-              </w:rPr>
-              <w:t>Ambiente</w:t>
+                <w:rFonts w:ascii="Arial" w:hAnsi="Arial"/>
+                <w:sz w:val="16"/>
+              </w:rPr>
+              <w:t>{esq_amb}</w:t>
             </w:r>
           </w:p>
         </w:tc>
@@ -4004,12 +3936,10 @@
           <w:p>
             <w:r>
               <w:rPr>
-                <w:b/>
-                <w:bCs/>
-                <w:sz w:val="18"/>
-                <w:szCs w:val="20"/>
-              </w:rPr>
-              <w:t>Ambiente</w:t>
+                <w:rFonts w:ascii="Arial" w:hAnsi="Arial"/>
+                <w:sz w:val="16"/>
+              </w:rPr>
+              <w:t>{dir_amb}</w:t>
             </w:r>
           </w:p>
         </w:tc>
@@ -4037,9 +3967,12 @@
               <w:jc w:val="center"/>
             </w:pPr>
             <w:r>
-              <w:t>{%foto_0_img}</w:t>
-            </w:r>
-            <w:r/>
+              <w:rPr>
+                <w:rFonts w:ascii="Arial" w:hAnsi="Arial"/>
+                <w:sz w:val="16"/>
+              </w:rPr>
+              <w:t>{%esq_img}</w:t>
+            </w:r>
           </w:p>
         </w:tc>
         <w:tc>
@@ -4065,7 +3998,11 @@
               <w:jc w:val="center"/>
             </w:pPr>
             <w:r>
-              <w:t>{%foto_1_img}</w:t>
+              <w:rPr>
+                <w:rFonts w:ascii="Arial" w:hAnsi="Arial"/>
+                <w:sz w:val="16"/>
+              </w:rPr>
+              <w:t>{%dir_img}</w:t>
             </w:r>
           </w:p>
         </w:tc>
@@ -4087,17 +4024,10 @@
           <w:p>
             <w:r>
               <w:rPr>
+                <w:rFonts w:ascii="Arial" w:hAnsi="Arial"/>
                 <w:sz w:val="16"/>
-                <w:szCs w:val="18"/>
-              </w:rPr>
-              <w:t>Texto</w:t>
-            </w:r>
-            <w:r>
-              <w:rPr>
-                <w:sz w:val="16"/>
-                <w:szCs w:val="18"/>
-              </w:rPr>
-              <w:t xml:space="preserve"> explicativo da imagem</w:t>
+              </w:rPr>
+              <w:t>{esq_desc}</w:t>
             </w:r>
           </w:p>
         </w:tc>
@@ -4117,664 +4047,22 @@
           <w:p>
             <w:r>
               <w:rPr>
+                <w:rFonts w:ascii="Arial" w:hAnsi="Arial"/>
                 <w:sz w:val="16"/>
-                <w:szCs w:val="18"/>
-              </w:rPr>
-              <w:t>Texto</w:t>
-            </w:r>
-            <w:r>
-              <w:rPr>
-                <w:sz w:val="16"/>
-                <w:szCs w:val="18"/>
-              </w:rPr>
-              <w:t xml:space="preserve"> explicativo da imagem</w:t>
+              </w:rPr>
+              <w:t>{dir_desc}</w:t>
             </w:r>
           </w:p>
         </w:tc>
       </w:tr>
     </w:tbl>
+    <w:p>
+      <w:r>
+        <w:t>{/fotoPares}</w:t>
+      </w:r>
+    </w:p>
     <w:p/>
-    <w:tbl>
-      <w:tblPr>
-        <w:tblStyle w:val="Tabelacomgrade"/>
-        <w:tblW w:w="5000" w:type="pct"/>
-        <w:tblLook w:val="04A0" w:firstRow="1" w:lastRow="0" w:firstColumn="1" w:lastColumn="0" w:noHBand="0" w:noVBand="1"/>
-      </w:tblPr>
-      <w:tblGrid>
-        <w:gridCol w:w="349"/>
-        <w:gridCol w:w="847"/>
-        <w:gridCol w:w="3762"/>
-        <w:gridCol w:w="356"/>
-        <w:gridCol w:w="847"/>
-        <w:gridCol w:w="4295"/>
-      </w:tblGrid>
-      <w:tr>
-        <w:tc>
-          <w:tcPr>
-            <w:tcW w:w="167" w:type="pct"/>
-            <w:vMerge w:val="restart"/>
-            <w:shd w:val="clear" w:color="auto" w:fill="D9D9D9" w:themeFill="background1" w:themeFillShade="D9"/>
-            <w:vAlign w:val="center"/>
-          </w:tcPr>
-          <w:p>
-            <w:pPr>
-              <w:jc w:val="center"/>
-            </w:pPr>
-            <w:r>
-              <w:t>3</w:t>
-            </w:r>
-          </w:p>
-        </w:tc>
-        <w:tc>
-          <w:tcPr>
-            <w:tcW w:w="405" w:type="pct"/>
-          </w:tcPr>
-          <w:p>
-            <w:r>
-              <w:rPr>
-                <w:color w:val="A6A6A6" w:themeColor="background1" w:themeShade="A6"/>
-                <w:sz w:val="14"/>
-                <w:szCs w:val="16"/>
-              </w:rPr>
-              <w:t>Sistema:</w:t>
-            </w:r>
-          </w:p>
-        </w:tc>
-        <w:tc>
-          <w:tcPr>
-            <w:tcW w:w="1798" w:type="pct"/>
-          </w:tcPr>
-          <w:p>
-            <w:r>
-              <w:rPr>
-                <w:sz w:val="16"/>
-                <w:szCs w:val="18"/>
-              </w:rPr>
-              <w:t>AV / BMS / SDAI/ SECURITY</w:t>
-            </w:r>
-          </w:p>
-        </w:tc>
-        <w:tc>
-          <w:tcPr>
-            <w:tcW w:w="170" w:type="pct"/>
-            <w:vMerge w:val="restart"/>
-            <w:shd w:val="clear" w:color="auto" w:fill="D9D9D9" w:themeFill="background1" w:themeFillShade="D9"/>
-            <w:vAlign w:val="center"/>
-          </w:tcPr>
-          <w:p>
-            <w:pPr>
-              <w:jc w:val="center"/>
-            </w:pPr>
-            <w:r>
-              <w:t>4</w:t>
-            </w:r>
-          </w:p>
-        </w:tc>
-        <w:tc>
-          <w:tcPr>
-            <w:tcW w:w="405" w:type="pct"/>
-          </w:tcPr>
-          <w:p>
-            <w:r>
-              <w:rPr>
-                <w:color w:val="A6A6A6" w:themeColor="background1" w:themeShade="A6"/>
-                <w:sz w:val="14"/>
-                <w:szCs w:val="16"/>
-              </w:rPr>
-              <w:t>Sistema:</w:t>
-            </w:r>
-          </w:p>
-        </w:tc>
-        <w:tc>
-          <w:tcPr>
-            <w:tcW w:w="2054" w:type="pct"/>
-          </w:tcPr>
-          <w:p>
-            <w:r>
-              <w:rPr>
-                <w:sz w:val="16"/>
-                <w:szCs w:val="18"/>
-              </w:rPr>
-              <w:t>AV / BMS / SDAI/ SECURITY</w:t>
-            </w:r>
-          </w:p>
-        </w:tc>
-      </w:tr>
-      <w:tr>
-        <w:tc>
-          <w:tcPr>
-            <w:tcW w:w="167" w:type="pct"/>
-            <w:vMerge/>
-            <w:shd w:val="clear" w:color="auto" w:fill="D9D9D9" w:themeFill="background1" w:themeFillShade="D9"/>
-          </w:tcPr>
-          <w:p/>
-        </w:tc>
-        <w:tc>
-          <w:tcPr>
-            <w:tcW w:w="405" w:type="pct"/>
-          </w:tcPr>
-          <w:p>
-            <w:r>
-              <w:rPr>
-                <w:color w:val="A6A6A6" w:themeColor="background1" w:themeShade="A6"/>
-                <w:sz w:val="14"/>
-                <w:szCs w:val="16"/>
-              </w:rPr>
-              <w:t>Ambiente</w:t>
-            </w:r>
-            <w:r>
-              <w:rPr>
-                <w:color w:val="A6A6A6" w:themeColor="background1" w:themeShade="A6"/>
-                <w:sz w:val="14"/>
-                <w:szCs w:val="16"/>
-              </w:rPr>
-              <w:t>:</w:t>
-            </w:r>
-          </w:p>
-        </w:tc>
-        <w:tc>
-          <w:tcPr>
-            <w:tcW w:w="1798" w:type="pct"/>
-          </w:tcPr>
-          <w:p>
-            <w:r>
-              <w:rPr>
-                <w:b/>
-                <w:bCs/>
-                <w:sz w:val="18"/>
-                <w:szCs w:val="20"/>
-              </w:rPr>
-              <w:t>Ambiente</w:t>
-            </w:r>
-          </w:p>
-        </w:tc>
-        <w:tc>
-          <w:tcPr>
-            <w:tcW w:w="170" w:type="pct"/>
-            <w:vMerge/>
-            <w:shd w:val="clear" w:color="auto" w:fill="D9D9D9" w:themeFill="background1" w:themeFillShade="D9"/>
-          </w:tcPr>
-          <w:p/>
-        </w:tc>
-        <w:tc>
-          <w:tcPr>
-            <w:tcW w:w="405" w:type="pct"/>
-          </w:tcPr>
-          <w:p>
-            <w:r>
-              <w:rPr>
-                <w:color w:val="A6A6A6" w:themeColor="background1" w:themeShade="A6"/>
-                <w:sz w:val="14"/>
-                <w:szCs w:val="16"/>
-              </w:rPr>
-              <w:t>Ambiente</w:t>
-            </w:r>
-            <w:r>
-              <w:rPr>
-                <w:color w:val="A6A6A6" w:themeColor="background1" w:themeShade="A6"/>
-                <w:sz w:val="14"/>
-                <w:szCs w:val="16"/>
-              </w:rPr>
-              <w:t>:</w:t>
-            </w:r>
-          </w:p>
-        </w:tc>
-        <w:tc>
-          <w:tcPr>
-            <w:tcW w:w="2054" w:type="pct"/>
-          </w:tcPr>
-          <w:p>
-            <w:r>
-              <w:rPr>
-                <w:b/>
-                <w:bCs/>
-                <w:sz w:val="18"/>
-                <w:szCs w:val="20"/>
-              </w:rPr>
-              <w:t>Ambiente</w:t>
-            </w:r>
-          </w:p>
-        </w:tc>
-      </w:tr>
-      <w:tr>
-        <w:trPr>
-          <w:trHeight w:val="3435"/>
-        </w:trPr>
-        <w:tc>
-          <w:tcPr>
-            <w:tcW w:w="167" w:type="pct"/>
-            <w:vMerge/>
-            <w:shd w:val="clear" w:color="auto" w:fill="D9D9D9" w:themeFill="background1" w:themeFillShade="D9"/>
-          </w:tcPr>
-          <w:p/>
-        </w:tc>
-        <w:tc>
-          <w:tcPr>
-            <w:tcW w:w="2204" w:type="pct"/>
-            <w:gridSpan w:val="2"/>
-            <w:vAlign w:val="center"/>
-          </w:tcPr>
-          <w:p>
-            <w:pPr>
-              <w:jc w:val="center"/>
-            </w:pPr>
-            <w:r>
-              <w:t>{%foto_2_img}</w:t>
-            </w:r>
-          </w:p>
-        </w:tc>
-        <w:tc>
-          <w:tcPr>
-            <w:tcW w:w="170" w:type="pct"/>
-            <w:vMerge/>
-            <w:shd w:val="clear" w:color="auto" w:fill="D9D9D9" w:themeFill="background1" w:themeFillShade="D9"/>
-          </w:tcPr>
-          <w:p>
-            <w:pPr>
-              <w:jc w:val="center"/>
-            </w:pPr>
-          </w:p>
-        </w:tc>
-        <w:tc>
-          <w:tcPr>
-            <w:tcW w:w="2459" w:type="pct"/>
-            <w:gridSpan w:val="2"/>
-            <w:vAlign w:val="center"/>
-          </w:tcPr>
-          <w:p>
-            <w:pPr>
-              <w:jc w:val="center"/>
-            </w:pPr>
-            <w:r>
-              <w:t>{%foto_3_img}</w:t>
-            </w:r>
-          </w:p>
-        </w:tc>
-      </w:tr>
-      <w:tr>
-        <w:tc>
-          <w:tcPr>
-            <w:tcW w:w="167" w:type="pct"/>
-            <w:vMerge/>
-            <w:shd w:val="clear" w:color="auto" w:fill="D9D9D9" w:themeFill="background1" w:themeFillShade="D9"/>
-          </w:tcPr>
-          <w:p/>
-        </w:tc>
-        <w:tc>
-          <w:tcPr>
-            <w:tcW w:w="2204" w:type="pct"/>
-            <w:gridSpan w:val="2"/>
-          </w:tcPr>
-          <w:p>
-            <w:r>
-              <w:rPr>
-                <w:sz w:val="16"/>
-                <w:szCs w:val="18"/>
-              </w:rPr>
-              <w:t>Texto</w:t>
-            </w:r>
-            <w:r>
-              <w:rPr>
-                <w:sz w:val="16"/>
-                <w:szCs w:val="18"/>
-              </w:rPr>
-              <w:t xml:space="preserve"> explicativo da imagem</w:t>
-            </w:r>
-          </w:p>
-        </w:tc>
-        <w:tc>
-          <w:tcPr>
-            <w:tcW w:w="170" w:type="pct"/>
-            <w:vMerge/>
-            <w:shd w:val="clear" w:color="auto" w:fill="D9D9D9" w:themeFill="background1" w:themeFillShade="D9"/>
-          </w:tcPr>
-          <w:p/>
-        </w:tc>
-        <w:tc>
-          <w:tcPr>
-            <w:tcW w:w="2459" w:type="pct"/>
-            <w:gridSpan w:val="2"/>
-          </w:tcPr>
-          <w:p>
-            <w:r>
-              <w:rPr>
-                <w:sz w:val="16"/>
-                <w:szCs w:val="18"/>
-              </w:rPr>
-              <w:t>Texto</w:t>
-            </w:r>
-            <w:r>
-              <w:rPr>
-                <w:sz w:val="16"/>
-                <w:szCs w:val="18"/>
-              </w:rPr>
-              <w:t xml:space="preserve"> explicativo da imagem</w:t>
-            </w:r>
-          </w:p>
-        </w:tc>
-      </w:tr>
-    </w:tbl>
     <w:p/>
-    <w:tbl>
-      <w:tblPr>
-        <w:tblStyle w:val="Tabelacomgrade"/>
-        <w:tblW w:w="5000" w:type="pct"/>
-        <w:tblLook w:val="04A0" w:firstRow="1" w:lastRow="0" w:firstColumn="1" w:lastColumn="0" w:noHBand="0" w:noVBand="1"/>
-      </w:tblPr>
-      <w:tblGrid>
-        <w:gridCol w:w="349"/>
-        <w:gridCol w:w="847"/>
-        <w:gridCol w:w="3762"/>
-        <w:gridCol w:w="356"/>
-        <w:gridCol w:w="847"/>
-        <w:gridCol w:w="4295"/>
-      </w:tblGrid>
-      <w:tr>
-        <w:tc>
-          <w:tcPr>
-            <w:tcW w:w="167" w:type="pct"/>
-            <w:vMerge w:val="restart"/>
-            <w:shd w:val="clear" w:color="auto" w:fill="D9D9D9" w:themeFill="background1" w:themeFillShade="D9"/>
-            <w:vAlign w:val="center"/>
-          </w:tcPr>
-          <w:p>
-            <w:pPr>
-              <w:jc w:val="center"/>
-            </w:pPr>
-            <w:r>
-              <w:t>5</w:t>
-            </w:r>
-          </w:p>
-        </w:tc>
-        <w:tc>
-          <w:tcPr>
-            <w:tcW w:w="405" w:type="pct"/>
-          </w:tcPr>
-          <w:p>
-            <w:r>
-              <w:rPr>
-                <w:color w:val="A6A6A6" w:themeColor="background1" w:themeShade="A6"/>
-                <w:sz w:val="14"/>
-                <w:szCs w:val="16"/>
-              </w:rPr>
-              <w:t>Sistema:</w:t>
-            </w:r>
-          </w:p>
-        </w:tc>
-        <w:tc>
-          <w:tcPr>
-            <w:tcW w:w="1798" w:type="pct"/>
-          </w:tcPr>
-          <w:p>
-            <w:r>
-              <w:rPr>
-                <w:sz w:val="16"/>
-                <w:szCs w:val="18"/>
-              </w:rPr>
-              <w:t>AV / BMS / SDAI/ SECURITY</w:t>
-            </w:r>
-          </w:p>
-        </w:tc>
-        <w:tc>
-          <w:tcPr>
-            <w:tcW w:w="170" w:type="pct"/>
-            <w:vMerge w:val="restart"/>
-            <w:shd w:val="clear" w:color="auto" w:fill="D9D9D9" w:themeFill="background1" w:themeFillShade="D9"/>
-            <w:vAlign w:val="center"/>
-          </w:tcPr>
-          <w:p>
-            <w:pPr>
-              <w:jc w:val="center"/>
-            </w:pPr>
-            <w:r>
-              <w:t>6</w:t>
-            </w:r>
-          </w:p>
-        </w:tc>
-        <w:tc>
-          <w:tcPr>
-            <w:tcW w:w="405" w:type="pct"/>
-          </w:tcPr>
-          <w:p>
-            <w:r>
-              <w:rPr>
-                <w:color w:val="A6A6A6" w:themeColor="background1" w:themeShade="A6"/>
-                <w:sz w:val="14"/>
-                <w:szCs w:val="16"/>
-              </w:rPr>
-              <w:t>Sistema:</w:t>
-            </w:r>
-          </w:p>
-        </w:tc>
-        <w:tc>
-          <w:tcPr>
-            <w:tcW w:w="2054" w:type="pct"/>
-          </w:tcPr>
-          <w:p>
-            <w:r>
-              <w:rPr>
-                <w:sz w:val="16"/>
-                <w:szCs w:val="18"/>
-              </w:rPr>
-              <w:t>AV / BMS / SDAI/ SECURITY</w:t>
-            </w:r>
-          </w:p>
-        </w:tc>
-      </w:tr>
-      <w:tr>
-        <w:tc>
-          <w:tcPr>
-            <w:tcW w:w="167" w:type="pct"/>
-            <w:vMerge/>
-            <w:shd w:val="clear" w:color="auto" w:fill="D9D9D9" w:themeFill="background1" w:themeFillShade="D9"/>
-          </w:tcPr>
-          <w:p/>
-        </w:tc>
-        <w:tc>
-          <w:tcPr>
-            <w:tcW w:w="405" w:type="pct"/>
-          </w:tcPr>
-          <w:p>
-            <w:r>
-              <w:rPr>
-                <w:color w:val="A6A6A6" w:themeColor="background1" w:themeShade="A6"/>
-                <w:sz w:val="14"/>
-                <w:szCs w:val="16"/>
-              </w:rPr>
-              <w:t>Ambiente</w:t>
-            </w:r>
-            <w:r>
-              <w:rPr>
-                <w:color w:val="A6A6A6" w:themeColor="background1" w:themeShade="A6"/>
-                <w:sz w:val="14"/>
-                <w:szCs w:val="16"/>
-              </w:rPr>
-              <w:t>:</w:t>
-            </w:r>
-          </w:p>
-        </w:tc>
-        <w:tc>
-          <w:tcPr>
-            <w:tcW w:w="1798" w:type="pct"/>
-          </w:tcPr>
-          <w:p>
-            <w:r>
-              <w:rPr>
-                <w:b/>
-                <w:bCs/>
-                <w:sz w:val="18"/>
-                <w:szCs w:val="20"/>
-              </w:rPr>
-              <w:t>Ambiente</w:t>
-            </w:r>
-          </w:p>
-        </w:tc>
-        <w:tc>
-          <w:tcPr>
-            <w:tcW w:w="170" w:type="pct"/>
-            <w:vMerge/>
-            <w:shd w:val="clear" w:color="auto" w:fill="D9D9D9" w:themeFill="background1" w:themeFillShade="D9"/>
-          </w:tcPr>
-          <w:p/>
-        </w:tc>
-        <w:tc>
-          <w:tcPr>
-            <w:tcW w:w="405" w:type="pct"/>
-          </w:tcPr>
-          <w:p>
-            <w:r>
-              <w:rPr>
-                <w:color w:val="A6A6A6" w:themeColor="background1" w:themeShade="A6"/>
-                <w:sz w:val="14"/>
-                <w:szCs w:val="16"/>
-              </w:rPr>
-              <w:t>Ambiente</w:t>
-            </w:r>
-            <w:r>
-              <w:rPr>
-                <w:color w:val="A6A6A6" w:themeColor="background1" w:themeShade="A6"/>
-                <w:sz w:val="14"/>
-                <w:szCs w:val="16"/>
-              </w:rPr>
-              <w:t>:</w:t>
-            </w:r>
-          </w:p>
-        </w:tc>
-        <w:tc>
-          <w:tcPr>
-            <w:tcW w:w="2054" w:type="pct"/>
-          </w:tcPr>
-          <w:p>
-            <w:r>
-              <w:rPr>
-                <w:b/>
-                <w:bCs/>
-                <w:sz w:val="18"/>
-                <w:szCs w:val="20"/>
-              </w:rPr>
-              <w:t>Ambiente</w:t>
-            </w:r>
-          </w:p>
-        </w:tc>
-      </w:tr>
-      <w:tr>
-        <w:trPr>
-          <w:trHeight w:val="3435"/>
-        </w:trPr>
-        <w:tc>
-          <w:tcPr>
-            <w:tcW w:w="167" w:type="pct"/>
-            <w:vMerge/>
-            <w:shd w:val="clear" w:color="auto" w:fill="D9D9D9" w:themeFill="background1" w:themeFillShade="D9"/>
-          </w:tcPr>
-          <w:p/>
-        </w:tc>
-        <w:tc>
-          <w:tcPr>
-            <w:tcW w:w="2204" w:type="pct"/>
-            <w:gridSpan w:val="2"/>
-            <w:vAlign w:val="center"/>
-          </w:tcPr>
-          <w:p>
-            <w:pPr>
-              <w:jc w:val="center"/>
-            </w:pPr>
-            <w:r>
-              <w:t>{%foto_4_img}</w:t>
-            </w:r>
-          </w:p>
-        </w:tc>
-        <w:tc>
-          <w:tcPr>
-            <w:tcW w:w="170" w:type="pct"/>
-            <w:vMerge/>
-            <w:shd w:val="clear" w:color="auto" w:fill="D9D9D9" w:themeFill="background1" w:themeFillShade="D9"/>
-          </w:tcPr>
-          <w:p>
-            <w:pPr>
-              <w:jc w:val="center"/>
-            </w:pPr>
-          </w:p>
-        </w:tc>
-        <w:tc>
-          <w:tcPr>
-            <w:tcW w:w="2459" w:type="pct"/>
-            <w:gridSpan w:val="2"/>
-            <w:vAlign w:val="center"/>
-          </w:tcPr>
-          <w:p>
-            <w:pPr>
-              <w:jc w:val="center"/>
-            </w:pPr>
-            <w:r>
-              <w:t>{%foto_5_img}</w:t>
-            </w:r>
-          </w:p>
-        </w:tc>
-      </w:tr>
-      <w:tr>
-        <w:tc>
-          <w:tcPr>
-            <w:tcW w:w="167" w:type="pct"/>
-            <w:vMerge/>
-            <w:shd w:val="clear" w:color="auto" w:fill="D9D9D9" w:themeFill="background1" w:themeFillShade="D9"/>
-          </w:tcPr>
-          <w:p/>
-        </w:tc>
-        <w:tc>
-          <w:tcPr>
-            <w:tcW w:w="2204" w:type="pct"/>
-            <w:gridSpan w:val="2"/>
-          </w:tcPr>
-          <w:p>
-            <w:r>
-              <w:rPr>
-                <w:sz w:val="16"/>
-                <w:szCs w:val="18"/>
-              </w:rPr>
-              <w:t>Texto</w:t>
-            </w:r>
-            <w:r>
-              <w:rPr>
-                <w:sz w:val="16"/>
-                <w:szCs w:val="18"/>
-              </w:rPr>
-              <w:t xml:space="preserve"> explicativo da imagem</w:t>
-            </w:r>
-          </w:p>
-        </w:tc>
-        <w:tc>
-          <w:tcPr>
-            <w:tcW w:w="170" w:type="pct"/>
-            <w:vMerge/>
-            <w:shd w:val="clear" w:color="auto" w:fill="D9D9D9" w:themeFill="background1" w:themeFillShade="D9"/>
-          </w:tcPr>
-          <w:p/>
-        </w:tc>
-        <w:tc>
-          <w:tcPr>
-            <w:tcW w:w="2459" w:type="pct"/>
-            <w:gridSpan w:val="2"/>
-          </w:tcPr>
-          <w:p>
-            <w:r>
-              <w:rPr>
-                <w:sz w:val="16"/>
-                <w:szCs w:val="18"/>
-              </w:rPr>
-              <w:t>Texto</w:t>
-            </w:r>
-            <w:r>
-              <w:rPr>
-                <w:sz w:val="16"/>
-                <w:szCs w:val="18"/>
-              </w:rPr>
-              <w:t xml:space="preserve"> explicativo da imagem</w:t>
-            </w:r>
-          </w:p>
-        </w:tc>
-      </w:tr>
-    </w:tbl>
     <w:p/>
     <w:tbl>
       <w:tblPr>
@@ -4815,7 +4103,6 @@
                 <w:sz w:val="20"/>
                 <w:szCs w:val="20"/>
               </w:rPr>
-              <w:lastRenderedPageBreak/>
               <w:t>DETALHAMENTO</w:t>
             </w:r>
             <w:r>
@@ -5399,7 +4686,6 @@
           <w:b/>
           <w:szCs w:val="22"/>
         </w:rPr>
-        <w:fldChar w:fldCharType="begin"/>
       </w:r>
       <w:r>
         <w:rPr>
@@ -5407,7 +4693,6 @@
           <w:b/>
           <w:szCs w:val="22"/>
         </w:rPr>
-        <w:instrText xml:space="preserve"> COMMENTS   \* MERGEFORMAT </w:instrText>
       </w:r>
       <w:r>
         <w:rPr>
@@ -5415,7 +4700,6 @@
           <w:b/>
           <w:szCs w:val="22"/>
         </w:rPr>
-        <w:fldChar w:fldCharType="end"/>
       </w:r>
     </w:p>
     <w:sectPr>
@@ -6276,7 +5560,7 @@
                       <pic:blipFill>
                         <a:blip r:embed="rId1" cstate="print">
                           <a:extLst>
-                            <a:ext uri="{28A0092B-C50C-407E-A947-70E740481C1C}">
+                            <a:ext uri="urn:uuid:28A0092B-C50C-407E-A947-70E740481C1C">
                               <a14:useLocalDpi xmlns:a14="http://schemas.microsoft.com/office/drawing/2010/main" val="0"/>
                             </a:ext>
                           </a:extLst>
@@ -7386,7 +6670,7 @@
                       <pic:blipFill rotWithShape="1">
                         <a:blip r:embed="rId1" cstate="print">
                           <a:extLst>
-                            <a:ext uri="{28A0092B-C50C-407E-A947-70E740481C1C}">
+                            <a:ext uri="urn:uuid:28A0092B-C50C-407E-A947-70E740481C1C">
                               <a14:useLocalDpi xmlns:a14="http://schemas.microsoft.com/office/drawing/2010/main" val="0"/>
                             </a:ext>
                           </a:extLst>
@@ -7407,7 +6691,7 @@
                           <a:noFill/>
                         </a:ln>
                         <a:extLst>
-                          <a:ext uri="{53640926-AAD7-44D8-BBD7-CCE9431645EC}">
+                          <a:ext uri="urn:uuid:53640926-AAD7-44D8-BBD7-CCE9431645EC">
                             <a14:shadowObscured xmlns:a14="http://schemas.microsoft.com/office/drawing/2010/main"/>
                           </a:ext>
                         </a:extLst>
@@ -15415,7 +14699,7 @@
         <xsd:restriction base="dms:Note"/>
       </xsd:simpleType>
     </xsd:element>
-    <xsd:element name="lcf76f155ced4ddcb4097134ff3c332f" ma:index="13" nillable="true" ma:taxonomy="true" ma:internalName="lcf76f155ced4ddcb4097134ff3c332f" ma:taxonomyFieldName="MediaServiceImageTags" ma:displayName="Marcações de imagem" ma:readOnly="false" ma:fieldId="{5cf76f15-5ced-4ddc-b409-7134ff3c332f}" ma:taxonomyMulti="true" ma:sspId="e46652d2-66be-40d0-8623-03fa6bbd8ed3" ma:termSetId="09814cd3-568e-fe90-9814-8d621ff8fb84" ma:anchorId="fba54fb3-c3e1-fe81-a776-ca4b69148c4d" ma:open="true" ma:isKeyword="false">
+    <xsd:element name="lcf76f155ced4ddcb4097134ff3c332f" ma:index="13" nillable="true" ma:taxonomy="true" ma:internalName="lcf76f155ced4ddcb4097134ff3c332f" ma:taxonomyFieldName="MediaServiceImageTags" ma:displayName="Marcações de imagem" ma:readOnly="false" ma:fieldId="5cf76f15-5ced-4ddc-b409-7134ff3c332f" ma:taxonomyMulti="true" ma:sspId="e46652d2-66be-40d0-8623-03fa6bbd8ed3" ma:termSetId="09814cd3-568e-fe90-9814-8d621ff8fb84" ma:anchorId="fba54fb3-c3e1-fe81-a776-ca4b69148c4d" ma:open="true" ma:isKeyword="false">
       <xsd:complexType>
         <xsd:sequence>
           <xsd:element ref="pc:Terms" minOccurs="0" maxOccurs="1"/>
@@ -15458,7 +14742,7 @@
   <xsd:schema xmlns:xsd="http://www.w3.org/2001/XMLSchema" xmlns:xs="http://www.w3.org/2001/XMLSchema" xmlns:dms="http://schemas.microsoft.com/office/2006/documentManagement/types" xmlns:pc="http://schemas.microsoft.com/office/infopath/2007/PartnerControls" targetNamespace="1bcf7bf6-5756-4e67-b5f2-1f2973c88733" elementFormDefault="qualified">
     <xsd:import namespace="http://schemas.microsoft.com/office/2006/documentManagement/types"/>
     <xsd:import namespace="http://schemas.microsoft.com/office/infopath/2007/PartnerControls"/>
-    <xsd:element name="TaxCatchAll" ma:index="14" nillable="true" ma:displayName="Taxonomy Catch All Column" ma:hidden="true" ma:list="{7b0f5ae7-48a3-4370-836f-b85e45987d26}" ma:internalName="TaxCatchAll" ma:showField="CatchAllData" ma:web="1bcf7bf6-5756-4e67-b5f2-1f2973c88733">
+    <xsd:element name="TaxCatchAll" ma:index="14" nillable="true" ma:displayName="Taxonomy Catch All Column" ma:hidden="true" ma:list="7b0f5ae7-48a3-4370-836f-b85e45987d26" ma:internalName="TaxCatchAll" ma:showField="CatchAllData" ma:web="1bcf7bf6-5756-4e67-b5f2-1f2973c88733">
       <xsd:complexType>
         <xsd:complexContent>
           <xsd:extension base="dms:MultiChoiceLookup">
@@ -15583,7 +14867,7 @@
 </file>
 
 <file path=customXml/itemProps1.xml><?xml version="1.0" encoding="utf-8"?>
-<ds:datastoreItem xmlns:ds="http://schemas.openxmlformats.org/officeDocument/2006/customXml" ds:itemID="{5B7D6D03-C617-4C25-BCE9-313B6B7DC727}">
+<ds:datastoreItem xmlns:ds="http://schemas.openxmlformats.org/officeDocument/2006/customXml" ds:itemID="5B7D6D03-C617-4C25-BCE9-313B6B7DC727">
   <ds:schemaRefs>
     <ds:schemaRef ds:uri="http://schemas.microsoft.com/office/2006/metadata/properties"/>
     <ds:schemaRef ds:uri="http://schemas.microsoft.com/office/infopath/2007/PartnerControls"/>
@@ -15594,7 +14878,7 @@
 </file>
 
 <file path=customXml/itemProps2.xml><?xml version="1.0" encoding="utf-8"?>
-<ds:datastoreItem xmlns:ds="http://schemas.openxmlformats.org/officeDocument/2006/customXml" ds:itemID="{9162A412-2335-4503-A88B-D2097F543F13}">
+<ds:datastoreItem xmlns:ds="http://schemas.openxmlformats.org/officeDocument/2006/customXml" ds:itemID="9162A412-2335-4503-A88B-D2097F543F13">
   <ds:schemaRefs>
     <ds:schemaRef ds:uri="http://schemas.microsoft.com/office/2006/metadata/contentType"/>
     <ds:schemaRef ds:uri="http://schemas.microsoft.com/office/2006/metadata/properties/metaAttributes"/>
@@ -15613,7 +14897,7 @@
 </file>
 
 <file path=customXml/itemProps3.xml><?xml version="1.0" encoding="utf-8"?>
-<ds:datastoreItem xmlns:ds="http://schemas.openxmlformats.org/officeDocument/2006/customXml" ds:itemID="{3F88AB89-857A-4EA7-AF48-138A0BB28E4B}">
+<ds:datastoreItem xmlns:ds="http://schemas.openxmlformats.org/officeDocument/2006/customXml" ds:itemID="3F88AB89-857A-4EA7-AF48-138A0BB28E4B">
   <ds:schemaRefs>
     <ds:schemaRef ds:uri="http://schemas.microsoft.com/sharepoint/v3/contenttype/forms"/>
   </ds:schemaRefs>
@@ -15621,7 +14905,7 @@
 </file>
 
 <file path=customXml/itemProps4.xml><?xml version="1.0" encoding="utf-8"?>
-<ds:datastoreItem xmlns:ds="http://schemas.openxmlformats.org/officeDocument/2006/customXml" ds:itemID="{2D581260-737C-4C82-8C06-C2FC018A7382}">
+<ds:datastoreItem xmlns:ds="http://schemas.openxmlformats.org/officeDocument/2006/customXml" ds:itemID="2D581260-737C-4C82-8C06-C2FC018A7382">
   <ds:schemaRefs>
     <ds:schemaRef ds:uri="http://schemas.openxmlformats.org/officeDocument/2006/bibliography"/>
   </ds:schemaRefs>

--- a/template_rdp.docx
+++ b/template_rdp.docx
@@ -50,7 +50,7 @@
               <w:rPr>
                 <w:noProof/>
               </w:rPr>
-              <w:t>{%logo_img}</w:t>
+              <w:t>{logo_img_token}</w:t>
             </w:r>
             <w:r>
               <w:rPr>
@@ -3971,7 +3971,7 @@
                 <w:rFonts w:ascii="Arial" w:hAnsi="Arial"/>
                 <w:sz w:val="16"/>
               </w:rPr>
-              <w:t>{%esq_img}</w:t>
+              <w:t>{esq_img_token}</w:t>
             </w:r>
           </w:p>
         </w:tc>
@@ -4002,7 +4002,7 @@
                 <w:rFonts w:ascii="Arial" w:hAnsi="Arial"/>
                 <w:sz w:val="16"/>
               </w:rPr>
-              <w:t>{%dir_img}</w:t>
+              <w:t>{dir_img_token}</w:t>
             </w:r>
           </w:p>
         </w:tc>

--- a/template_rdp.docx
+++ b/template_rdp.docx
@@ -42,20 +42,21 @@
               <w:spacing w:line="360" w:lineRule="auto"/>
               <w:jc w:val="center"/>
               <w:rPr>
+                <w:b w:val="0"/>
+                <w:bCs w:val="0"/>
                 <w:sz w:val="14"/>
                 <w:szCs w:val="14"/>
               </w:rPr>
             </w:pPr>
             <w:r>
               <w:rPr>
+                <w:b w:val="0"/>
+                <w:bCs w:val="0"/>
                 <w:noProof/>
+                <w:sz w:val="14"/>
+                <w:szCs w:val="16"/>
               </w:rPr>
               <w:t>{logo_img_token}</w:t>
-            </w:r>
-            <w:r>
-              <w:rPr>
-                <w:noProof/>
-              </w:rPr>
             </w:r>
           </w:p>
         </w:tc>
@@ -97,6 +98,67 @@
                 <w:rFonts w:eastAsiaTheme="minorEastAsia"/>
                 <w:noProof/>
               </w:rPr>
+              <w:drawing>
+                <wp:anchor distT="0" distB="0" distL="114300" distR="114300" simplePos="0" relativeHeight="251658240" behindDoc="0" locked="0" layoutInCell="1" allowOverlap="1" wp14:anchorId="27954BD9" wp14:editId="5B83CFEA">
+                  <wp:simplePos x="0" y="0"/>
+                  <wp:positionH relativeFrom="column">
+                    <wp:posOffset>-114935</wp:posOffset>
+                  </wp:positionH>
+                  <wp:positionV relativeFrom="paragraph">
+                    <wp:posOffset>-5715</wp:posOffset>
+                  </wp:positionV>
+                  <wp:extent cx="1404620" cy="267335"/>
+                  <wp:effectExtent l="0" t="0" r="5080" b="0"/>
+                  <wp:wrapNone/>
+                  <wp:docPr id="1700213852" name="Imagem 1700213852"/>
+                  <wp:cNvGraphicFramePr>
+                    <a:graphicFrameLocks xmlns:a="http://schemas.openxmlformats.org/drawingml/2006/main" noChangeAspect="1"/>
+                  </wp:cNvGraphicFramePr>
+                  <a:graphic xmlns:a="http://schemas.openxmlformats.org/drawingml/2006/main">
+                    <a:graphicData uri="http://schemas.openxmlformats.org/drawingml/2006/picture">
+                      <pic:pic xmlns:pic="http://schemas.openxmlformats.org/drawingml/2006/picture">
+                        <pic:nvPicPr>
+                          <pic:cNvPr id="3" name="Imagem 3"/>
+                          <pic:cNvPicPr>
+                            <a:picLocks noChangeAspect="1" noChangeArrowheads="1"/>
+                          </pic:cNvPicPr>
+                        </pic:nvPicPr>
+                        <pic:blipFill>
+                          <a:blip r:embed="rId11" cstate="print">
+                            <a:extLst>
+                              <a:ext uri="{28A0092B-C50C-407E-A947-70E740481C1C}">
+                                <a14:useLocalDpi xmlns:a14="http://schemas.microsoft.com/office/drawing/2010/main" val="0"/>
+                              </a:ext>
+                            </a:extLst>
+                          </a:blip>
+                          <a:stretch>
+                            <a:fillRect/>
+                          </a:stretch>
+                        </pic:blipFill>
+                        <pic:spPr bwMode="auto">
+                          <a:xfrm>
+                            <a:off x="0" y="0"/>
+                            <a:ext cx="1404620" cy="267335"/>
+                          </a:xfrm>
+                          <a:prstGeom prst="rect">
+                            <a:avLst/>
+                          </a:prstGeom>
+                          <a:noFill/>
+                          <a:ln>
+                            <a:noFill/>
+                          </a:ln>
+                        </pic:spPr>
+                      </pic:pic>
+                    </a:graphicData>
+                  </a:graphic>
+                  <wp14:sizeRelH relativeFrom="margin">
+                    <wp14:pctWidth>0</wp14:pctWidth>
+                  </wp14:sizeRelH>
+                  <wp14:sizeRelV relativeFrom="margin">
+                    <wp14:pctHeight>0</wp14:pctHeight>
+                  </wp14:sizeRelV>
+                </wp:anchor>
+              </w:drawing>
             </w:r>
           </w:p>
         </w:tc>
@@ -228,14 +290,6 @@
               </w:rPr>
               <w:t>{codigo}</w:t>
             </w:r>
-            <w:r>
-              <w:rPr>
-                <w:b/>
-                <w:color w:val="0070C0"/>
-                <w:sz w:val="20"/>
-                <w:szCs w:val="20"/>
-              </w:rPr>
-            </w:r>
           </w:p>
         </w:tc>
       </w:tr>
@@ -317,10 +371,14 @@
                 <w:sz w:val="16"/>
                 <w:szCs w:val="16"/>
               </w:rPr>
-              <w:t xml:space="preserve">ENDEREÇO: </w:t>
-            </w:r>
-            <w:r>
-              <w:t xml:space="preserve"> {endereco}</w:t>
+              <w:t>ENDEREÇO:</w:t>
+            </w:r>
+            <w:r>
+              <w:rPr>
+                <w:sz w:val="16"/>
+                <w:szCs w:val="16"/>
+              </w:rPr>
+              <w:t xml:space="preserve">  {endereco}</w:t>
             </w:r>
           </w:p>
         </w:tc>
@@ -602,23 +660,7 @@
                 <w:sz w:val="12"/>
                 <w:szCs w:val="12"/>
               </w:rPr>
-              <w:t>IN</w:t>
-            </w:r>
-            <w:r>
-              <w:rPr>
-                <w:b/>
-                <w:sz w:val="12"/>
-                <w:szCs w:val="12"/>
-              </w:rPr>
-              <w:t>Í</w:t>
-            </w:r>
-            <w:r>
-              <w:rPr>
-                <w:b/>
-                <w:sz w:val="12"/>
-                <w:szCs w:val="12"/>
-              </w:rPr>
-              <w:t>CIO</w:t>
+              <w:t>INÍCIO</w:t>
             </w:r>
           </w:p>
         </w:tc>
@@ -643,7 +685,27 @@
                 <w:sz w:val="10"/>
                 <w:szCs w:val="10"/>
               </w:rPr>
-              <w:t>{h_ini_prev}</w:t>
+              <w:t>{</w:t>
+            </w:r>
+            <w:proofErr w:type="spellStart"/>
+            <w:r>
+              <w:rPr>
+                <w:bCs/>
+                <w:color w:val="A6A6A6" w:themeColor="background1" w:themeShade="A6"/>
+                <w:sz w:val="10"/>
+                <w:szCs w:val="10"/>
+              </w:rPr>
+              <w:t>h_ini_prev</w:t>
+            </w:r>
+            <w:proofErr w:type="spellEnd"/>
+            <w:r>
+              <w:rPr>
+                <w:bCs/>
+                <w:color w:val="A6A6A6" w:themeColor="background1" w:themeShade="A6"/>
+                <w:sz w:val="10"/>
+                <w:szCs w:val="10"/>
+              </w:rPr>
+              <w:t>}</w:t>
             </w:r>
           </w:p>
         </w:tc>
@@ -669,7 +731,27 @@
                 <w:sz w:val="10"/>
                 <w:szCs w:val="10"/>
               </w:rPr>
-              <w:t>{h_ini_real}</w:t>
+              <w:t>{</w:t>
+            </w:r>
+            <w:proofErr w:type="spellStart"/>
+            <w:r>
+              <w:rPr>
+                <w:bCs/>
+                <w:color w:val="0070C0"/>
+                <w:sz w:val="10"/>
+                <w:szCs w:val="10"/>
+              </w:rPr>
+              <w:t>h_ini_real</w:t>
+            </w:r>
+            <w:proofErr w:type="spellEnd"/>
+            <w:r>
+              <w:rPr>
+                <w:bCs/>
+                <w:color w:val="0070C0"/>
+                <w:sz w:val="10"/>
+                <w:szCs w:val="10"/>
+              </w:rPr>
+              <w:t>}</w:t>
             </w:r>
           </w:p>
         </w:tc>
@@ -790,15 +872,7 @@
                 <w:sz w:val="12"/>
                 <w:szCs w:val="12"/>
               </w:rPr>
-              <w:t>DATA</w:t>
-            </w:r>
-            <w:r>
-              <w:rPr>
-                <w:b/>
-                <w:sz w:val="12"/>
-                <w:szCs w:val="12"/>
-              </w:rPr>
-              <w:t>:</w:t>
+              <w:t>DATA:</w:t>
             </w:r>
           </w:p>
           <w:p>
@@ -817,38 +891,6 @@
                 <w:szCs w:val="18"/>
               </w:rPr>
               <w:t>{data}</w:t>
-            </w:r>
-            <w:r>
-              <w:rPr>
-                <w:b/>
-                <w:color w:val="0070C0"/>
-                <w:sz w:val="18"/>
-                <w:szCs w:val="18"/>
-              </w:rPr>
-            </w:r>
-            <w:r>
-              <w:rPr>
-                <w:b/>
-                <w:color w:val="0070C0"/>
-                <w:sz w:val="18"/>
-                <w:szCs w:val="18"/>
-              </w:rPr>
-            </w:r>
-            <w:r>
-              <w:rPr>
-                <w:b/>
-                <w:color w:val="0070C0"/>
-                <w:sz w:val="18"/>
-                <w:szCs w:val="18"/>
-              </w:rPr>
-            </w:r>
-            <w:r>
-              <w:rPr>
-                <w:b/>
-                <w:color w:val="0070C0"/>
-                <w:sz w:val="18"/>
-                <w:szCs w:val="18"/>
-              </w:rPr>
             </w:r>
           </w:p>
         </w:tc>
@@ -876,10 +918,23 @@
             </w:pPr>
             <w:r>
               <w:rPr>
-                <w:rFonts w:ascii="Arial" w:hAnsi="Arial"/>
-                <w:sz w:val="16"/>
-              </w:rPr>
-              <w:t>{prod_muito}</w:t>
+                <w:sz w:val="16"/>
+              </w:rPr>
+              <w:t>{</w:t>
+            </w:r>
+            <w:proofErr w:type="spellStart"/>
+            <w:r>
+              <w:rPr>
+                <w:sz w:val="16"/>
+              </w:rPr>
+              <w:t>prod_muito</w:t>
+            </w:r>
+            <w:proofErr w:type="spellEnd"/>
+            <w:r>
+              <w:rPr>
+                <w:sz w:val="16"/>
+              </w:rPr>
+              <w:t>}</w:t>
             </w:r>
           </w:p>
         </w:tc>
@@ -901,10 +956,23 @@
             </w:pPr>
             <w:r>
               <w:rPr>
-                <w:rFonts w:ascii="Arial" w:hAnsi="Arial"/>
-                <w:sz w:val="16"/>
-              </w:rPr>
-              <w:t>{prod_ok}</w:t>
+                <w:sz w:val="16"/>
+              </w:rPr>
+              <w:t>{</w:t>
+            </w:r>
+            <w:proofErr w:type="spellStart"/>
+            <w:r>
+              <w:rPr>
+                <w:sz w:val="16"/>
+              </w:rPr>
+              <w:t>prod_ok</w:t>
+            </w:r>
+            <w:proofErr w:type="spellEnd"/>
+            <w:r>
+              <w:rPr>
+                <w:sz w:val="16"/>
+              </w:rPr>
+              <w:t>}</w:t>
             </w:r>
           </w:p>
         </w:tc>
@@ -926,10 +994,23 @@
             </w:pPr>
             <w:r>
               <w:rPr>
-                <w:rFonts w:ascii="Arial" w:hAnsi="Arial"/>
-                <w:sz w:val="16"/>
-              </w:rPr>
-              <w:t>{prod_pouco}</w:t>
+                <w:sz w:val="16"/>
+              </w:rPr>
+              <w:t>{</w:t>
+            </w:r>
+            <w:proofErr w:type="spellStart"/>
+            <w:r>
+              <w:rPr>
+                <w:sz w:val="16"/>
+              </w:rPr>
+              <w:t>prod_pouco</w:t>
+            </w:r>
+            <w:proofErr w:type="spellEnd"/>
+            <w:r>
+              <w:rPr>
+                <w:sz w:val="16"/>
+              </w:rPr>
+              <w:t>}</w:t>
             </w:r>
           </w:p>
         </w:tc>
@@ -973,10 +1054,32 @@
             </w:pPr>
             <w:r>
               <w:rPr>
-                <w:rFonts w:ascii="Arial" w:hAnsi="Arial"/>
-                <w:sz w:val="16"/>
-              </w:rPr>
-              <w:t>{h_fim_prev}</w:t>
+                <w:bCs/>
+                <w:color w:val="A6A6A6" w:themeColor="background1" w:themeShade="A6"/>
+                <w:sz w:val="10"/>
+                <w:szCs w:val="10"/>
+              </w:rPr>
+              <w:t>{</w:t>
+            </w:r>
+            <w:proofErr w:type="spellStart"/>
+            <w:r>
+              <w:rPr>
+                <w:bCs/>
+                <w:color w:val="A6A6A6" w:themeColor="background1" w:themeShade="A6"/>
+                <w:sz w:val="10"/>
+                <w:szCs w:val="10"/>
+              </w:rPr>
+              <w:t>h_fim_prev</w:t>
+            </w:r>
+            <w:proofErr w:type="spellEnd"/>
+            <w:r>
+              <w:rPr>
+                <w:bCs/>
+                <w:color w:val="A6A6A6" w:themeColor="background1" w:themeShade="A6"/>
+                <w:sz w:val="10"/>
+                <w:szCs w:val="10"/>
+              </w:rPr>
+              <w:t>}</w:t>
             </w:r>
           </w:p>
         </w:tc>
@@ -997,10 +1100,32 @@
             </w:pPr>
             <w:r>
               <w:rPr>
-                <w:rFonts w:ascii="Arial" w:hAnsi="Arial"/>
-                <w:sz w:val="16"/>
-              </w:rPr>
-              <w:t>{h_fim_real}</w:t>
+                <w:bCs/>
+                <w:color w:val="0070C0"/>
+                <w:sz w:val="10"/>
+                <w:szCs w:val="10"/>
+              </w:rPr>
+              <w:t>{</w:t>
+            </w:r>
+            <w:proofErr w:type="spellStart"/>
+            <w:r>
+              <w:rPr>
+                <w:bCs/>
+                <w:color w:val="0070C0"/>
+                <w:sz w:val="10"/>
+                <w:szCs w:val="10"/>
+              </w:rPr>
+              <w:t>h_fim_real</w:t>
+            </w:r>
+            <w:proofErr w:type="spellEnd"/>
+            <w:r>
+              <w:rPr>
+                <w:bCs/>
+                <w:color w:val="0070C0"/>
+                <w:sz w:val="10"/>
+                <w:szCs w:val="10"/>
+              </w:rPr>
+              <w:t>}</w:t>
             </w:r>
           </w:p>
         </w:tc>
@@ -1020,10 +1145,23 @@
             </w:pPr>
             <w:r>
               <w:rPr>
-                <w:rFonts w:ascii="Arial" w:hAnsi="Arial"/>
-                <w:sz w:val="16"/>
-              </w:rPr>
-              <w:t>{clima_bom}</w:t>
+                <w:sz w:val="16"/>
+              </w:rPr>
+              <w:t>{</w:t>
+            </w:r>
+            <w:proofErr w:type="spellStart"/>
+            <w:r>
+              <w:rPr>
+                <w:sz w:val="16"/>
+              </w:rPr>
+              <w:t>clima_bom</w:t>
+            </w:r>
+            <w:proofErr w:type="spellEnd"/>
+            <w:r>
+              <w:rPr>
+                <w:sz w:val="16"/>
+              </w:rPr>
+              <w:t>}</w:t>
             </w:r>
           </w:p>
         </w:tc>
@@ -1043,10 +1181,23 @@
             </w:pPr>
             <w:r>
               <w:rPr>
-                <w:rFonts w:ascii="Arial" w:hAnsi="Arial"/>
-                <w:sz w:val="16"/>
-              </w:rPr>
-              <w:t>{clima_chuva_leve}</w:t>
+                <w:sz w:val="16"/>
+              </w:rPr>
+              <w:t>{</w:t>
+            </w:r>
+            <w:proofErr w:type="spellStart"/>
+            <w:r>
+              <w:rPr>
+                <w:sz w:val="16"/>
+              </w:rPr>
+              <w:t>clima_chuva_leve</w:t>
+            </w:r>
+            <w:proofErr w:type="spellEnd"/>
+            <w:r>
+              <w:rPr>
+                <w:sz w:val="16"/>
+              </w:rPr>
+              <w:t>}</w:t>
             </w:r>
           </w:p>
         </w:tc>
@@ -1066,10 +1217,23 @@
             </w:pPr>
             <w:r>
               <w:rPr>
-                <w:rFonts w:ascii="Arial" w:hAnsi="Arial"/>
-                <w:sz w:val="16"/>
-              </w:rPr>
-              <w:t>{clima_chuva_forte}</w:t>
+                <w:sz w:val="16"/>
+              </w:rPr>
+              <w:t>{</w:t>
+            </w:r>
+            <w:proofErr w:type="spellStart"/>
+            <w:r>
+              <w:rPr>
+                <w:sz w:val="16"/>
+              </w:rPr>
+              <w:t>clima_chuva_forte</w:t>
+            </w:r>
+            <w:proofErr w:type="spellEnd"/>
+            <w:r>
+              <w:rPr>
+                <w:sz w:val="16"/>
+              </w:rPr>
+              <w:t>}</w:t>
             </w:r>
           </w:p>
         </w:tc>
@@ -1089,10 +1253,23 @@
             </w:pPr>
             <w:r>
               <w:rPr>
-                <w:rFonts w:ascii="Arial" w:hAnsi="Arial"/>
-                <w:sz w:val="16"/>
-              </w:rPr>
-              <w:t>{clima_fora_turno}</w:t>
+                <w:sz w:val="16"/>
+              </w:rPr>
+              <w:t>{</w:t>
+            </w:r>
+            <w:proofErr w:type="spellStart"/>
+            <w:r>
+              <w:rPr>
+                <w:sz w:val="16"/>
+              </w:rPr>
+              <w:t>clima_fora_turno</w:t>
+            </w:r>
+            <w:proofErr w:type="spellEnd"/>
+            <w:r>
+              <w:rPr>
+                <w:sz w:val="16"/>
+              </w:rPr>
+              <w:t>}</w:t>
             </w:r>
           </w:p>
         </w:tc>
@@ -1353,25 +1530,7 @@
                 <w:sz w:val="20"/>
                 <w:szCs w:val="20"/>
               </w:rPr>
-              <w:t>FUNÇ</w:t>
-            </w:r>
-            <w:r>
-              <w:rPr>
-                <w:rFonts w:cs="Arial"/>
-                <w:b/>
-                <w:sz w:val="20"/>
-                <w:szCs w:val="20"/>
-              </w:rPr>
-              <w:t>Ã</w:t>
-            </w:r>
-            <w:r>
-              <w:rPr>
-                <w:rFonts w:cs="Arial"/>
-                <w:b/>
-                <w:sz w:val="20"/>
-                <w:szCs w:val="20"/>
-              </w:rPr>
-              <w:t>O</w:t>
+              <w:t>FUNÇÃO</w:t>
             </w:r>
           </w:p>
         </w:tc>
@@ -1426,6 +1585,7 @@
           <w:p>
             <w:pPr>
               <w:spacing w:before="60" w:after="60"/>
+              <w:jc w:val="center"/>
               <w:rPr>
                 <w:rFonts w:cs="Arial"/>
                 <w:sz w:val="16"/>
@@ -1433,6 +1593,11 @@
               </w:rPr>
             </w:pPr>
             <w:r>
+              <w:rPr>
+                <w:rFonts w:cs="Arial"/>
+                <w:sz w:val="16"/>
+                <w:szCs w:val="16"/>
+              </w:rPr>
               <w:t>{prof_0_nome}</w:t>
             </w:r>
           </w:p>
@@ -1550,6 +1715,7 @@
           <w:p>
             <w:pPr>
               <w:spacing w:before="60" w:after="60"/>
+              <w:jc w:val="center"/>
               <w:rPr>
                 <w:rFonts w:cs="Arial"/>
                 <w:sz w:val="16"/>
@@ -1557,6 +1723,11 @@
               </w:rPr>
             </w:pPr>
             <w:r>
+              <w:rPr>
+                <w:rFonts w:cs="Arial"/>
+                <w:sz w:val="16"/>
+                <w:szCs w:val="16"/>
+              </w:rPr>
               <w:t>{prof_1_nome}</w:t>
             </w:r>
           </w:p>
@@ -1583,6 +1754,11 @@
               </w:rPr>
             </w:pPr>
             <w:r>
+              <w:rPr>
+                <w:rFonts w:cs="Arial"/>
+                <w:sz w:val="16"/>
+                <w:szCs w:val="16"/>
+              </w:rPr>
               <w:t>{prof_1_empresa}</w:t>
             </w:r>
           </w:p>
@@ -1653,11 +1829,11 @@
         <w:tblLook w:val="0000" w:firstRow="0" w:lastRow="0" w:firstColumn="0" w:lastColumn="0" w:noHBand="0" w:noVBand="0"/>
       </w:tblPr>
       <w:tblGrid>
-        <w:gridCol w:w="427"/>
-        <w:gridCol w:w="4813"/>
-        <w:gridCol w:w="2466"/>
-        <w:gridCol w:w="1417"/>
-        <w:gridCol w:w="1349"/>
+        <w:gridCol w:w="1204"/>
+        <w:gridCol w:w="4270"/>
+        <w:gridCol w:w="2264"/>
+        <w:gridCol w:w="1390"/>
+        <w:gridCol w:w="1344"/>
       </w:tblGrid>
       <w:tr>
         <w:trPr>
@@ -1945,7 +2121,23 @@
                 <w:sz w:val="16"/>
                 <w:szCs w:val="16"/>
               </w:rPr>
-              <w:t>{atv_0_num}</w:t>
+              <w:t>{</w:t>
+            </w:r>
+            <w:r>
+              <w:rPr>
+                <w:rFonts w:cs="Arial"/>
+                <w:sz w:val="16"/>
+                <w:szCs w:val="16"/>
+              </w:rPr>
+              <w:t>atv_0_num</w:t>
+            </w:r>
+            <w:r>
+              <w:rPr>
+                <w:rFonts w:cs="Arial"/>
+                <w:sz w:val="16"/>
+                <w:szCs w:val="16"/>
+              </w:rPr>
+              <w:t>}</w:t>
             </w:r>
           </w:p>
         </w:tc>
@@ -1970,7 +2162,28 @@
               </w:rPr>
             </w:pPr>
             <w:r>
-              <w:t>{atv_0_desc}</w:t>
+              <w:rPr>
+                <w:rFonts w:cs="Arial"/>
+                <w:sz w:val="16"/>
+                <w:szCs w:val="16"/>
+              </w:rPr>
+              <w:t>{</w:t>
+            </w:r>
+            <w:r>
+              <w:rPr>
+                <w:rFonts w:cs="Arial"/>
+                <w:sz w:val="16"/>
+                <w:szCs w:val="16"/>
+              </w:rPr>
+              <w:t>atv_0_desc</w:t>
+            </w:r>
+            <w:r>
+              <w:rPr>
+                <w:rFonts w:cs="Arial"/>
+                <w:sz w:val="16"/>
+                <w:szCs w:val="16"/>
+              </w:rPr>
+              <w:t>}</w:t>
             </w:r>
           </w:p>
         </w:tc>
@@ -1988,6 +2201,7 @@
           <w:p>
             <w:pPr>
               <w:spacing w:before="60" w:after="60"/>
+              <w:jc w:val="center"/>
               <w:rPr>
                 <w:rFonts w:cs="Arial"/>
                 <w:sz w:val="16"/>
@@ -1995,7 +2209,28 @@
               </w:rPr>
             </w:pPr>
             <w:r>
-              <w:t>{atv_0_amb}</w:t>
+              <w:rPr>
+                <w:rFonts w:cs="Arial"/>
+                <w:sz w:val="16"/>
+                <w:szCs w:val="16"/>
+              </w:rPr>
+              <w:t>{</w:t>
+            </w:r>
+            <w:r>
+              <w:rPr>
+                <w:rFonts w:cs="Arial"/>
+                <w:sz w:val="16"/>
+                <w:szCs w:val="16"/>
+              </w:rPr>
+              <w:t>atv_0_amb</w:t>
+            </w:r>
+            <w:r>
+              <w:rPr>
+                <w:rFonts w:cs="Arial"/>
+                <w:sz w:val="16"/>
+                <w:szCs w:val="16"/>
+              </w:rPr>
+              <w:t>}</w:t>
             </w:r>
           </w:p>
         </w:tc>
@@ -2013,6 +2248,7 @@
           <w:p>
             <w:pPr>
               <w:spacing w:before="60" w:after="60"/>
+              <w:jc w:val="center"/>
               <w:rPr>
                 <w:rFonts w:cs="Arial"/>
                 <w:sz w:val="16"/>
@@ -2025,14 +2261,23 @@
                 <w:sz w:val="16"/>
                 <w:szCs w:val="16"/>
               </w:rPr>
-              <w:t>{atv_0_crit}</w:t>
-            </w:r>
-            <w:r>
-              <w:rPr>
-                <w:rFonts w:cs="Arial"/>
-                <w:sz w:val="16"/>
-                <w:szCs w:val="16"/>
-              </w:rPr>
+              <w:t>{</w:t>
+            </w:r>
+            <w:r>
+              <w:rPr>
+                <w:rFonts w:cs="Arial"/>
+                <w:sz w:val="16"/>
+                <w:szCs w:val="16"/>
+              </w:rPr>
+              <w:t>atv_0_crit</w:t>
+            </w:r>
+            <w:r>
+              <w:rPr>
+                <w:rFonts w:cs="Arial"/>
+                <w:sz w:val="16"/>
+                <w:szCs w:val="16"/>
+              </w:rPr>
+              <w:t>}</w:t>
             </w:r>
           </w:p>
         </w:tc>
@@ -2050,6 +2295,7 @@
           <w:p>
             <w:pPr>
               <w:spacing w:before="60" w:after="60"/>
+              <w:jc w:val="center"/>
               <w:rPr>
                 <w:rFonts w:cs="Arial"/>
                 <w:sz w:val="16"/>
@@ -2057,7 +2303,28 @@
               </w:rPr>
             </w:pPr>
             <w:r>
-              <w:t>{atv_0_status}</w:t>
+              <w:rPr>
+                <w:rFonts w:cs="Arial"/>
+                <w:sz w:val="16"/>
+                <w:szCs w:val="16"/>
+              </w:rPr>
+              <w:t>{</w:t>
+            </w:r>
+            <w:r>
+              <w:rPr>
+                <w:rFonts w:cs="Arial"/>
+                <w:sz w:val="16"/>
+                <w:szCs w:val="16"/>
+              </w:rPr>
+              <w:t>atv_0_status</w:t>
+            </w:r>
+            <w:r>
+              <w:rPr>
+                <w:rFonts w:cs="Arial"/>
+                <w:sz w:val="16"/>
+                <w:szCs w:val="16"/>
+              </w:rPr>
+              <w:t>}</w:t>
             </w:r>
           </w:p>
         </w:tc>
@@ -2101,7 +2368,23 @@
                 <w:sz w:val="16"/>
                 <w:szCs w:val="16"/>
               </w:rPr>
-              <w:t>{atv_1_num}</w:t>
+              <w:t>{</w:t>
+            </w:r>
+            <w:r>
+              <w:rPr>
+                <w:rFonts w:cs="Arial"/>
+                <w:sz w:val="16"/>
+                <w:szCs w:val="16"/>
+              </w:rPr>
+              <w:t>atv_1_num</w:t>
+            </w:r>
+            <w:r>
+              <w:rPr>
+                <w:rFonts w:cs="Arial"/>
+                <w:sz w:val="16"/>
+                <w:szCs w:val="16"/>
+              </w:rPr>
+              <w:t>}</w:t>
             </w:r>
           </w:p>
         </w:tc>
@@ -2126,7 +2409,28 @@
               </w:rPr>
             </w:pPr>
             <w:r>
-              <w:t>{atv_1_desc}</w:t>
+              <w:rPr>
+                <w:rFonts w:cs="Arial"/>
+                <w:sz w:val="16"/>
+                <w:szCs w:val="16"/>
+              </w:rPr>
+              <w:t>{</w:t>
+            </w:r>
+            <w:r>
+              <w:rPr>
+                <w:rFonts w:cs="Arial"/>
+                <w:sz w:val="16"/>
+                <w:szCs w:val="16"/>
+              </w:rPr>
+              <w:t>atv_1_desc</w:t>
+            </w:r>
+            <w:r>
+              <w:rPr>
+                <w:rFonts w:cs="Arial"/>
+                <w:sz w:val="16"/>
+                <w:szCs w:val="16"/>
+              </w:rPr>
+              <w:t>}</w:t>
             </w:r>
           </w:p>
         </w:tc>
@@ -2144,6 +2448,7 @@
           <w:p>
             <w:pPr>
               <w:spacing w:before="60" w:after="60"/>
+              <w:jc w:val="center"/>
               <w:rPr>
                 <w:rFonts w:cs="Arial"/>
                 <w:sz w:val="16"/>
@@ -2151,7 +2456,28 @@
               </w:rPr>
             </w:pPr>
             <w:r>
-              <w:t>{atv_1_amb}</w:t>
+              <w:rPr>
+                <w:rFonts w:cs="Arial"/>
+                <w:sz w:val="16"/>
+                <w:szCs w:val="16"/>
+              </w:rPr>
+              <w:t>{</w:t>
+            </w:r>
+            <w:r>
+              <w:rPr>
+                <w:rFonts w:cs="Arial"/>
+                <w:sz w:val="16"/>
+                <w:szCs w:val="16"/>
+              </w:rPr>
+              <w:t>atv_1_amb</w:t>
+            </w:r>
+            <w:r>
+              <w:rPr>
+                <w:rFonts w:cs="Arial"/>
+                <w:sz w:val="16"/>
+                <w:szCs w:val="16"/>
+              </w:rPr>
+              <w:t>}</w:t>
             </w:r>
           </w:p>
         </w:tc>
@@ -2169,6 +2495,7 @@
           <w:p>
             <w:pPr>
               <w:spacing w:before="60" w:after="60"/>
+              <w:jc w:val="center"/>
               <w:rPr>
                 <w:rFonts w:cs="Arial"/>
                 <w:sz w:val="16"/>
@@ -2176,7 +2503,28 @@
               </w:rPr>
             </w:pPr>
             <w:r>
-              <w:t>{atv_1_crit}</w:t>
+              <w:rPr>
+                <w:rFonts w:cs="Arial"/>
+                <w:sz w:val="16"/>
+                <w:szCs w:val="16"/>
+              </w:rPr>
+              <w:t>{</w:t>
+            </w:r>
+            <w:r>
+              <w:rPr>
+                <w:rFonts w:cs="Arial"/>
+                <w:sz w:val="16"/>
+                <w:szCs w:val="16"/>
+              </w:rPr>
+              <w:t>atv_1_crit</w:t>
+            </w:r>
+            <w:r>
+              <w:rPr>
+                <w:rFonts w:cs="Arial"/>
+                <w:sz w:val="16"/>
+                <w:szCs w:val="16"/>
+              </w:rPr>
+              <w:t>}</w:t>
             </w:r>
           </w:p>
         </w:tc>
@@ -2194,6 +2542,7 @@
           <w:p>
             <w:pPr>
               <w:spacing w:before="60" w:after="60"/>
+              <w:jc w:val="center"/>
               <w:rPr>
                 <w:rFonts w:cs="Arial"/>
                 <w:sz w:val="16"/>
@@ -2201,7 +2550,28 @@
               </w:rPr>
             </w:pPr>
             <w:r>
-              <w:t>{atv_1_status}</w:t>
+              <w:rPr>
+                <w:rFonts w:cs="Arial"/>
+                <w:sz w:val="16"/>
+                <w:szCs w:val="16"/>
+              </w:rPr>
+              <w:t>{</w:t>
+            </w:r>
+            <w:r>
+              <w:rPr>
+                <w:rFonts w:cs="Arial"/>
+                <w:sz w:val="16"/>
+                <w:szCs w:val="16"/>
+              </w:rPr>
+              <w:t>atv_1_status</w:t>
+            </w:r>
+            <w:r>
+              <w:rPr>
+                <w:rFonts w:cs="Arial"/>
+                <w:sz w:val="16"/>
+                <w:szCs w:val="16"/>
+              </w:rPr>
+              <w:t>}</w:t>
             </w:r>
           </w:p>
         </w:tc>
@@ -2245,7 +2615,23 @@
                 <w:sz w:val="16"/>
                 <w:szCs w:val="16"/>
               </w:rPr>
-              <w:t>{atv_2_num}</w:t>
+              <w:t>{</w:t>
+            </w:r>
+            <w:r>
+              <w:rPr>
+                <w:rFonts w:cs="Arial"/>
+                <w:sz w:val="16"/>
+                <w:szCs w:val="16"/>
+              </w:rPr>
+              <w:t>atv_2_num</w:t>
+            </w:r>
+            <w:r>
+              <w:rPr>
+                <w:rFonts w:cs="Arial"/>
+                <w:sz w:val="16"/>
+                <w:szCs w:val="16"/>
+              </w:rPr>
+              <w:t>}</w:t>
             </w:r>
           </w:p>
         </w:tc>
@@ -2270,7 +2656,28 @@
               </w:rPr>
             </w:pPr>
             <w:r>
-              <w:t>{atv_2_desc}</w:t>
+              <w:rPr>
+                <w:rFonts w:cs="Arial"/>
+                <w:sz w:val="16"/>
+                <w:szCs w:val="16"/>
+              </w:rPr>
+              <w:t>{</w:t>
+            </w:r>
+            <w:r>
+              <w:rPr>
+                <w:rFonts w:cs="Arial"/>
+                <w:sz w:val="16"/>
+                <w:szCs w:val="16"/>
+              </w:rPr>
+              <w:t>atv_2_desc</w:t>
+            </w:r>
+            <w:r>
+              <w:rPr>
+                <w:rFonts w:cs="Arial"/>
+                <w:sz w:val="16"/>
+                <w:szCs w:val="16"/>
+              </w:rPr>
+              <w:t>}</w:t>
             </w:r>
           </w:p>
         </w:tc>
@@ -2288,6 +2695,7 @@
           <w:p>
             <w:pPr>
               <w:spacing w:before="60" w:after="60"/>
+              <w:jc w:val="center"/>
               <w:rPr>
                 <w:rFonts w:cs="Arial"/>
                 <w:sz w:val="16"/>
@@ -2295,7 +2703,28 @@
               </w:rPr>
             </w:pPr>
             <w:r>
-              <w:t>{atv_2_amb}</w:t>
+              <w:rPr>
+                <w:rFonts w:cs="Arial"/>
+                <w:sz w:val="16"/>
+                <w:szCs w:val="16"/>
+              </w:rPr>
+              <w:t>{</w:t>
+            </w:r>
+            <w:r>
+              <w:rPr>
+                <w:rFonts w:cs="Arial"/>
+                <w:sz w:val="16"/>
+                <w:szCs w:val="16"/>
+              </w:rPr>
+              <w:t>atv_2_amb</w:t>
+            </w:r>
+            <w:r>
+              <w:rPr>
+                <w:rFonts w:cs="Arial"/>
+                <w:sz w:val="16"/>
+                <w:szCs w:val="16"/>
+              </w:rPr>
+              <w:t>}</w:t>
             </w:r>
           </w:p>
         </w:tc>
@@ -2312,6 +2741,7 @@
           <w:p>
             <w:pPr>
               <w:spacing w:before="60" w:after="60"/>
+              <w:jc w:val="center"/>
               <w:rPr>
                 <w:rFonts w:cs="Arial"/>
                 <w:sz w:val="16"/>
@@ -2319,7 +2749,28 @@
               </w:rPr>
             </w:pPr>
             <w:r>
-              <w:t>{atv_2_crit}</w:t>
+              <w:rPr>
+                <w:rFonts w:cs="Arial"/>
+                <w:sz w:val="16"/>
+                <w:szCs w:val="16"/>
+              </w:rPr>
+              <w:t>{</w:t>
+            </w:r>
+            <w:r>
+              <w:rPr>
+                <w:rFonts w:cs="Arial"/>
+                <w:sz w:val="16"/>
+                <w:szCs w:val="16"/>
+              </w:rPr>
+              <w:t>atv_2_crit</w:t>
+            </w:r>
+            <w:r>
+              <w:rPr>
+                <w:rFonts w:cs="Arial"/>
+                <w:sz w:val="16"/>
+                <w:szCs w:val="16"/>
+              </w:rPr>
+              <w:t>}</w:t>
             </w:r>
           </w:p>
         </w:tc>
@@ -2337,6 +2788,7 @@
           <w:p>
             <w:pPr>
               <w:spacing w:before="60" w:after="60"/>
+              <w:jc w:val="center"/>
               <w:rPr>
                 <w:rFonts w:cs="Arial"/>
                 <w:sz w:val="16"/>
@@ -2344,7 +2796,28 @@
               </w:rPr>
             </w:pPr>
             <w:r>
-              <w:t>{atv_2_status}</w:t>
+              <w:rPr>
+                <w:rFonts w:cs="Arial"/>
+                <w:sz w:val="16"/>
+                <w:szCs w:val="16"/>
+              </w:rPr>
+              <w:t>{</w:t>
+            </w:r>
+            <w:r>
+              <w:rPr>
+                <w:rFonts w:cs="Arial"/>
+                <w:sz w:val="16"/>
+                <w:szCs w:val="16"/>
+              </w:rPr>
+              <w:t>atv_2_status</w:t>
+            </w:r>
+            <w:r>
+              <w:rPr>
+                <w:rFonts w:cs="Arial"/>
+                <w:sz w:val="16"/>
+                <w:szCs w:val="16"/>
+              </w:rPr>
+              <w:t>}</w:t>
             </w:r>
           </w:p>
         </w:tc>
@@ -2388,7 +2861,23 @@
                 <w:sz w:val="16"/>
                 <w:szCs w:val="16"/>
               </w:rPr>
-              <w:t>{atv_3_num}</w:t>
+              <w:t>{</w:t>
+            </w:r>
+            <w:r>
+              <w:rPr>
+                <w:rFonts w:cs="Arial"/>
+                <w:sz w:val="16"/>
+                <w:szCs w:val="16"/>
+              </w:rPr>
+              <w:t>atv_3_num</w:t>
+            </w:r>
+            <w:r>
+              <w:rPr>
+                <w:rFonts w:cs="Arial"/>
+                <w:sz w:val="16"/>
+                <w:szCs w:val="16"/>
+              </w:rPr>
+              <w:t>}</w:t>
             </w:r>
           </w:p>
         </w:tc>
@@ -2413,7 +2902,28 @@
               </w:rPr>
             </w:pPr>
             <w:r>
-              <w:t>{atv_3_desc}</w:t>
+              <w:rPr>
+                <w:rFonts w:cs="Arial"/>
+                <w:sz w:val="16"/>
+                <w:szCs w:val="16"/>
+              </w:rPr>
+              <w:t>{</w:t>
+            </w:r>
+            <w:r>
+              <w:rPr>
+                <w:rFonts w:cs="Arial"/>
+                <w:sz w:val="16"/>
+                <w:szCs w:val="16"/>
+              </w:rPr>
+              <w:t>atv_3_desc</w:t>
+            </w:r>
+            <w:r>
+              <w:rPr>
+                <w:rFonts w:cs="Arial"/>
+                <w:sz w:val="16"/>
+                <w:szCs w:val="16"/>
+              </w:rPr>
+              <w:t>}</w:t>
             </w:r>
           </w:p>
         </w:tc>
@@ -2431,6 +2941,7 @@
           <w:p>
             <w:pPr>
               <w:spacing w:before="60" w:after="60"/>
+              <w:jc w:val="center"/>
               <w:rPr>
                 <w:rFonts w:cs="Arial"/>
                 <w:sz w:val="16"/>
@@ -2438,7 +2949,28 @@
               </w:rPr>
             </w:pPr>
             <w:r>
-              <w:t>{atv_3_amb}</w:t>
+              <w:rPr>
+                <w:rFonts w:cs="Arial"/>
+                <w:sz w:val="16"/>
+                <w:szCs w:val="16"/>
+              </w:rPr>
+              <w:t>{</w:t>
+            </w:r>
+            <w:r>
+              <w:rPr>
+                <w:rFonts w:cs="Arial"/>
+                <w:sz w:val="16"/>
+                <w:szCs w:val="16"/>
+              </w:rPr>
+              <w:t>atv_3_amb</w:t>
+            </w:r>
+            <w:r>
+              <w:rPr>
+                <w:rFonts w:cs="Arial"/>
+                <w:sz w:val="16"/>
+                <w:szCs w:val="16"/>
+              </w:rPr>
+              <w:t>}</w:t>
             </w:r>
           </w:p>
         </w:tc>
@@ -2455,6 +2987,7 @@
           <w:p>
             <w:pPr>
               <w:spacing w:before="60" w:after="60"/>
+              <w:jc w:val="center"/>
               <w:rPr>
                 <w:rFonts w:cs="Arial"/>
                 <w:sz w:val="16"/>
@@ -2462,7 +2995,28 @@
               </w:rPr>
             </w:pPr>
             <w:r>
-              <w:t>{atv_3_crit}</w:t>
+              <w:rPr>
+                <w:rFonts w:cs="Arial"/>
+                <w:sz w:val="16"/>
+                <w:szCs w:val="16"/>
+              </w:rPr>
+              <w:t>{</w:t>
+            </w:r>
+            <w:r>
+              <w:rPr>
+                <w:rFonts w:cs="Arial"/>
+                <w:sz w:val="16"/>
+                <w:szCs w:val="16"/>
+              </w:rPr>
+              <w:t>atv_3_crit</w:t>
+            </w:r>
+            <w:r>
+              <w:rPr>
+                <w:rFonts w:cs="Arial"/>
+                <w:sz w:val="16"/>
+                <w:szCs w:val="16"/>
+              </w:rPr>
+              <w:t>}</w:t>
             </w:r>
           </w:p>
         </w:tc>
@@ -2480,6 +3034,7 @@
           <w:p>
             <w:pPr>
               <w:spacing w:before="60" w:after="60"/>
+              <w:jc w:val="center"/>
               <w:rPr>
                 <w:rFonts w:cs="Arial"/>
                 <w:sz w:val="16"/>
@@ -2487,7 +3042,28 @@
               </w:rPr>
             </w:pPr>
             <w:r>
-              <w:t>{atv_3_status}</w:t>
+              <w:rPr>
+                <w:rFonts w:cs="Arial"/>
+                <w:sz w:val="16"/>
+                <w:szCs w:val="16"/>
+              </w:rPr>
+              <w:t>{</w:t>
+            </w:r>
+            <w:r>
+              <w:rPr>
+                <w:rFonts w:cs="Arial"/>
+                <w:sz w:val="16"/>
+                <w:szCs w:val="16"/>
+              </w:rPr>
+              <w:t>atv_3_status</w:t>
+            </w:r>
+            <w:r>
+              <w:rPr>
+                <w:rFonts w:cs="Arial"/>
+                <w:sz w:val="16"/>
+                <w:szCs w:val="16"/>
+              </w:rPr>
+              <w:t>}</w:t>
             </w:r>
           </w:p>
         </w:tc>
@@ -2531,7 +3107,23 @@
                 <w:sz w:val="16"/>
                 <w:szCs w:val="16"/>
               </w:rPr>
-              <w:t>{atv_4_num}</w:t>
+              <w:t>{</w:t>
+            </w:r>
+            <w:r>
+              <w:rPr>
+                <w:rFonts w:cs="Arial"/>
+                <w:sz w:val="16"/>
+                <w:szCs w:val="16"/>
+              </w:rPr>
+              <w:t>atv_4_num</w:t>
+            </w:r>
+            <w:r>
+              <w:rPr>
+                <w:rFonts w:cs="Arial"/>
+                <w:sz w:val="16"/>
+                <w:szCs w:val="16"/>
+              </w:rPr>
+              <w:t>}</w:t>
             </w:r>
           </w:p>
         </w:tc>
@@ -2556,7 +3148,28 @@
               </w:rPr>
             </w:pPr>
             <w:r>
-              <w:t>{atv_4_desc}</w:t>
+              <w:rPr>
+                <w:rFonts w:cs="Arial"/>
+                <w:sz w:val="16"/>
+                <w:szCs w:val="16"/>
+              </w:rPr>
+              <w:t>{</w:t>
+            </w:r>
+            <w:r>
+              <w:rPr>
+                <w:rFonts w:cs="Arial"/>
+                <w:sz w:val="16"/>
+                <w:szCs w:val="16"/>
+              </w:rPr>
+              <w:t>atv_4_desc</w:t>
+            </w:r>
+            <w:r>
+              <w:rPr>
+                <w:rFonts w:cs="Arial"/>
+                <w:sz w:val="16"/>
+                <w:szCs w:val="16"/>
+              </w:rPr>
+              <w:t>}</w:t>
             </w:r>
           </w:p>
         </w:tc>
@@ -2574,6 +3187,7 @@
           <w:p>
             <w:pPr>
               <w:spacing w:before="60" w:after="60"/>
+              <w:jc w:val="center"/>
               <w:rPr>
                 <w:rFonts w:cs="Arial"/>
                 <w:sz w:val="16"/>
@@ -2581,7 +3195,28 @@
               </w:rPr>
             </w:pPr>
             <w:r>
-              <w:t>{atv_4_amb}</w:t>
+              <w:rPr>
+                <w:rFonts w:cs="Arial"/>
+                <w:sz w:val="16"/>
+                <w:szCs w:val="16"/>
+              </w:rPr>
+              <w:t>{</w:t>
+            </w:r>
+            <w:r>
+              <w:rPr>
+                <w:rFonts w:cs="Arial"/>
+                <w:sz w:val="16"/>
+                <w:szCs w:val="16"/>
+              </w:rPr>
+              <w:t>atv_4_amb</w:t>
+            </w:r>
+            <w:r>
+              <w:rPr>
+                <w:rFonts w:cs="Arial"/>
+                <w:sz w:val="16"/>
+                <w:szCs w:val="16"/>
+              </w:rPr>
+              <w:t>}</w:t>
             </w:r>
           </w:p>
         </w:tc>
@@ -2599,6 +3234,7 @@
           <w:p>
             <w:pPr>
               <w:spacing w:before="60" w:after="60"/>
+              <w:jc w:val="center"/>
               <w:rPr>
                 <w:rFonts w:cs="Arial"/>
                 <w:sz w:val="16"/>
@@ -2606,7 +3242,28 @@
               </w:rPr>
             </w:pPr>
             <w:r>
-              <w:t>{atv_4_crit}</w:t>
+              <w:rPr>
+                <w:rFonts w:cs="Arial"/>
+                <w:sz w:val="16"/>
+                <w:szCs w:val="16"/>
+              </w:rPr>
+              <w:t>{</w:t>
+            </w:r>
+            <w:r>
+              <w:rPr>
+                <w:rFonts w:cs="Arial"/>
+                <w:sz w:val="16"/>
+                <w:szCs w:val="16"/>
+              </w:rPr>
+              <w:t>atv_4_crit</w:t>
+            </w:r>
+            <w:r>
+              <w:rPr>
+                <w:rFonts w:cs="Arial"/>
+                <w:sz w:val="16"/>
+                <w:szCs w:val="16"/>
+              </w:rPr>
+              <w:t>}</w:t>
             </w:r>
           </w:p>
         </w:tc>
@@ -2624,6 +3281,7 @@
           <w:p>
             <w:pPr>
               <w:spacing w:before="60" w:after="60"/>
+              <w:jc w:val="center"/>
               <w:rPr>
                 <w:rFonts w:cs="Arial"/>
                 <w:sz w:val="16"/>
@@ -2631,7 +3289,28 @@
               </w:rPr>
             </w:pPr>
             <w:r>
-              <w:t>{atv_4_status}</w:t>
+              <w:rPr>
+                <w:rFonts w:cs="Arial"/>
+                <w:sz w:val="16"/>
+                <w:szCs w:val="16"/>
+              </w:rPr>
+              <w:t>{</w:t>
+            </w:r>
+            <w:r>
+              <w:rPr>
+                <w:rFonts w:cs="Arial"/>
+                <w:sz w:val="16"/>
+                <w:szCs w:val="16"/>
+              </w:rPr>
+              <w:t>atv_4_status</w:t>
+            </w:r>
+            <w:r>
+              <w:rPr>
+                <w:rFonts w:cs="Arial"/>
+                <w:sz w:val="16"/>
+                <w:szCs w:val="16"/>
+              </w:rPr>
+              <w:t>}</w:t>
             </w:r>
           </w:p>
         </w:tc>
@@ -2675,7 +3354,23 @@
                 <w:sz w:val="16"/>
                 <w:szCs w:val="16"/>
               </w:rPr>
-              <w:t>{atv_5_num}</w:t>
+              <w:t>{</w:t>
+            </w:r>
+            <w:r>
+              <w:rPr>
+                <w:rFonts w:cs="Arial"/>
+                <w:sz w:val="16"/>
+                <w:szCs w:val="16"/>
+              </w:rPr>
+              <w:t>atv_5_num</w:t>
+            </w:r>
+            <w:r>
+              <w:rPr>
+                <w:rFonts w:cs="Arial"/>
+                <w:sz w:val="16"/>
+                <w:szCs w:val="16"/>
+              </w:rPr>
+              <w:t>}</w:t>
             </w:r>
           </w:p>
         </w:tc>
@@ -2700,7 +3395,28 @@
               </w:rPr>
             </w:pPr>
             <w:r>
-              <w:t>{atv_5_desc}</w:t>
+              <w:rPr>
+                <w:rFonts w:cs="Arial"/>
+                <w:sz w:val="16"/>
+                <w:szCs w:val="16"/>
+              </w:rPr>
+              <w:t>{</w:t>
+            </w:r>
+            <w:r>
+              <w:rPr>
+                <w:rFonts w:cs="Arial"/>
+                <w:sz w:val="16"/>
+                <w:szCs w:val="16"/>
+              </w:rPr>
+              <w:t>atv_5_desc</w:t>
+            </w:r>
+            <w:r>
+              <w:rPr>
+                <w:rFonts w:cs="Arial"/>
+                <w:sz w:val="16"/>
+                <w:szCs w:val="16"/>
+              </w:rPr>
+              <w:t>}</w:t>
             </w:r>
           </w:p>
         </w:tc>
@@ -2718,6 +3434,7 @@
           <w:p>
             <w:pPr>
               <w:spacing w:before="60" w:after="60"/>
+              <w:jc w:val="center"/>
               <w:rPr>
                 <w:rFonts w:cs="Arial"/>
                 <w:sz w:val="16"/>
@@ -2725,7 +3442,28 @@
               </w:rPr>
             </w:pPr>
             <w:r>
-              <w:t>{atv_5_amb}</w:t>
+              <w:rPr>
+                <w:rFonts w:cs="Arial"/>
+                <w:sz w:val="16"/>
+                <w:szCs w:val="16"/>
+              </w:rPr>
+              <w:t>{</w:t>
+            </w:r>
+            <w:r>
+              <w:rPr>
+                <w:rFonts w:cs="Arial"/>
+                <w:sz w:val="16"/>
+                <w:szCs w:val="16"/>
+              </w:rPr>
+              <w:t>atv_5_amb</w:t>
+            </w:r>
+            <w:r>
+              <w:rPr>
+                <w:rFonts w:cs="Arial"/>
+                <w:sz w:val="16"/>
+                <w:szCs w:val="16"/>
+              </w:rPr>
+              <w:t>}</w:t>
             </w:r>
           </w:p>
         </w:tc>
@@ -2743,6 +3481,7 @@
           <w:p>
             <w:pPr>
               <w:spacing w:before="60" w:after="60"/>
+              <w:jc w:val="center"/>
               <w:rPr>
                 <w:rFonts w:cs="Arial"/>
                 <w:sz w:val="16"/>
@@ -2750,7 +3489,28 @@
               </w:rPr>
             </w:pPr>
             <w:r>
-              <w:t>{atv_5_crit}</w:t>
+              <w:rPr>
+                <w:rFonts w:cs="Arial"/>
+                <w:sz w:val="16"/>
+                <w:szCs w:val="16"/>
+              </w:rPr>
+              <w:t>{</w:t>
+            </w:r>
+            <w:r>
+              <w:rPr>
+                <w:rFonts w:cs="Arial"/>
+                <w:sz w:val="16"/>
+                <w:szCs w:val="16"/>
+              </w:rPr>
+              <w:t>atv_5_crit</w:t>
+            </w:r>
+            <w:r>
+              <w:rPr>
+                <w:rFonts w:cs="Arial"/>
+                <w:sz w:val="16"/>
+                <w:szCs w:val="16"/>
+              </w:rPr>
+              <w:t>}</w:t>
             </w:r>
           </w:p>
         </w:tc>
@@ -2768,6 +3528,7 @@
           <w:p>
             <w:pPr>
               <w:spacing w:before="60" w:after="60"/>
+              <w:jc w:val="center"/>
               <w:rPr>
                 <w:rFonts w:cs="Arial"/>
                 <w:sz w:val="16"/>
@@ -2775,7 +3536,28 @@
               </w:rPr>
             </w:pPr>
             <w:r>
-              <w:t>{atv_5_status}</w:t>
+              <w:rPr>
+                <w:rFonts w:cs="Arial"/>
+                <w:sz w:val="16"/>
+                <w:szCs w:val="16"/>
+              </w:rPr>
+              <w:t>{</w:t>
+            </w:r>
+            <w:r>
+              <w:rPr>
+                <w:rFonts w:cs="Arial"/>
+                <w:sz w:val="16"/>
+                <w:szCs w:val="16"/>
+              </w:rPr>
+              <w:t>atv_5_status</w:t>
+            </w:r>
+            <w:r>
+              <w:rPr>
+                <w:rFonts w:cs="Arial"/>
+                <w:sz w:val="16"/>
+                <w:szCs w:val="16"/>
+              </w:rPr>
+              <w:t>}</w:t>
             </w:r>
           </w:p>
         </w:tc>
@@ -2819,7 +3601,23 @@
                 <w:sz w:val="16"/>
                 <w:szCs w:val="16"/>
               </w:rPr>
-              <w:t>{atv_6_num}</w:t>
+              <w:t>{</w:t>
+            </w:r>
+            <w:r>
+              <w:rPr>
+                <w:rFonts w:cs="Arial"/>
+                <w:sz w:val="16"/>
+                <w:szCs w:val="16"/>
+              </w:rPr>
+              <w:t>atv_6_num</w:t>
+            </w:r>
+            <w:r>
+              <w:rPr>
+                <w:rFonts w:cs="Arial"/>
+                <w:sz w:val="16"/>
+                <w:szCs w:val="16"/>
+              </w:rPr>
+              <w:t>}</w:t>
             </w:r>
           </w:p>
         </w:tc>
@@ -2844,7 +3642,28 @@
               </w:rPr>
             </w:pPr>
             <w:r>
-              <w:t>{atv_6_desc}</w:t>
+              <w:rPr>
+                <w:rFonts w:cs="Arial"/>
+                <w:sz w:val="16"/>
+                <w:szCs w:val="16"/>
+              </w:rPr>
+              <w:t>{</w:t>
+            </w:r>
+            <w:r>
+              <w:rPr>
+                <w:rFonts w:cs="Arial"/>
+                <w:sz w:val="16"/>
+                <w:szCs w:val="16"/>
+              </w:rPr>
+              <w:t>atv_6_desc</w:t>
+            </w:r>
+            <w:r>
+              <w:rPr>
+                <w:rFonts w:cs="Arial"/>
+                <w:sz w:val="16"/>
+                <w:szCs w:val="16"/>
+              </w:rPr>
+              <w:t>}</w:t>
             </w:r>
           </w:p>
         </w:tc>
@@ -2862,6 +3681,7 @@
           <w:p>
             <w:pPr>
               <w:spacing w:before="60" w:after="60"/>
+              <w:jc w:val="center"/>
               <w:rPr>
                 <w:rFonts w:cs="Arial"/>
                 <w:sz w:val="16"/>
@@ -2869,7 +3689,28 @@
               </w:rPr>
             </w:pPr>
             <w:r>
-              <w:t>{atv_6_amb}</w:t>
+              <w:rPr>
+                <w:rFonts w:cs="Arial"/>
+                <w:sz w:val="16"/>
+                <w:szCs w:val="16"/>
+              </w:rPr>
+              <w:t>{</w:t>
+            </w:r>
+            <w:r>
+              <w:rPr>
+                <w:rFonts w:cs="Arial"/>
+                <w:sz w:val="16"/>
+                <w:szCs w:val="16"/>
+              </w:rPr>
+              <w:t>atv_6_amb</w:t>
+            </w:r>
+            <w:r>
+              <w:rPr>
+                <w:rFonts w:cs="Arial"/>
+                <w:sz w:val="16"/>
+                <w:szCs w:val="16"/>
+              </w:rPr>
+              <w:t>}</w:t>
             </w:r>
           </w:p>
         </w:tc>
@@ -2887,6 +3728,7 @@
           <w:p>
             <w:pPr>
               <w:spacing w:before="60" w:after="60"/>
+              <w:jc w:val="center"/>
               <w:rPr>
                 <w:rFonts w:cs="Arial"/>
                 <w:sz w:val="16"/>
@@ -2894,7 +3736,28 @@
               </w:rPr>
             </w:pPr>
             <w:r>
-              <w:t>{atv_6_crit}</w:t>
+              <w:rPr>
+                <w:rFonts w:cs="Arial"/>
+                <w:sz w:val="16"/>
+                <w:szCs w:val="16"/>
+              </w:rPr>
+              <w:t>{</w:t>
+            </w:r>
+            <w:r>
+              <w:rPr>
+                <w:rFonts w:cs="Arial"/>
+                <w:sz w:val="16"/>
+                <w:szCs w:val="16"/>
+              </w:rPr>
+              <w:t>atv_6_crit</w:t>
+            </w:r>
+            <w:r>
+              <w:rPr>
+                <w:rFonts w:cs="Arial"/>
+                <w:sz w:val="16"/>
+                <w:szCs w:val="16"/>
+              </w:rPr>
+              <w:t>}</w:t>
             </w:r>
           </w:p>
         </w:tc>
@@ -2912,6 +3775,7 @@
           <w:p>
             <w:pPr>
               <w:spacing w:before="60" w:after="60"/>
+              <w:jc w:val="center"/>
               <w:rPr>
                 <w:rFonts w:cs="Arial"/>
                 <w:sz w:val="16"/>
@@ -2919,7 +3783,28 @@
               </w:rPr>
             </w:pPr>
             <w:r>
-              <w:t>{atv_6_status}</w:t>
+              <w:rPr>
+                <w:rFonts w:cs="Arial"/>
+                <w:sz w:val="16"/>
+                <w:szCs w:val="16"/>
+              </w:rPr>
+              <w:t>{</w:t>
+            </w:r>
+            <w:r>
+              <w:rPr>
+                <w:rFonts w:cs="Arial"/>
+                <w:sz w:val="16"/>
+                <w:szCs w:val="16"/>
+              </w:rPr>
+              <w:t>atv_6_status</w:t>
+            </w:r>
+            <w:r>
+              <w:rPr>
+                <w:rFonts w:cs="Arial"/>
+                <w:sz w:val="16"/>
+                <w:szCs w:val="16"/>
+              </w:rPr>
+              <w:t>}</w:t>
             </w:r>
           </w:p>
         </w:tc>
@@ -2963,7 +3848,23 @@
                 <w:sz w:val="16"/>
                 <w:szCs w:val="16"/>
               </w:rPr>
-              <w:t>{atv_7_num}</w:t>
+              <w:t>{</w:t>
+            </w:r>
+            <w:r>
+              <w:rPr>
+                <w:rFonts w:cs="Arial"/>
+                <w:sz w:val="16"/>
+                <w:szCs w:val="16"/>
+              </w:rPr>
+              <w:t>atv_7_num</w:t>
+            </w:r>
+            <w:r>
+              <w:rPr>
+                <w:rFonts w:cs="Arial"/>
+                <w:sz w:val="16"/>
+                <w:szCs w:val="16"/>
+              </w:rPr>
+              <w:t>}</w:t>
             </w:r>
           </w:p>
         </w:tc>
@@ -2988,7 +3889,28 @@
               </w:rPr>
             </w:pPr>
             <w:r>
-              <w:t>{atv_7_desc}</w:t>
+              <w:rPr>
+                <w:rFonts w:cs="Arial"/>
+                <w:sz w:val="16"/>
+                <w:szCs w:val="16"/>
+              </w:rPr>
+              <w:t>{</w:t>
+            </w:r>
+            <w:r>
+              <w:rPr>
+                <w:rFonts w:cs="Arial"/>
+                <w:sz w:val="16"/>
+                <w:szCs w:val="16"/>
+              </w:rPr>
+              <w:t>atv_7_desc</w:t>
+            </w:r>
+            <w:r>
+              <w:rPr>
+                <w:rFonts w:cs="Arial"/>
+                <w:sz w:val="16"/>
+                <w:szCs w:val="16"/>
+              </w:rPr>
+              <w:t>}</w:t>
             </w:r>
           </w:p>
         </w:tc>
@@ -3006,6 +3928,7 @@
           <w:p>
             <w:pPr>
               <w:spacing w:before="60" w:after="60"/>
+              <w:jc w:val="center"/>
               <w:rPr>
                 <w:rFonts w:cs="Arial"/>
                 <w:sz w:val="16"/>
@@ -3013,7 +3936,28 @@
               </w:rPr>
             </w:pPr>
             <w:r>
-              <w:t>{atv_7_amb}</w:t>
+              <w:rPr>
+                <w:rFonts w:cs="Arial"/>
+                <w:sz w:val="16"/>
+                <w:szCs w:val="16"/>
+              </w:rPr>
+              <w:t>{</w:t>
+            </w:r>
+            <w:r>
+              <w:rPr>
+                <w:rFonts w:cs="Arial"/>
+                <w:sz w:val="16"/>
+                <w:szCs w:val="16"/>
+              </w:rPr>
+              <w:t>atv_7_amb</w:t>
+            </w:r>
+            <w:r>
+              <w:rPr>
+                <w:rFonts w:cs="Arial"/>
+                <w:sz w:val="16"/>
+                <w:szCs w:val="16"/>
+              </w:rPr>
+              <w:t>}</w:t>
             </w:r>
           </w:p>
         </w:tc>
@@ -3031,6 +3975,7 @@
           <w:p>
             <w:pPr>
               <w:spacing w:before="60" w:after="60"/>
+              <w:jc w:val="center"/>
               <w:rPr>
                 <w:rFonts w:cs="Arial"/>
                 <w:sz w:val="16"/>
@@ -3038,7 +3983,28 @@
               </w:rPr>
             </w:pPr>
             <w:r>
-              <w:t>{atv_7_crit}</w:t>
+              <w:rPr>
+                <w:rFonts w:cs="Arial"/>
+                <w:sz w:val="16"/>
+                <w:szCs w:val="16"/>
+              </w:rPr>
+              <w:t>{</w:t>
+            </w:r>
+            <w:r>
+              <w:rPr>
+                <w:rFonts w:cs="Arial"/>
+                <w:sz w:val="16"/>
+                <w:szCs w:val="16"/>
+              </w:rPr>
+              <w:t>atv_7_crit</w:t>
+            </w:r>
+            <w:r>
+              <w:rPr>
+                <w:rFonts w:cs="Arial"/>
+                <w:sz w:val="16"/>
+                <w:szCs w:val="16"/>
+              </w:rPr>
+              <w:t>}</w:t>
             </w:r>
           </w:p>
         </w:tc>
@@ -3056,6 +4022,7 @@
           <w:p>
             <w:pPr>
               <w:spacing w:before="60" w:after="60"/>
+              <w:jc w:val="center"/>
               <w:rPr>
                 <w:rFonts w:cs="Arial"/>
                 <w:sz w:val="16"/>
@@ -3063,7 +4030,28 @@
               </w:rPr>
             </w:pPr>
             <w:r>
-              <w:t>{atv_7_status}</w:t>
+              <w:rPr>
+                <w:rFonts w:cs="Arial"/>
+                <w:sz w:val="16"/>
+                <w:szCs w:val="16"/>
+              </w:rPr>
+              <w:t>{</w:t>
+            </w:r>
+            <w:r>
+              <w:rPr>
+                <w:rFonts w:cs="Arial"/>
+                <w:sz w:val="16"/>
+                <w:szCs w:val="16"/>
+              </w:rPr>
+              <w:t>atv_7_status</w:t>
+            </w:r>
+            <w:r>
+              <w:rPr>
+                <w:rFonts w:cs="Arial"/>
+                <w:sz w:val="16"/>
+                <w:szCs w:val="16"/>
+              </w:rPr>
+              <w:t>}</w:t>
             </w:r>
           </w:p>
         </w:tc>
@@ -3107,7 +4095,23 @@
                 <w:sz w:val="16"/>
                 <w:szCs w:val="16"/>
               </w:rPr>
-              <w:t>{atv_8_num}</w:t>
+              <w:t>{</w:t>
+            </w:r>
+            <w:r>
+              <w:rPr>
+                <w:rFonts w:cs="Arial"/>
+                <w:sz w:val="16"/>
+                <w:szCs w:val="16"/>
+              </w:rPr>
+              <w:t>atv_8_num</w:t>
+            </w:r>
+            <w:r>
+              <w:rPr>
+                <w:rFonts w:cs="Arial"/>
+                <w:sz w:val="16"/>
+                <w:szCs w:val="16"/>
+              </w:rPr>
+              <w:t>}</w:t>
             </w:r>
           </w:p>
         </w:tc>
@@ -3132,7 +4136,28 @@
               </w:rPr>
             </w:pPr>
             <w:r>
-              <w:t>{atv_8_desc}</w:t>
+              <w:rPr>
+                <w:rFonts w:cs="Arial"/>
+                <w:sz w:val="16"/>
+                <w:szCs w:val="16"/>
+              </w:rPr>
+              <w:t>{</w:t>
+            </w:r>
+            <w:r>
+              <w:rPr>
+                <w:rFonts w:cs="Arial"/>
+                <w:sz w:val="16"/>
+                <w:szCs w:val="16"/>
+              </w:rPr>
+              <w:t>atv_8_desc</w:t>
+            </w:r>
+            <w:r>
+              <w:rPr>
+                <w:rFonts w:cs="Arial"/>
+                <w:sz w:val="16"/>
+                <w:szCs w:val="16"/>
+              </w:rPr>
+              <w:t>}</w:t>
             </w:r>
           </w:p>
         </w:tc>
@@ -3150,6 +4175,7 @@
           <w:p>
             <w:pPr>
               <w:spacing w:before="60" w:after="60"/>
+              <w:jc w:val="center"/>
               <w:rPr>
                 <w:rFonts w:cs="Arial"/>
                 <w:sz w:val="16"/>
@@ -3157,7 +4183,28 @@
               </w:rPr>
             </w:pPr>
             <w:r>
-              <w:t>{atv_8_amb}</w:t>
+              <w:rPr>
+                <w:rFonts w:cs="Arial"/>
+                <w:sz w:val="16"/>
+                <w:szCs w:val="16"/>
+              </w:rPr>
+              <w:t>{</w:t>
+            </w:r>
+            <w:r>
+              <w:rPr>
+                <w:rFonts w:cs="Arial"/>
+                <w:sz w:val="16"/>
+                <w:szCs w:val="16"/>
+              </w:rPr>
+              <w:t>atv_8_amb</w:t>
+            </w:r>
+            <w:r>
+              <w:rPr>
+                <w:rFonts w:cs="Arial"/>
+                <w:sz w:val="16"/>
+                <w:szCs w:val="16"/>
+              </w:rPr>
+              <w:t>}</w:t>
             </w:r>
           </w:p>
         </w:tc>
@@ -3175,6 +4222,7 @@
           <w:p>
             <w:pPr>
               <w:spacing w:before="60" w:after="60"/>
+              <w:jc w:val="center"/>
               <w:rPr>
                 <w:rFonts w:cs="Arial"/>
                 <w:sz w:val="16"/>
@@ -3182,7 +4230,28 @@
               </w:rPr>
             </w:pPr>
             <w:r>
-              <w:t>{atv_8_crit}</w:t>
+              <w:rPr>
+                <w:rFonts w:cs="Arial"/>
+                <w:sz w:val="16"/>
+                <w:szCs w:val="16"/>
+              </w:rPr>
+              <w:t>{</w:t>
+            </w:r>
+            <w:r>
+              <w:rPr>
+                <w:rFonts w:cs="Arial"/>
+                <w:sz w:val="16"/>
+                <w:szCs w:val="16"/>
+              </w:rPr>
+              <w:t>atv_8_crit</w:t>
+            </w:r>
+            <w:r>
+              <w:rPr>
+                <w:rFonts w:cs="Arial"/>
+                <w:sz w:val="16"/>
+                <w:szCs w:val="16"/>
+              </w:rPr>
+              <w:t>}</w:t>
             </w:r>
           </w:p>
         </w:tc>
@@ -3200,6 +4269,7 @@
           <w:p>
             <w:pPr>
               <w:spacing w:before="60" w:after="60"/>
+              <w:jc w:val="center"/>
               <w:rPr>
                 <w:rFonts w:cs="Arial"/>
                 <w:sz w:val="16"/>
@@ -3207,7 +4277,28 @@
               </w:rPr>
             </w:pPr>
             <w:r>
-              <w:t>{atv_8_status}</w:t>
+              <w:rPr>
+                <w:rFonts w:cs="Arial"/>
+                <w:sz w:val="16"/>
+                <w:szCs w:val="16"/>
+              </w:rPr>
+              <w:t>{</w:t>
+            </w:r>
+            <w:r>
+              <w:rPr>
+                <w:rFonts w:cs="Arial"/>
+                <w:sz w:val="16"/>
+                <w:szCs w:val="16"/>
+              </w:rPr>
+              <w:t>atv_8_status</w:t>
+            </w:r>
+            <w:r>
+              <w:rPr>
+                <w:rFonts w:cs="Arial"/>
+                <w:sz w:val="16"/>
+                <w:szCs w:val="16"/>
+              </w:rPr>
+              <w:t>}</w:t>
             </w:r>
           </w:p>
         </w:tc>
@@ -3251,14 +4342,23 @@
                 <w:sz w:val="16"/>
                 <w:szCs w:val="16"/>
               </w:rPr>
-              <w:t>{atv_9_num}</w:t>
-            </w:r>
-            <w:r>
-              <w:rPr>
-                <w:rFonts w:cs="Arial"/>
-                <w:sz w:val="16"/>
-                <w:szCs w:val="16"/>
-              </w:rPr>
+              <w:t>{</w:t>
+            </w:r>
+            <w:r>
+              <w:rPr>
+                <w:rFonts w:cs="Arial"/>
+                <w:sz w:val="16"/>
+                <w:szCs w:val="16"/>
+              </w:rPr>
+              <w:t>atv_9_num</w:t>
+            </w:r>
+            <w:r>
+              <w:rPr>
+                <w:rFonts w:cs="Arial"/>
+                <w:sz w:val="16"/>
+                <w:szCs w:val="16"/>
+              </w:rPr>
+              <w:t>}</w:t>
             </w:r>
           </w:p>
         </w:tc>
@@ -3283,7 +4383,28 @@
               </w:rPr>
             </w:pPr>
             <w:r>
-              <w:t>{atv_9_desc}</w:t>
+              <w:rPr>
+                <w:rFonts w:cs="Arial"/>
+                <w:sz w:val="16"/>
+                <w:szCs w:val="16"/>
+              </w:rPr>
+              <w:t>{</w:t>
+            </w:r>
+            <w:r>
+              <w:rPr>
+                <w:rFonts w:cs="Arial"/>
+                <w:sz w:val="16"/>
+                <w:szCs w:val="16"/>
+              </w:rPr>
+              <w:t>atv_9_desc</w:t>
+            </w:r>
+            <w:r>
+              <w:rPr>
+                <w:rFonts w:cs="Arial"/>
+                <w:sz w:val="16"/>
+                <w:szCs w:val="16"/>
+              </w:rPr>
+              <w:t>}</w:t>
             </w:r>
           </w:p>
         </w:tc>
@@ -3301,6 +4422,7 @@
           <w:p>
             <w:pPr>
               <w:spacing w:before="60" w:after="60"/>
+              <w:jc w:val="center"/>
               <w:rPr>
                 <w:rFonts w:cs="Arial"/>
                 <w:sz w:val="16"/>
@@ -3308,7 +4430,28 @@
               </w:rPr>
             </w:pPr>
             <w:r>
-              <w:t>{atv_9_amb}</w:t>
+              <w:rPr>
+                <w:rFonts w:cs="Arial"/>
+                <w:sz w:val="16"/>
+                <w:szCs w:val="16"/>
+              </w:rPr>
+              <w:t>{</w:t>
+            </w:r>
+            <w:r>
+              <w:rPr>
+                <w:rFonts w:cs="Arial"/>
+                <w:sz w:val="16"/>
+                <w:szCs w:val="16"/>
+              </w:rPr>
+              <w:t>atv_9_amb</w:t>
+            </w:r>
+            <w:r>
+              <w:rPr>
+                <w:rFonts w:cs="Arial"/>
+                <w:sz w:val="16"/>
+                <w:szCs w:val="16"/>
+              </w:rPr>
+              <w:t>}</w:t>
             </w:r>
           </w:p>
         </w:tc>
@@ -3326,6 +4469,7 @@
           <w:p>
             <w:pPr>
               <w:spacing w:before="60" w:after="60"/>
+              <w:jc w:val="center"/>
               <w:rPr>
                 <w:rFonts w:cs="Arial"/>
                 <w:sz w:val="16"/>
@@ -3333,7 +4477,28 @@
               </w:rPr>
             </w:pPr>
             <w:r>
-              <w:t>{atv_9_crit}</w:t>
+              <w:rPr>
+                <w:rFonts w:cs="Arial"/>
+                <w:sz w:val="16"/>
+                <w:szCs w:val="16"/>
+              </w:rPr>
+              <w:t>{</w:t>
+            </w:r>
+            <w:r>
+              <w:rPr>
+                <w:rFonts w:cs="Arial"/>
+                <w:sz w:val="16"/>
+                <w:szCs w:val="16"/>
+              </w:rPr>
+              <w:t>atv_9_crit</w:t>
+            </w:r>
+            <w:r>
+              <w:rPr>
+                <w:rFonts w:cs="Arial"/>
+                <w:sz w:val="16"/>
+                <w:szCs w:val="16"/>
+              </w:rPr>
+              <w:t>}</w:t>
             </w:r>
           </w:p>
         </w:tc>
@@ -3351,6 +4516,7 @@
           <w:p>
             <w:pPr>
               <w:spacing w:before="60" w:after="60"/>
+              <w:jc w:val="center"/>
               <w:rPr>
                 <w:rFonts w:cs="Arial"/>
                 <w:sz w:val="16"/>
@@ -3358,7 +4524,28 @@
               </w:rPr>
             </w:pPr>
             <w:r>
-              <w:t>{atv_9_status}</w:t>
+              <w:rPr>
+                <w:rFonts w:cs="Arial"/>
+                <w:sz w:val="16"/>
+                <w:szCs w:val="16"/>
+              </w:rPr>
+              <w:t>{</w:t>
+            </w:r>
+            <w:r>
+              <w:rPr>
+                <w:rFonts w:cs="Arial"/>
+                <w:sz w:val="16"/>
+                <w:szCs w:val="16"/>
+              </w:rPr>
+              <w:t>atv_9_status</w:t>
+            </w:r>
+            <w:r>
+              <w:rPr>
+                <w:rFonts w:cs="Arial"/>
+                <w:sz w:val="16"/>
+                <w:szCs w:val="16"/>
+              </w:rPr>
+              <w:t>}</w:t>
             </w:r>
           </w:p>
         </w:tc>
@@ -3402,14 +4589,23 @@
                 <w:sz w:val="16"/>
                 <w:szCs w:val="16"/>
               </w:rPr>
-              <w:t>{atv_10_num}</w:t>
-            </w:r>
-            <w:r>
-              <w:rPr>
-                <w:rFonts w:cs="Arial"/>
-                <w:sz w:val="16"/>
-                <w:szCs w:val="16"/>
-              </w:rPr>
+              <w:t>{</w:t>
+            </w:r>
+            <w:r>
+              <w:rPr>
+                <w:rFonts w:cs="Arial"/>
+                <w:sz w:val="16"/>
+                <w:szCs w:val="16"/>
+              </w:rPr>
+              <w:t>atv_10_num</w:t>
+            </w:r>
+            <w:r>
+              <w:rPr>
+                <w:rFonts w:cs="Arial"/>
+                <w:sz w:val="16"/>
+                <w:szCs w:val="16"/>
+              </w:rPr>
+              <w:t>}</w:t>
             </w:r>
           </w:p>
         </w:tc>
@@ -3434,7 +4630,28 @@
               </w:rPr>
             </w:pPr>
             <w:r>
-              <w:t>{atv_10_desc}</w:t>
+              <w:rPr>
+                <w:rFonts w:cs="Arial"/>
+                <w:sz w:val="16"/>
+                <w:szCs w:val="16"/>
+              </w:rPr>
+              <w:t>{</w:t>
+            </w:r>
+            <w:r>
+              <w:rPr>
+                <w:rFonts w:cs="Arial"/>
+                <w:sz w:val="16"/>
+                <w:szCs w:val="16"/>
+              </w:rPr>
+              <w:t>atv_10_desc</w:t>
+            </w:r>
+            <w:r>
+              <w:rPr>
+                <w:rFonts w:cs="Arial"/>
+                <w:sz w:val="16"/>
+                <w:szCs w:val="16"/>
+              </w:rPr>
+              <w:t>}</w:t>
             </w:r>
           </w:p>
         </w:tc>
@@ -3452,6 +4669,7 @@
           <w:p>
             <w:pPr>
               <w:spacing w:before="60" w:after="60"/>
+              <w:jc w:val="center"/>
               <w:rPr>
                 <w:rFonts w:cs="Arial"/>
                 <w:sz w:val="16"/>
@@ -3459,7 +4677,28 @@
               </w:rPr>
             </w:pPr>
             <w:r>
-              <w:t>{atv_10_amb}</w:t>
+              <w:rPr>
+                <w:rFonts w:cs="Arial"/>
+                <w:sz w:val="16"/>
+                <w:szCs w:val="16"/>
+              </w:rPr>
+              <w:t>{</w:t>
+            </w:r>
+            <w:r>
+              <w:rPr>
+                <w:rFonts w:cs="Arial"/>
+                <w:sz w:val="16"/>
+                <w:szCs w:val="16"/>
+              </w:rPr>
+              <w:t>atv_10_amb</w:t>
+            </w:r>
+            <w:r>
+              <w:rPr>
+                <w:rFonts w:cs="Arial"/>
+                <w:sz w:val="16"/>
+                <w:szCs w:val="16"/>
+              </w:rPr>
+              <w:t>}</w:t>
             </w:r>
           </w:p>
         </w:tc>
@@ -3477,6 +4716,7 @@
           <w:p>
             <w:pPr>
               <w:spacing w:before="60" w:after="60"/>
+              <w:jc w:val="center"/>
               <w:rPr>
                 <w:rFonts w:cs="Arial"/>
                 <w:sz w:val="16"/>
@@ -3484,7 +4724,28 @@
               </w:rPr>
             </w:pPr>
             <w:r>
-              <w:t>{atv_10_crit}</w:t>
+              <w:rPr>
+                <w:rFonts w:cs="Arial"/>
+                <w:sz w:val="16"/>
+                <w:szCs w:val="16"/>
+              </w:rPr>
+              <w:t>{</w:t>
+            </w:r>
+            <w:r>
+              <w:rPr>
+                <w:rFonts w:cs="Arial"/>
+                <w:sz w:val="16"/>
+                <w:szCs w:val="16"/>
+              </w:rPr>
+              <w:t>atv_10_crit</w:t>
+            </w:r>
+            <w:r>
+              <w:rPr>
+                <w:rFonts w:cs="Arial"/>
+                <w:sz w:val="16"/>
+                <w:szCs w:val="16"/>
+              </w:rPr>
+              <w:t>}</w:t>
             </w:r>
           </w:p>
         </w:tc>
@@ -3502,6 +4763,7 @@
           <w:p>
             <w:pPr>
               <w:spacing w:before="60" w:after="60"/>
+              <w:jc w:val="center"/>
               <w:rPr>
                 <w:rFonts w:cs="Arial"/>
                 <w:sz w:val="16"/>
@@ -3509,7 +4771,28 @@
               </w:rPr>
             </w:pPr>
             <w:r>
-              <w:t>{atv_10_status}</w:t>
+              <w:rPr>
+                <w:rFonts w:cs="Arial"/>
+                <w:sz w:val="16"/>
+                <w:szCs w:val="16"/>
+              </w:rPr>
+              <w:t>{</w:t>
+            </w:r>
+            <w:r>
+              <w:rPr>
+                <w:rFonts w:cs="Arial"/>
+                <w:sz w:val="16"/>
+                <w:szCs w:val="16"/>
+              </w:rPr>
+              <w:t>atv_10_status</w:t>
+            </w:r>
+            <w:r>
+              <w:rPr>
+                <w:rFonts w:cs="Arial"/>
+                <w:sz w:val="16"/>
+                <w:szCs w:val="16"/>
+              </w:rPr>
+              <w:t>}</w:t>
             </w:r>
           </w:p>
         </w:tc>
@@ -3553,14 +4836,23 @@
                 <w:sz w:val="16"/>
                 <w:szCs w:val="16"/>
               </w:rPr>
-              <w:t>{atv_11_num}</w:t>
-            </w:r>
-            <w:r>
-              <w:rPr>
-                <w:rFonts w:cs="Arial"/>
-                <w:sz w:val="16"/>
-                <w:szCs w:val="16"/>
-              </w:rPr>
+              <w:t>{</w:t>
+            </w:r>
+            <w:r>
+              <w:rPr>
+                <w:rFonts w:cs="Arial"/>
+                <w:sz w:val="16"/>
+                <w:szCs w:val="16"/>
+              </w:rPr>
+              <w:t>atv_11_num</w:t>
+            </w:r>
+            <w:r>
+              <w:rPr>
+                <w:rFonts w:cs="Arial"/>
+                <w:sz w:val="16"/>
+                <w:szCs w:val="16"/>
+              </w:rPr>
+              <w:t>}</w:t>
             </w:r>
           </w:p>
         </w:tc>
@@ -3585,7 +4877,28 @@
               </w:rPr>
             </w:pPr>
             <w:r>
-              <w:t>{atv_11_desc}</w:t>
+              <w:rPr>
+                <w:rFonts w:cs="Arial"/>
+                <w:sz w:val="16"/>
+                <w:szCs w:val="16"/>
+              </w:rPr>
+              <w:t>{</w:t>
+            </w:r>
+            <w:r>
+              <w:rPr>
+                <w:rFonts w:cs="Arial"/>
+                <w:sz w:val="16"/>
+                <w:szCs w:val="16"/>
+              </w:rPr>
+              <w:t>atv_11_desc</w:t>
+            </w:r>
+            <w:r>
+              <w:rPr>
+                <w:rFonts w:cs="Arial"/>
+                <w:sz w:val="16"/>
+                <w:szCs w:val="16"/>
+              </w:rPr>
+              <w:t>}</w:t>
             </w:r>
           </w:p>
         </w:tc>
@@ -3603,6 +4916,7 @@
           <w:p>
             <w:pPr>
               <w:spacing w:before="60" w:after="60"/>
+              <w:jc w:val="center"/>
               <w:rPr>
                 <w:rFonts w:cs="Arial"/>
                 <w:sz w:val="16"/>
@@ -3610,7 +4924,28 @@
               </w:rPr>
             </w:pPr>
             <w:r>
-              <w:t>{atv_11_amb}</w:t>
+              <w:rPr>
+                <w:rFonts w:cs="Arial"/>
+                <w:sz w:val="16"/>
+                <w:szCs w:val="16"/>
+              </w:rPr>
+              <w:t>{</w:t>
+            </w:r>
+            <w:r>
+              <w:rPr>
+                <w:rFonts w:cs="Arial"/>
+                <w:sz w:val="16"/>
+                <w:szCs w:val="16"/>
+              </w:rPr>
+              <w:t>atv_11_amb</w:t>
+            </w:r>
+            <w:r>
+              <w:rPr>
+                <w:rFonts w:cs="Arial"/>
+                <w:sz w:val="16"/>
+                <w:szCs w:val="16"/>
+              </w:rPr>
+              <w:t>}</w:t>
             </w:r>
           </w:p>
         </w:tc>
@@ -3628,6 +4963,7 @@
           <w:p>
             <w:pPr>
               <w:spacing w:before="60" w:after="60"/>
+              <w:jc w:val="center"/>
               <w:rPr>
                 <w:rFonts w:cs="Arial"/>
                 <w:sz w:val="16"/>
@@ -3635,7 +4971,28 @@
               </w:rPr>
             </w:pPr>
             <w:r>
-              <w:t>{atv_11_crit}</w:t>
+              <w:rPr>
+                <w:rFonts w:cs="Arial"/>
+                <w:sz w:val="16"/>
+                <w:szCs w:val="16"/>
+              </w:rPr>
+              <w:t>{</w:t>
+            </w:r>
+            <w:r>
+              <w:rPr>
+                <w:rFonts w:cs="Arial"/>
+                <w:sz w:val="16"/>
+                <w:szCs w:val="16"/>
+              </w:rPr>
+              <w:t>atv_11_crit</w:t>
+            </w:r>
+            <w:r>
+              <w:rPr>
+                <w:rFonts w:cs="Arial"/>
+                <w:sz w:val="16"/>
+                <w:szCs w:val="16"/>
+              </w:rPr>
+              <w:t>}</w:t>
             </w:r>
           </w:p>
         </w:tc>
@@ -3653,6 +5010,7 @@
           <w:p>
             <w:pPr>
               <w:spacing w:before="60" w:after="60"/>
+              <w:jc w:val="center"/>
               <w:rPr>
                 <w:rFonts w:cs="Arial"/>
                 <w:sz w:val="16"/>
@@ -3660,7 +5018,28 @@
               </w:rPr>
             </w:pPr>
             <w:r>
-              <w:t>{atv_11_status}</w:t>
+              <w:rPr>
+                <w:rFonts w:cs="Arial"/>
+                <w:sz w:val="16"/>
+                <w:szCs w:val="16"/>
+              </w:rPr>
+              <w:t>{</w:t>
+            </w:r>
+            <w:r>
+              <w:rPr>
+                <w:rFonts w:cs="Arial"/>
+                <w:sz w:val="16"/>
+                <w:szCs w:val="16"/>
+              </w:rPr>
+              <w:t>atv_11_status</w:t>
+            </w:r>
+            <w:r>
+              <w:rPr>
+                <w:rFonts w:cs="Arial"/>
+                <w:sz w:val="16"/>
+                <w:szCs w:val="16"/>
+              </w:rPr>
+              <w:t>}</w:t>
             </w:r>
           </w:p>
         </w:tc>
@@ -3674,21 +5053,6 @@
           <w:szCs w:val="22"/>
         </w:rPr>
       </w:pPr>
-    </w:p>
-    <w:p>
-      <w:pPr>
-        <w:spacing w:after="200" w:line="276" w:lineRule="auto"/>
-        <w:rPr>
-          <w:rFonts w:cs="Arial"/>
-          <w:szCs w:val="22"/>
-        </w:rPr>
-      </w:pPr>
-      <w:r>
-        <w:rPr>
-          <w:rFonts w:cs="Arial"/>
-          <w:szCs w:val="22"/>
-        </w:rPr>
-      </w:r>
     </w:p>
     <w:p>
       <w:pPr>
@@ -3726,6 +5090,7 @@
               <w:rPr>
                 <w:b/>
               </w:rPr>
+              <w:lastRenderedPageBreak/>
               <w:t>RELATÓRIO FOTOGRÁFICO</w:t>
             </w:r>
           </w:p>
@@ -3745,12 +5110,12 @@
         <w:tblLook w:val="04A0" w:firstRow="1" w:lastRow="0" w:firstColumn="1" w:lastColumn="0" w:noHBand="0" w:noVBand="1"/>
       </w:tblPr>
       <w:tblGrid>
-        <w:gridCol w:w="349"/>
+        <w:gridCol w:w="982"/>
         <w:gridCol w:w="847"/>
-        <w:gridCol w:w="3762"/>
-        <w:gridCol w:w="356"/>
+        <w:gridCol w:w="3173"/>
+        <w:gridCol w:w="901"/>
         <w:gridCol w:w="847"/>
-        <w:gridCol w:w="4295"/>
+        <w:gridCol w:w="3706"/>
       </w:tblGrid>
       <w:tr>
         <w:tc>
@@ -3766,10 +5131,23 @@
             </w:pPr>
             <w:r>
               <w:rPr>
-                <w:rFonts w:ascii="Arial" w:hAnsi="Arial"/>
-                <w:sz w:val="16"/>
-              </w:rPr>
-              <w:t>{esq_num}</w:t>
+                <w:sz w:val="16"/>
+              </w:rPr>
+              <w:t>{</w:t>
+            </w:r>
+            <w:proofErr w:type="spellStart"/>
+            <w:r>
+              <w:rPr>
+                <w:sz w:val="16"/>
+              </w:rPr>
+              <w:t>esq_num</w:t>
+            </w:r>
+            <w:proofErr w:type="spellEnd"/>
+            <w:r>
+              <w:rPr>
+                <w:sz w:val="16"/>
+              </w:rPr>
+              <w:t>}</w:t>
             </w:r>
           </w:p>
         </w:tc>
@@ -3795,10 +5173,23 @@
           <w:p>
             <w:r>
               <w:rPr>
-                <w:rFonts w:ascii="Arial" w:hAnsi="Arial"/>
-                <w:sz w:val="16"/>
-              </w:rPr>
-              <w:t>{esq_sis}</w:t>
+                <w:sz w:val="16"/>
+              </w:rPr>
+              <w:t>{</w:t>
+            </w:r>
+            <w:proofErr w:type="spellStart"/>
+            <w:r>
+              <w:rPr>
+                <w:sz w:val="16"/>
+              </w:rPr>
+              <w:t>esq_sis</w:t>
+            </w:r>
+            <w:proofErr w:type="spellEnd"/>
+            <w:r>
+              <w:rPr>
+                <w:sz w:val="16"/>
+              </w:rPr>
+              <w:t>}</w:t>
             </w:r>
           </w:p>
         </w:tc>
@@ -3815,10 +5206,23 @@
             </w:pPr>
             <w:r>
               <w:rPr>
-                <w:rFonts w:ascii="Arial" w:hAnsi="Arial"/>
-                <w:sz w:val="16"/>
-              </w:rPr>
-              <w:t>{dir_num}</w:t>
+                <w:sz w:val="16"/>
+              </w:rPr>
+              <w:t>{</w:t>
+            </w:r>
+            <w:proofErr w:type="spellStart"/>
+            <w:r>
+              <w:rPr>
+                <w:sz w:val="16"/>
+              </w:rPr>
+              <w:t>dir_num</w:t>
+            </w:r>
+            <w:proofErr w:type="spellEnd"/>
+            <w:r>
+              <w:rPr>
+                <w:sz w:val="16"/>
+              </w:rPr>
+              <w:t>}</w:t>
             </w:r>
           </w:p>
         </w:tc>
@@ -3844,10 +5248,23 @@
           <w:p>
             <w:r>
               <w:rPr>
-                <w:rFonts w:ascii="Arial" w:hAnsi="Arial"/>
-                <w:sz w:val="16"/>
-              </w:rPr>
-              <w:t>{dir_sis}</w:t>
+                <w:sz w:val="16"/>
+              </w:rPr>
+              <w:t>{</w:t>
+            </w:r>
+            <w:proofErr w:type="spellStart"/>
+            <w:r>
+              <w:rPr>
+                <w:sz w:val="16"/>
+              </w:rPr>
+              <w:t>dir_sis</w:t>
+            </w:r>
+            <w:proofErr w:type="spellEnd"/>
+            <w:r>
+              <w:rPr>
+                <w:sz w:val="16"/>
+              </w:rPr>
+              <w:t>}</w:t>
             </w:r>
           </w:p>
         </w:tc>
@@ -3891,10 +5308,23 @@
           <w:p>
             <w:r>
               <w:rPr>
-                <w:rFonts w:ascii="Arial" w:hAnsi="Arial"/>
-                <w:sz w:val="16"/>
-              </w:rPr>
-              <w:t>{esq_amb}</w:t>
+                <w:sz w:val="16"/>
+              </w:rPr>
+              <w:t>{</w:t>
+            </w:r>
+            <w:proofErr w:type="spellStart"/>
+            <w:r>
+              <w:rPr>
+                <w:sz w:val="16"/>
+              </w:rPr>
+              <w:t>esq_amb</w:t>
+            </w:r>
+            <w:proofErr w:type="spellEnd"/>
+            <w:r>
+              <w:rPr>
+                <w:sz w:val="16"/>
+              </w:rPr>
+              <w:t>}</w:t>
             </w:r>
           </w:p>
         </w:tc>
@@ -3936,10 +5366,23 @@
           <w:p>
             <w:r>
               <w:rPr>
-                <w:rFonts w:ascii="Arial" w:hAnsi="Arial"/>
-                <w:sz w:val="16"/>
-              </w:rPr>
-              <w:t>{dir_amb}</w:t>
+                <w:sz w:val="16"/>
+              </w:rPr>
+              <w:t>{</w:t>
+            </w:r>
+            <w:proofErr w:type="spellStart"/>
+            <w:r>
+              <w:rPr>
+                <w:sz w:val="16"/>
+              </w:rPr>
+              <w:t>dir_amb</w:t>
+            </w:r>
+            <w:proofErr w:type="spellEnd"/>
+            <w:r>
+              <w:rPr>
+                <w:sz w:val="16"/>
+              </w:rPr>
+              <w:t>}</w:t>
             </w:r>
           </w:p>
         </w:tc>
@@ -3968,10 +5411,23 @@
             </w:pPr>
             <w:r>
               <w:rPr>
-                <w:rFonts w:ascii="Arial" w:hAnsi="Arial"/>
-                <w:sz w:val="16"/>
-              </w:rPr>
-              <w:t>{esq_img_token}</w:t>
+                <w:sz w:val="16"/>
+              </w:rPr>
+              <w:t>{</w:t>
+            </w:r>
+            <w:proofErr w:type="spellStart"/>
+            <w:r>
+              <w:rPr>
+                <w:sz w:val="16"/>
+              </w:rPr>
+              <w:t>esq_img_token</w:t>
+            </w:r>
+            <w:proofErr w:type="spellEnd"/>
+            <w:r>
+              <w:rPr>
+                <w:sz w:val="16"/>
+              </w:rPr>
+              <w:t>}</w:t>
             </w:r>
           </w:p>
         </w:tc>
@@ -3999,10 +5455,23 @@
             </w:pPr>
             <w:r>
               <w:rPr>
-                <w:rFonts w:ascii="Arial" w:hAnsi="Arial"/>
-                <w:sz w:val="16"/>
-              </w:rPr>
-              <w:t>{dir_img_token}</w:t>
+                <w:sz w:val="16"/>
+              </w:rPr>
+              <w:t>{</w:t>
+            </w:r>
+            <w:proofErr w:type="spellStart"/>
+            <w:r>
+              <w:rPr>
+                <w:sz w:val="16"/>
+              </w:rPr>
+              <w:t>dir_img_token</w:t>
+            </w:r>
+            <w:proofErr w:type="spellEnd"/>
+            <w:r>
+              <w:rPr>
+                <w:sz w:val="16"/>
+              </w:rPr>
+              <w:t>}</w:t>
             </w:r>
           </w:p>
         </w:tc>
@@ -4024,10 +5493,23 @@
           <w:p>
             <w:r>
               <w:rPr>
-                <w:rFonts w:ascii="Arial" w:hAnsi="Arial"/>
-                <w:sz w:val="16"/>
-              </w:rPr>
-              <w:t>{esq_desc}</w:t>
+                <w:sz w:val="16"/>
+              </w:rPr>
+              <w:t>{</w:t>
+            </w:r>
+            <w:proofErr w:type="spellStart"/>
+            <w:r>
+              <w:rPr>
+                <w:sz w:val="16"/>
+              </w:rPr>
+              <w:t>esq_desc</w:t>
+            </w:r>
+            <w:proofErr w:type="spellEnd"/>
+            <w:r>
+              <w:rPr>
+                <w:sz w:val="16"/>
+              </w:rPr>
+              <w:t>}</w:t>
             </w:r>
           </w:p>
         </w:tc>
@@ -4047,10 +5529,23 @@
           <w:p>
             <w:r>
               <w:rPr>
-                <w:rFonts w:ascii="Arial" w:hAnsi="Arial"/>
-                <w:sz w:val="16"/>
-              </w:rPr>
-              <w:t>{dir_desc}</w:t>
+                <w:sz w:val="16"/>
+              </w:rPr>
+              <w:t>{</w:t>
+            </w:r>
+            <w:proofErr w:type="spellStart"/>
+            <w:r>
+              <w:rPr>
+                <w:sz w:val="16"/>
+              </w:rPr>
+              <w:t>dir_desc</w:t>
+            </w:r>
+            <w:proofErr w:type="spellEnd"/>
+            <w:r>
+              <w:rPr>
+                <w:sz w:val="16"/>
+              </w:rPr>
+              <w:t>}</w:t>
             </w:r>
           </w:p>
         </w:tc>
@@ -4058,10 +5553,17 @@
     </w:tbl>
     <w:p>
       <w:r>
-        <w:t>{/fotoPares}</w:t>
+        <w:t>{/</w:t>
+      </w:r>
+      <w:proofErr w:type="spellStart"/>
+      <w:r>
+        <w:t>fotoPares</w:t>
+      </w:r>
+      <w:proofErr w:type="spellEnd"/>
+      <w:r>
+        <w:t>}</w:t>
       </w:r>
     </w:p>
-    <w:p/>
     <w:p/>
     <w:p/>
     <w:tbl>
@@ -4155,250 +5657,6 @@
               </w:rPr>
               <w:t>{detalhamento}</w:t>
             </w:r>
-          </w:p>
-          <w:p>
-            <w:pPr>
-              <w:spacing w:line="360" w:lineRule="auto"/>
-              <w:rPr>
-                <w:rFonts w:cs="Arial"/>
-                <w:b/>
-                <w:sz w:val="20"/>
-                <w:szCs w:val="20"/>
-              </w:rPr>
-            </w:pPr>
-            <w:r>
-              <w:rPr>
-                <w:rFonts w:cs="Arial"/>
-                <w:b/>
-                <w:sz w:val="20"/>
-                <w:szCs w:val="20"/>
-              </w:rPr>
-            </w:r>
-          </w:p>
-          <w:p>
-            <w:pPr>
-              <w:spacing w:line="360" w:lineRule="auto"/>
-              <w:rPr>
-                <w:rFonts w:cs="Arial"/>
-                <w:b/>
-                <w:sz w:val="20"/>
-                <w:szCs w:val="20"/>
-              </w:rPr>
-            </w:pPr>
-            <w:r>
-              <w:rPr>
-                <w:rFonts w:cs="Arial"/>
-                <w:b/>
-                <w:sz w:val="20"/>
-                <w:szCs w:val="20"/>
-              </w:rPr>
-            </w:r>
-          </w:p>
-          <w:p>
-            <w:pPr>
-              <w:spacing w:line="360" w:lineRule="auto"/>
-              <w:rPr>
-                <w:rFonts w:cs="Arial"/>
-                <w:bCs/>
-                <w:sz w:val="20"/>
-                <w:szCs w:val="20"/>
-              </w:rPr>
-            </w:pPr>
-            <w:r>
-              <w:rPr>
-                <w:rFonts w:cs="Arial"/>
-                <w:b/>
-                <w:sz w:val="20"/>
-                <w:szCs w:val="20"/>
-              </w:rPr>
-            </w:r>
-          </w:p>
-          <w:p>
-            <w:pPr>
-              <w:spacing w:line="360" w:lineRule="auto"/>
-              <w:rPr>
-                <w:rFonts w:cs="Arial"/>
-                <w:bCs/>
-                <w:sz w:val="20"/>
-                <w:szCs w:val="20"/>
-              </w:rPr>
-            </w:pPr>
-          </w:p>
-          <w:p>
-            <w:pPr>
-              <w:spacing w:line="360" w:lineRule="auto"/>
-              <w:rPr>
-                <w:rFonts w:cs="Arial"/>
-                <w:bCs/>
-                <w:sz w:val="20"/>
-                <w:szCs w:val="20"/>
-              </w:rPr>
-            </w:pPr>
-          </w:p>
-          <w:p>
-            <w:pPr>
-              <w:spacing w:line="360" w:lineRule="auto"/>
-              <w:rPr>
-                <w:rFonts w:cs="Arial"/>
-                <w:bCs/>
-                <w:sz w:val="20"/>
-                <w:szCs w:val="20"/>
-              </w:rPr>
-            </w:pPr>
-          </w:p>
-          <w:p>
-            <w:pPr>
-              <w:spacing w:line="360" w:lineRule="auto"/>
-              <w:rPr>
-                <w:rFonts w:cs="Arial"/>
-                <w:bCs/>
-                <w:sz w:val="20"/>
-                <w:szCs w:val="20"/>
-              </w:rPr>
-            </w:pPr>
-          </w:p>
-          <w:p>
-            <w:pPr>
-              <w:spacing w:line="360" w:lineRule="auto"/>
-              <w:rPr>
-                <w:rFonts w:cs="Arial"/>
-                <w:bCs/>
-                <w:sz w:val="20"/>
-                <w:szCs w:val="20"/>
-              </w:rPr>
-            </w:pPr>
-          </w:p>
-          <w:p>
-            <w:pPr>
-              <w:spacing w:line="360" w:lineRule="auto"/>
-              <w:rPr>
-                <w:rFonts w:cs="Arial"/>
-                <w:bCs/>
-                <w:sz w:val="20"/>
-                <w:szCs w:val="20"/>
-              </w:rPr>
-            </w:pPr>
-          </w:p>
-          <w:p>
-            <w:pPr>
-              <w:spacing w:line="360" w:lineRule="auto"/>
-              <w:rPr>
-                <w:rFonts w:cs="Arial"/>
-                <w:bCs/>
-                <w:sz w:val="20"/>
-                <w:szCs w:val="20"/>
-              </w:rPr>
-            </w:pPr>
-          </w:p>
-          <w:p>
-            <w:pPr>
-              <w:spacing w:line="360" w:lineRule="auto"/>
-              <w:rPr>
-                <w:rFonts w:cs="Arial"/>
-                <w:bCs/>
-                <w:sz w:val="20"/>
-                <w:szCs w:val="20"/>
-              </w:rPr>
-            </w:pPr>
-          </w:p>
-          <w:p>
-            <w:pPr>
-              <w:spacing w:line="360" w:lineRule="auto"/>
-              <w:rPr>
-                <w:rFonts w:cs="Arial"/>
-                <w:bCs/>
-                <w:sz w:val="20"/>
-                <w:szCs w:val="20"/>
-              </w:rPr>
-            </w:pPr>
-          </w:p>
-          <w:p>
-            <w:pPr>
-              <w:spacing w:line="360" w:lineRule="auto"/>
-              <w:rPr>
-                <w:rFonts w:cs="Arial"/>
-                <w:bCs/>
-                <w:sz w:val="20"/>
-                <w:szCs w:val="20"/>
-              </w:rPr>
-            </w:pPr>
-          </w:p>
-          <w:p>
-            <w:pPr>
-              <w:spacing w:line="360" w:lineRule="auto"/>
-              <w:rPr>
-                <w:rFonts w:cs="Arial"/>
-                <w:bCs/>
-                <w:sz w:val="20"/>
-                <w:szCs w:val="20"/>
-              </w:rPr>
-            </w:pPr>
-          </w:p>
-          <w:p>
-            <w:pPr>
-              <w:spacing w:line="360" w:lineRule="auto"/>
-              <w:rPr>
-                <w:rFonts w:cs="Arial"/>
-                <w:bCs/>
-                <w:sz w:val="20"/>
-                <w:szCs w:val="20"/>
-              </w:rPr>
-            </w:pPr>
-          </w:p>
-          <w:p>
-            <w:pPr>
-              <w:spacing w:line="360" w:lineRule="auto"/>
-              <w:rPr>
-                <w:rFonts w:cs="Arial"/>
-                <w:bCs/>
-                <w:sz w:val="20"/>
-                <w:szCs w:val="20"/>
-              </w:rPr>
-            </w:pPr>
-          </w:p>
-          <w:p>
-            <w:pPr>
-              <w:spacing w:line="360" w:lineRule="auto"/>
-              <w:rPr>
-                <w:rFonts w:cs="Arial"/>
-                <w:bCs/>
-                <w:sz w:val="20"/>
-                <w:szCs w:val="20"/>
-              </w:rPr>
-            </w:pPr>
-          </w:p>
-          <w:p>
-            <w:pPr>
-              <w:spacing w:line="360" w:lineRule="auto"/>
-              <w:rPr>
-                <w:rFonts w:cs="Arial"/>
-                <w:bCs/>
-                <w:sz w:val="20"/>
-                <w:szCs w:val="20"/>
-              </w:rPr>
-            </w:pPr>
-          </w:p>
-          <w:p>
-            <w:pPr>
-              <w:spacing w:line="360" w:lineRule="auto"/>
-              <w:rPr>
-                <w:rFonts w:cs="Arial"/>
-                <w:bCs/>
-                <w:sz w:val="20"/>
-                <w:szCs w:val="20"/>
-              </w:rPr>
-            </w:pPr>
-          </w:p>
-          <w:p>
-            <w:pPr>
-              <w:spacing w:line="360" w:lineRule="auto"/>
-              <w:rPr>
-                <w:rFonts w:cs="Arial"/>
-                <w:bCs/>
-                <w:sz w:val="20"/>
-                <w:szCs w:val="20"/>
-              </w:rPr>
-            </w:pPr>
           </w:p>
           <w:p>
             <w:pPr>
@@ -4662,7 +5920,7 @@
                 <w:szCs w:val="22"/>
                 <w:lang w:eastAsia="es-AR"/>
               </w:rPr>
-              <w:t>{nome_cliente}</w:t>
+              <w:t>{contratante}</w:t>
             </w:r>
           </w:p>
         </w:tc>
@@ -4686,6 +5944,7 @@
           <w:b/>
           <w:szCs w:val="22"/>
         </w:rPr>
+        <w:fldChar w:fldCharType="begin"/>
       </w:r>
       <w:r>
         <w:rPr>
@@ -4693,6 +5952,7 @@
           <w:b/>
           <w:szCs w:val="22"/>
         </w:rPr>
+        <w:instrText xml:space="preserve"> COMMENTS   \* MERGEFORMAT </w:instrText>
       </w:r>
       <w:r>
         <w:rPr>
@@ -4700,6 +5960,7 @@
           <w:b/>
           <w:szCs w:val="22"/>
         </w:rPr>
+        <w:fldChar w:fldCharType="end"/>
       </w:r>
     </w:p>
     <w:sectPr>
@@ -4868,8 +6129,19 @@
               <w:sz w:val="12"/>
               <w:szCs w:val="20"/>
             </w:rPr>
-            <w:t>Thiago Becker Bellazzi</w:t>
+            <w:t xml:space="preserve">Thiago Becker </w:t>
           </w:r>
+          <w:proofErr w:type="spellStart"/>
+          <w:r>
+            <w:rPr>
+              <w:rFonts w:cs="Arial"/>
+              <w:color w:val="808080" w:themeColor="background1" w:themeShade="80"/>
+              <w:sz w:val="12"/>
+              <w:szCs w:val="20"/>
+            </w:rPr>
+            <w:t>Bellazzi</w:t>
+          </w:r>
+          <w:proofErr w:type="spellEnd"/>
         </w:p>
       </w:tc>
       <w:tc>
@@ -5560,7 +6832,7 @@
                       <pic:blipFill>
                         <a:blip r:embed="rId1" cstate="print">
                           <a:extLst>
-                            <a:ext uri="urn:uuid:28A0092B-C50C-407E-A947-70E740481C1C">
+                            <a:ext uri="{28A0092B-C50C-407E-A947-70E740481C1C}">
                               <a14:useLocalDpi xmlns:a14="http://schemas.microsoft.com/office/drawing/2010/main" val="0"/>
                             </a:ext>
                           </a:extLst>
@@ -6670,7 +7942,7 @@
                       <pic:blipFill rotWithShape="1">
                         <a:blip r:embed="rId1" cstate="print">
                           <a:extLst>
-                            <a:ext uri="urn:uuid:28A0092B-C50C-407E-A947-70E740481C1C">
+                            <a:ext uri="{28A0092B-C50C-407E-A947-70E740481C1C}">
                               <a14:useLocalDpi xmlns:a14="http://schemas.microsoft.com/office/drawing/2010/main" val="0"/>
                             </a:ext>
                           </a:extLst>
@@ -6691,7 +7963,7 @@
                           <a:noFill/>
                         </a:ln>
                         <a:extLst>
-                          <a:ext uri="urn:uuid:53640926-AAD7-44D8-BBD7-CCE9431645EC">
+                          <a:ext uri="{53640926-AAD7-44D8-BBD7-CCE9431645EC}">
                             <a14:shadowObscured xmlns:a14="http://schemas.microsoft.com/office/drawing/2010/main"/>
                           </a:ext>
                         </a:extLst>
@@ -14636,14 +15908,12 @@
 </file>
 
 <file path=customXml/item1.xml><?xml version="1.0" encoding="utf-8"?>
-<p:properties xmlns:p="http://schemas.microsoft.com/office/2006/metadata/properties" xmlns:xsi="http://www.w3.org/2001/XMLSchema-instance" xmlns:pc="http://schemas.microsoft.com/office/infopath/2007/PartnerControls">
-  <documentManagement>
-    <lcf76f155ced4ddcb4097134ff3c332f xmlns="e2846b7d-0776-4e7f-be62-61c730e825ae">
-      <Terms xmlns="http://schemas.microsoft.com/office/infopath/2007/PartnerControls"/>
-    </lcf76f155ced4ddcb4097134ff3c332f>
-    <TaxCatchAll xmlns="1bcf7bf6-5756-4e67-b5f2-1f2973c88733" xsi:nil="true"/>
-  </documentManagement>
-</p:properties>
+<?mso-contentType ?>
+<FormTemplates xmlns="http://schemas.microsoft.com/sharepoint/v3/contenttype/forms">
+  <Display>DocumentLibraryForm</Display>
+  <Edit>DocumentLibraryForm</Edit>
+  <New>DocumentLibraryForm</New>
+</FormTemplates>
 </file>
 
 <file path=customXml/item2.xml><?xml version="1.0" encoding="utf-8"?>
@@ -14699,7 +15969,7 @@
         <xsd:restriction base="dms:Note"/>
       </xsd:simpleType>
     </xsd:element>
-    <xsd:element name="lcf76f155ced4ddcb4097134ff3c332f" ma:index="13" nillable="true" ma:taxonomy="true" ma:internalName="lcf76f155ced4ddcb4097134ff3c332f" ma:taxonomyFieldName="MediaServiceImageTags" ma:displayName="Marcações de imagem" ma:readOnly="false" ma:fieldId="5cf76f15-5ced-4ddc-b409-7134ff3c332f" ma:taxonomyMulti="true" ma:sspId="e46652d2-66be-40d0-8623-03fa6bbd8ed3" ma:termSetId="09814cd3-568e-fe90-9814-8d621ff8fb84" ma:anchorId="fba54fb3-c3e1-fe81-a776-ca4b69148c4d" ma:open="true" ma:isKeyword="false">
+    <xsd:element name="lcf76f155ced4ddcb4097134ff3c332f" ma:index="13" nillable="true" ma:taxonomy="true" ma:internalName="lcf76f155ced4ddcb4097134ff3c332f" ma:taxonomyFieldName="MediaServiceImageTags" ma:displayName="Marcações de imagem" ma:readOnly="false" ma:fieldId="{5cf76f15-5ced-4ddc-b409-7134ff3c332f}" ma:taxonomyMulti="true" ma:sspId="e46652d2-66be-40d0-8623-03fa6bbd8ed3" ma:termSetId="09814cd3-568e-fe90-9814-8d621ff8fb84" ma:anchorId="fba54fb3-c3e1-fe81-a776-ca4b69148c4d" ma:open="true" ma:isKeyword="false">
       <xsd:complexType>
         <xsd:sequence>
           <xsd:element ref="pc:Terms" minOccurs="0" maxOccurs="1"/>
@@ -14742,7 +16012,7 @@
   <xsd:schema xmlns:xsd="http://www.w3.org/2001/XMLSchema" xmlns:xs="http://www.w3.org/2001/XMLSchema" xmlns:dms="http://schemas.microsoft.com/office/2006/documentManagement/types" xmlns:pc="http://schemas.microsoft.com/office/infopath/2007/PartnerControls" targetNamespace="1bcf7bf6-5756-4e67-b5f2-1f2973c88733" elementFormDefault="qualified">
     <xsd:import namespace="http://schemas.microsoft.com/office/2006/documentManagement/types"/>
     <xsd:import namespace="http://schemas.microsoft.com/office/infopath/2007/PartnerControls"/>
-    <xsd:element name="TaxCatchAll" ma:index="14" nillable="true" ma:displayName="Taxonomy Catch All Column" ma:hidden="true" ma:list="7b0f5ae7-48a3-4370-836f-b85e45987d26" ma:internalName="TaxCatchAll" ma:showField="CatchAllData" ma:web="1bcf7bf6-5756-4e67-b5f2-1f2973c88733">
+    <xsd:element name="TaxCatchAll" ma:index="14" nillable="true" ma:displayName="Taxonomy Catch All Column" ma:hidden="true" ma:list="{7b0f5ae7-48a3-4370-836f-b85e45987d26}" ma:internalName="TaxCatchAll" ma:showField="CatchAllData" ma:web="1bcf7bf6-5756-4e67-b5f2-1f2973c88733">
       <xsd:complexType>
         <xsd:complexContent>
           <xsd:extension base="dms:MultiChoiceLookup">
@@ -14854,12 +16124,14 @@
 </file>
 
 <file path=customXml/item3.xml><?xml version="1.0" encoding="utf-8"?>
-<?mso-contentType ?>
-<FormTemplates xmlns="http://schemas.microsoft.com/sharepoint/v3/contenttype/forms">
-  <Display>DocumentLibraryForm</Display>
-  <Edit>DocumentLibraryForm</Edit>
-  <New>DocumentLibraryForm</New>
-</FormTemplates>
+<p:properties xmlns:p="http://schemas.microsoft.com/office/2006/metadata/properties" xmlns:xsi="http://www.w3.org/2001/XMLSchema-instance" xmlns:pc="http://schemas.microsoft.com/office/infopath/2007/PartnerControls">
+  <documentManagement>
+    <lcf76f155ced4ddcb4097134ff3c332f xmlns="e2846b7d-0776-4e7f-be62-61c730e825ae">
+      <Terms xmlns="http://schemas.microsoft.com/office/infopath/2007/PartnerControls"/>
+    </lcf76f155ced4ddcb4097134ff3c332f>
+    <TaxCatchAll xmlns="1bcf7bf6-5756-4e67-b5f2-1f2973c88733" xsi:nil="true"/>
+  </documentManagement>
+</p:properties>
 </file>
 
 <file path=customXml/item4.xml><?xml version="1.0" encoding="utf-8"?>
@@ -14867,18 +16139,15 @@
 </file>
 
 <file path=customXml/itemProps1.xml><?xml version="1.0" encoding="utf-8"?>
-<ds:datastoreItem xmlns:ds="http://schemas.openxmlformats.org/officeDocument/2006/customXml" ds:itemID="5B7D6D03-C617-4C25-BCE9-313B6B7DC727">
+<ds:datastoreItem xmlns:ds="http://schemas.openxmlformats.org/officeDocument/2006/customXml" ds:itemID="{3F88AB89-857A-4EA7-AF48-138A0BB28E4B}">
   <ds:schemaRefs>
-    <ds:schemaRef ds:uri="http://schemas.microsoft.com/office/2006/metadata/properties"/>
-    <ds:schemaRef ds:uri="http://schemas.microsoft.com/office/infopath/2007/PartnerControls"/>
-    <ds:schemaRef ds:uri="e2846b7d-0776-4e7f-be62-61c730e825ae"/>
-    <ds:schemaRef ds:uri="1bcf7bf6-5756-4e67-b5f2-1f2973c88733"/>
+    <ds:schemaRef ds:uri="http://schemas.microsoft.com/sharepoint/v3/contenttype/forms"/>
   </ds:schemaRefs>
 </ds:datastoreItem>
 </file>
 
 <file path=customXml/itemProps2.xml><?xml version="1.0" encoding="utf-8"?>
-<ds:datastoreItem xmlns:ds="http://schemas.openxmlformats.org/officeDocument/2006/customXml" ds:itemID="9162A412-2335-4503-A88B-D2097F543F13">
+<ds:datastoreItem xmlns:ds="http://schemas.openxmlformats.org/officeDocument/2006/customXml" ds:itemID="{9162A412-2335-4503-A88B-D2097F543F13}">
   <ds:schemaRefs>
     <ds:schemaRef ds:uri="http://schemas.microsoft.com/office/2006/metadata/contentType"/>
     <ds:schemaRef ds:uri="http://schemas.microsoft.com/office/2006/metadata/properties/metaAttributes"/>
@@ -14897,15 +16166,18 @@
 </file>
 
 <file path=customXml/itemProps3.xml><?xml version="1.0" encoding="utf-8"?>
-<ds:datastoreItem xmlns:ds="http://schemas.openxmlformats.org/officeDocument/2006/customXml" ds:itemID="3F88AB89-857A-4EA7-AF48-138A0BB28E4B">
+<ds:datastoreItem xmlns:ds="http://schemas.openxmlformats.org/officeDocument/2006/customXml" ds:itemID="{5B7D6D03-C617-4C25-BCE9-313B6B7DC727}">
   <ds:schemaRefs>
-    <ds:schemaRef ds:uri="http://schemas.microsoft.com/sharepoint/v3/contenttype/forms"/>
+    <ds:schemaRef ds:uri="http://schemas.microsoft.com/office/2006/metadata/properties"/>
+    <ds:schemaRef ds:uri="http://schemas.microsoft.com/office/infopath/2007/PartnerControls"/>
+    <ds:schemaRef ds:uri="e2846b7d-0776-4e7f-be62-61c730e825ae"/>
+    <ds:schemaRef ds:uri="1bcf7bf6-5756-4e67-b5f2-1f2973c88733"/>
   </ds:schemaRefs>
 </ds:datastoreItem>
 </file>
 
 <file path=customXml/itemProps4.xml><?xml version="1.0" encoding="utf-8"?>
-<ds:datastoreItem xmlns:ds="http://schemas.openxmlformats.org/officeDocument/2006/customXml" ds:itemID="2D581260-737C-4C82-8C06-C2FC018A7382">
+<ds:datastoreItem xmlns:ds="http://schemas.openxmlformats.org/officeDocument/2006/customXml" ds:itemID="{2D581260-737C-4C82-8C06-C2FC018A7382}">
   <ds:schemaRefs>
     <ds:schemaRef ds:uri="http://schemas.openxmlformats.org/officeDocument/2006/bibliography"/>
   </ds:schemaRefs>

--- a/template_rdp.docx
+++ b/template_rdp.docx
@@ -911,28 +911,40 @@
               <w:rPr>
                 <w:b/>
                 <w:bCs/>
-                <w:color w:val="4F81BD" w:themeColor="accent1"/>
+                <w:color w:val="9BBB59" w:themeColor="accent3"/>
                 <w:sz w:val="12"/>
                 <w:szCs w:val="12"/>
               </w:rPr>
             </w:pPr>
             <w:r>
               <w:rPr>
-                <w:sz w:val="16"/>
+                <w:b/>
+                <w:bCs/>
+                <w:color w:val="9BBB59" w:themeColor="accent3"/>
+                <w:sz w:val="12"/>
+                <w:szCs w:val="12"/>
               </w:rPr>
               <w:t>{</w:t>
             </w:r>
             <w:proofErr w:type="spellStart"/>
             <w:r>
               <w:rPr>
-                <w:sz w:val="16"/>
+                <w:b/>
+                <w:bCs/>
+                <w:color w:val="9BBB59" w:themeColor="accent3"/>
+                <w:sz w:val="12"/>
+                <w:szCs w:val="12"/>
               </w:rPr>
               <w:t>prod_muito</w:t>
             </w:r>
             <w:proofErr w:type="spellEnd"/>
             <w:r>
               <w:rPr>
-                <w:sz w:val="16"/>
+                <w:b/>
+                <w:bCs/>
+                <w:color w:val="9BBB59" w:themeColor="accent3"/>
+                <w:sz w:val="12"/>
+                <w:szCs w:val="12"/>
               </w:rPr>
               <w:t>}</w:t>
             </w:r>
@@ -956,21 +968,33 @@
             </w:pPr>
             <w:r>
               <w:rPr>
-                <w:sz w:val="16"/>
+                <w:b/>
+                <w:bCs/>
+                <w:color w:val="4F81BD" w:themeColor="accent1"/>
+                <w:sz w:val="12"/>
+                <w:szCs w:val="12"/>
               </w:rPr>
               <w:t>{</w:t>
             </w:r>
             <w:proofErr w:type="spellStart"/>
             <w:r>
               <w:rPr>
-                <w:sz w:val="16"/>
+                <w:b/>
+                <w:bCs/>
+                <w:color w:val="4F81BD" w:themeColor="accent1"/>
+                <w:sz w:val="12"/>
+                <w:szCs w:val="12"/>
               </w:rPr>
               <w:t>prod_ok</w:t>
             </w:r>
             <w:proofErr w:type="spellEnd"/>
             <w:r>
               <w:rPr>
-                <w:sz w:val="16"/>
+                <w:b/>
+                <w:bCs/>
+                <w:color w:val="4F81BD" w:themeColor="accent1"/>
+                <w:sz w:val="12"/>
+                <w:szCs w:val="12"/>
               </w:rPr>
               <w:t>}</w:t>
             </w:r>
@@ -994,21 +1018,33 @@
             </w:pPr>
             <w:r>
               <w:rPr>
-                <w:sz w:val="16"/>
+                <w:b/>
+                <w:bCs/>
+                <w:color w:val="FF0000"/>
+                <w:sz w:val="12"/>
+                <w:szCs w:val="12"/>
               </w:rPr>
               <w:t>{</w:t>
             </w:r>
             <w:proofErr w:type="spellStart"/>
             <w:r>
               <w:rPr>
-                <w:sz w:val="16"/>
+                <w:b/>
+                <w:bCs/>
+                <w:color w:val="FF0000"/>
+                <w:sz w:val="12"/>
+                <w:szCs w:val="12"/>
               </w:rPr>
               <w:t>prod_pouco</w:t>
             </w:r>
             <w:proofErr w:type="spellEnd"/>
             <w:r>
               <w:rPr>
-                <w:sz w:val="16"/>
+                <w:b/>
+                <w:bCs/>
+                <w:color w:val="FF0000"/>
+                <w:sz w:val="12"/>
+                <w:szCs w:val="12"/>
               </w:rPr>
               <w:t>}</w:t>
             </w:r>
@@ -1145,21 +1181,27 @@
             </w:pPr>
             <w:r>
               <w:rPr>
-                <w:sz w:val="16"/>
+                <w:color w:val="0070C0"/>
+                <w:sz w:val="10"/>
+                <w:szCs w:val="10"/>
               </w:rPr>
               <w:t>{</w:t>
             </w:r>
             <w:proofErr w:type="spellStart"/>
             <w:r>
               <w:rPr>
-                <w:sz w:val="16"/>
+                <w:color w:val="0070C0"/>
+                <w:sz w:val="10"/>
+                <w:szCs w:val="10"/>
               </w:rPr>
               <w:t>clima_bom</w:t>
             </w:r>
             <w:proofErr w:type="spellEnd"/>
             <w:r>
               <w:rPr>
-                <w:sz w:val="16"/>
+                <w:color w:val="0070C0"/>
+                <w:sz w:val="10"/>
+                <w:szCs w:val="10"/>
               </w:rPr>
               <w:t>}</w:t>
             </w:r>
@@ -1181,21 +1223,27 @@
             </w:pPr>
             <w:r>
               <w:rPr>
-                <w:sz w:val="16"/>
+                <w:color w:val="0070C0"/>
+                <w:sz w:val="10"/>
+                <w:szCs w:val="10"/>
               </w:rPr>
               <w:t>{</w:t>
             </w:r>
             <w:proofErr w:type="spellStart"/>
             <w:r>
               <w:rPr>
-                <w:sz w:val="16"/>
+                <w:color w:val="0070C0"/>
+                <w:sz w:val="10"/>
+                <w:szCs w:val="10"/>
               </w:rPr>
               <w:t>clima_chuva_leve</w:t>
             </w:r>
             <w:proofErr w:type="spellEnd"/>
             <w:r>
               <w:rPr>
-                <w:sz w:val="16"/>
+                <w:color w:val="0070C0"/>
+                <w:sz w:val="10"/>
+                <w:szCs w:val="10"/>
               </w:rPr>
               <w:t>}</w:t>
             </w:r>
@@ -1217,21 +1265,27 @@
             </w:pPr>
             <w:r>
               <w:rPr>
-                <w:sz w:val="16"/>
+                <w:color w:val="0070C0"/>
+                <w:sz w:val="10"/>
+                <w:szCs w:val="10"/>
               </w:rPr>
               <w:t>{</w:t>
             </w:r>
             <w:proofErr w:type="spellStart"/>
             <w:r>
               <w:rPr>
-                <w:sz w:val="16"/>
+                <w:color w:val="0070C0"/>
+                <w:sz w:val="10"/>
+                <w:szCs w:val="10"/>
               </w:rPr>
               <w:t>clima_chuva_forte</w:t>
             </w:r>
             <w:proofErr w:type="spellEnd"/>
             <w:r>
               <w:rPr>
-                <w:sz w:val="16"/>
+                <w:color w:val="0070C0"/>
+                <w:sz w:val="10"/>
+                <w:szCs w:val="10"/>
               </w:rPr>
               <w:t>}</w:t>
             </w:r>
@@ -1253,21 +1307,27 @@
             </w:pPr>
             <w:r>
               <w:rPr>
-                <w:sz w:val="16"/>
+                <w:color w:val="0070C0"/>
+                <w:sz w:val="10"/>
+                <w:szCs w:val="10"/>
               </w:rPr>
               <w:t>{</w:t>
             </w:r>
             <w:proofErr w:type="spellStart"/>
             <w:r>
               <w:rPr>
-                <w:sz w:val="16"/>
+                <w:color w:val="0070C0"/>
+                <w:sz w:val="10"/>
+                <w:szCs w:val="10"/>
               </w:rPr>
               <w:t>clima_fora_turno</w:t>
             </w:r>
             <w:proofErr w:type="spellEnd"/>
             <w:r>
               <w:rPr>
-                <w:sz w:val="16"/>
+                <w:color w:val="0070C0"/>
+                <w:sz w:val="10"/>
+                <w:szCs w:val="10"/>
               </w:rPr>
               <w:t>}</w:t>
             </w:r>
@@ -5063,6 +5123,15 @@
         </w:rPr>
       </w:pPr>
     </w:p>
+    <w:p>
+      <w:pPr>
+        <w:spacing w:after="200" w:line="276" w:lineRule="auto"/>
+        <w:rPr>
+          <w:rFonts w:cs="Arial"/>
+          <w:szCs w:val="22"/>
+        </w:rPr>
+      </w:pPr>
+    </w:p>
     <w:tbl>
       <w:tblPr>
         <w:tblStyle w:val="Tabelacomgrade"/>
@@ -5097,7 +5166,6 @@
         </w:tc>
       </w:tr>
     </w:tbl>
-    <w:p/>
     <w:p>
       <w:r>
         <w:t>{#fotoPares}</w:t>
@@ -5110,17 +5178,38 @@
         <w:tblLook w:val="04A0" w:firstRow="1" w:lastRow="0" w:firstColumn="1" w:lastColumn="0" w:noHBand="0" w:noVBand="1"/>
       </w:tblPr>
       <w:tblGrid>
-        <w:gridCol w:w="982"/>
-        <w:gridCol w:w="847"/>
-        <w:gridCol w:w="3173"/>
-        <w:gridCol w:w="901"/>
-        <w:gridCol w:w="847"/>
-        <w:gridCol w:w="3706"/>
+        <w:gridCol w:w="984"/>
+        <w:gridCol w:w="848"/>
+        <w:gridCol w:w="3175"/>
+        <w:gridCol w:w="902"/>
+        <w:gridCol w:w="848"/>
+        <w:gridCol w:w="3709"/>
       </w:tblGrid>
       <w:tr>
         <w:tc>
           <w:tcPr>
-            <w:tcW w:w="167" w:type="pct"/>
+            <w:tcW w:w="5000" w:type="pct"/>
+            <w:gridSpan w:val="6"/>
+            <w:tcBorders>
+              <w:top w:val="nil"/>
+              <w:left w:val="nil"/>
+              <w:right w:val="nil"/>
+            </w:tcBorders>
+            <w:vAlign w:val="center"/>
+          </w:tcPr>
+          <w:p>
+            <w:pPr>
+              <w:rPr>
+                <w:sz w:val="16"/>
+              </w:rPr>
+            </w:pPr>
+          </w:p>
+        </w:tc>
+      </w:tr>
+      <w:tr>
+        <w:tc>
+          <w:tcPr>
+            <w:tcW w:w="470" w:type="pct"/>
             <w:vMerge w:val="restart"/>
             <w:shd w:val="clear" w:color="auto" w:fill="D9D9D9" w:themeFill="background1" w:themeFillShade="D9"/>
             <w:vAlign w:val="center"/>
@@ -5168,7 +5257,7 @@
         </w:tc>
         <w:tc>
           <w:tcPr>
-            <w:tcW w:w="1798" w:type="pct"/>
+            <w:tcW w:w="1517" w:type="pct"/>
           </w:tcPr>
           <w:p>
             <w:r>
@@ -5195,7 +5284,7 @@
         </w:tc>
         <w:tc>
           <w:tcPr>
-            <w:tcW w:w="170" w:type="pct"/>
+            <w:tcW w:w="431" w:type="pct"/>
             <w:vMerge w:val="restart"/>
             <w:shd w:val="clear" w:color="auto" w:fill="D9D9D9" w:themeFill="background1" w:themeFillShade="D9"/>
             <w:vAlign w:val="center"/>
@@ -5243,7 +5332,7 @@
         </w:tc>
         <w:tc>
           <w:tcPr>
-            <w:tcW w:w="2054" w:type="pct"/>
+            <w:tcW w:w="1772" w:type="pct"/>
           </w:tcPr>
           <w:p>
             <w:r>
@@ -5272,7 +5361,7 @@
       <w:tr>
         <w:tc>
           <w:tcPr>
-            <w:tcW w:w="167" w:type="pct"/>
+            <w:tcW w:w="470" w:type="pct"/>
             <w:vMerge/>
             <w:shd w:val="clear" w:color="auto" w:fill="D9D9D9" w:themeFill="background1" w:themeFillShade="D9"/>
           </w:tcPr>
@@ -5303,7 +5392,7 @@
         </w:tc>
         <w:tc>
           <w:tcPr>
-            <w:tcW w:w="1798" w:type="pct"/>
+            <w:tcW w:w="1517" w:type="pct"/>
           </w:tcPr>
           <w:p>
             <w:r>
@@ -5330,7 +5419,7 @@
         </w:tc>
         <w:tc>
           <w:tcPr>
-            <w:tcW w:w="170" w:type="pct"/>
+            <w:tcW w:w="431" w:type="pct"/>
             <w:vMerge/>
             <w:shd w:val="clear" w:color="auto" w:fill="D9D9D9" w:themeFill="background1" w:themeFillShade="D9"/>
           </w:tcPr>
@@ -5361,7 +5450,7 @@
         </w:tc>
         <w:tc>
           <w:tcPr>
-            <w:tcW w:w="2054" w:type="pct"/>
+            <w:tcW w:w="1772" w:type="pct"/>
           </w:tcPr>
           <w:p>
             <w:r>
@@ -5393,7 +5482,7 @@
         </w:trPr>
         <w:tc>
           <w:tcPr>
-            <w:tcW w:w="167" w:type="pct"/>
+            <w:tcW w:w="470" w:type="pct"/>
             <w:vMerge/>
             <w:shd w:val="clear" w:color="auto" w:fill="D9D9D9" w:themeFill="background1" w:themeFillShade="D9"/>
           </w:tcPr>
@@ -5401,7 +5490,7 @@
         </w:tc>
         <w:tc>
           <w:tcPr>
-            <w:tcW w:w="2204" w:type="pct"/>
+            <w:tcW w:w="1922" w:type="pct"/>
             <w:gridSpan w:val="2"/>
             <w:vAlign w:val="center"/>
           </w:tcPr>
@@ -5433,7 +5522,7 @@
         </w:tc>
         <w:tc>
           <w:tcPr>
-            <w:tcW w:w="170" w:type="pct"/>
+            <w:tcW w:w="431" w:type="pct"/>
             <w:vMerge/>
             <w:shd w:val="clear" w:color="auto" w:fill="D9D9D9" w:themeFill="background1" w:themeFillShade="D9"/>
           </w:tcPr>
@@ -5445,7 +5534,7 @@
         </w:tc>
         <w:tc>
           <w:tcPr>
-            <w:tcW w:w="2459" w:type="pct"/>
+            <w:tcW w:w="2177" w:type="pct"/>
             <w:gridSpan w:val="2"/>
             <w:vAlign w:val="center"/>
           </w:tcPr>
@@ -5479,7 +5568,7 @@
       <w:tr>
         <w:tc>
           <w:tcPr>
-            <w:tcW w:w="167" w:type="pct"/>
+            <w:tcW w:w="470" w:type="pct"/>
             <w:vMerge/>
             <w:shd w:val="clear" w:color="auto" w:fill="D9D9D9" w:themeFill="background1" w:themeFillShade="D9"/>
           </w:tcPr>
@@ -5487,7 +5576,7 @@
         </w:tc>
         <w:tc>
           <w:tcPr>
-            <w:tcW w:w="2204" w:type="pct"/>
+            <w:tcW w:w="1922" w:type="pct"/>
             <w:gridSpan w:val="2"/>
           </w:tcPr>
           <w:p>
@@ -5515,7 +5604,7 @@
         </w:tc>
         <w:tc>
           <w:tcPr>
-            <w:tcW w:w="170" w:type="pct"/>
+            <w:tcW w:w="431" w:type="pct"/>
             <w:vMerge/>
             <w:shd w:val="clear" w:color="auto" w:fill="D9D9D9" w:themeFill="background1" w:themeFillShade="D9"/>
           </w:tcPr>
@@ -5523,7 +5612,7 @@
         </w:tc>
         <w:tc>
           <w:tcPr>
-            <w:tcW w:w="2459" w:type="pct"/>
+            <w:tcW w:w="2177" w:type="pct"/>
             <w:gridSpan w:val="2"/>
           </w:tcPr>
           <w:p>
